--- a/Session 3.docx
+++ b/Session 3.docx
@@ -1,91 +1,247 @@
 
 <file path=word/document.xml><?xml version="1.0" encoding="utf-8"?>
-<w:document xmlns:wpc="http://schemas.microsoft.com/office/word/2010/wordprocessingCanvas" xmlns:cx="http://schemas.microsoft.com/office/drawing/2014/chartex" xmlns:cx1="http://schemas.microsoft.com/office/drawing/2015/9/8/chartex" xmlns:cx2="http://schemas.microsoft.com/office/drawing/2015/10/21/chartex" xmlns:cx3="http://schemas.microsoft.com/office/drawing/2016/5/9/chartex" xmlns:cx4="http://schemas.microsoft.com/office/drawing/2016/5/10/chartex" xmlns:cx5="http://schemas.microsoft.com/office/drawing/2016/5/11/chartex" xmlns:cx6="http://schemas.microsoft.com/office/drawing/2016/5/12/chartex" xmlns:cx7="http://schemas.microsoft.com/office/drawing/2016/5/13/chartex" xmlns:cx8="http://schemas.microsoft.com/office/drawing/2016/5/14/chartex" xmlns:mc="http://schemas.openxmlformats.org/markup-compatibility/2006" xmlns:aink="http://schemas.microsoft.com/office/drawing/2016/ink" xmlns:am3d="http://schemas.microsoft.com/office/drawing/2017/model3d" xmlns:o="urn:schemas-microsoft-com:office:office" xmlns:oel="http://schemas.microsoft.com/office/2019/extlst" xmlns:r="http://schemas.openxmlformats.org/officeDocument/2006/relationships" xmlns:m="http://schemas.openxmlformats.org/officeDocument/2006/math" xmlns:v="urn:schemas-microsoft-com:vml" xmlns:wp14="http://schemas.microsoft.com/office/word/2010/wordprocessingDrawing" xmlns:wp="http://schemas.openxmlformats.org/drawingml/2006/wordprocessingDrawing" xmlns:w10="urn:schemas-microsoft-com:office:word" xmlns:w="http://schemas.openxmlformats.org/wordprocessingml/2006/main" xmlns:w14="http://schemas.microsoft.com/office/word/2010/wordml" xmlns:w15="http://schemas.microsoft.com/office/word/2012/wordml" xmlns:w16cei="http://schemas.microsoft.com/office/word/2026/wordml/cei" xmlns:w16cex="http://schemas.microsoft.com/office/word/2018/wordml/cex" xmlns:w16cid="http://schemas.microsoft.com/office/word/2016/wordml/cid" xmlns:w16="http://schemas.microsoft.com/office/word/2018/wordml" xmlns:w16du="http://schemas.microsoft.com/office/word/2023/wordml/word16du" xmlns:w16sdtdh="http://schemas.microsoft.com/office/word/2020/wordml/sdtdatahash" xmlns:w16sdtfl="http://schemas.microsoft.com/office/word/2024/wordml/sdtformatlock" xmlns:w16se="http://schemas.microsoft.com/office/word/2015/wordml/symex" xmlns:wpg="http://schemas.microsoft.com/office/word/2010/wordprocessingGroup" xmlns:wpi="http://schemas.microsoft.com/office/word/2010/wordprocessingInk" xmlns:wne="http://schemas.microsoft.com/office/word/2006/wordml" xmlns:wps="http://schemas.microsoft.com/office/word/2010/wordprocessingShape" mc:Ignorable="w14 w15 w16se w16cid w16 w16cex w16sdtdh w16sdtfl w16du wp14">
+<w:document xmlns:wpc="http://schemas.microsoft.com/office/word/2010/wordprocessingCanvas" xmlns:cx="http://schemas.microsoft.com/office/drawing/2014/chartex" xmlns:cx1="http://schemas.microsoft.com/office/drawing/2015/9/8/chartex" xmlns:cx2="http://schemas.microsoft.com/office/drawing/2015/10/21/chartex" xmlns:cx3="http://schemas.microsoft.com/office/drawing/2016/5/9/chartex" xmlns:cx4="http://schemas.microsoft.com/office/drawing/2016/5/10/chartex" xmlns:cx5="http://schemas.microsoft.com/office/drawing/2016/5/11/chartex" xmlns:cx6="http://schemas.microsoft.com/office/drawing/2016/5/12/chartex" xmlns:cx7="http://schemas.microsoft.com/office/drawing/2016/5/13/chartex" xmlns:cx8="http://schemas.microsoft.com/office/drawing/2016/5/14/chartex" xmlns:mc="http://schemas.openxmlformats.org/markup-compatibility/2006" xmlns:aink="http://schemas.microsoft.com/office/drawing/2016/ink" xmlns:am3d="http://schemas.microsoft.com/office/drawing/2017/model3d" xmlns:o="urn:schemas-microsoft-com:office:office" xmlns:oel="http://schemas.microsoft.com/office/2019/extlst" xmlns:r="http://schemas.openxmlformats.org/officeDocument/2006/relationships" xmlns:m="http://schemas.openxmlformats.org/officeDocument/2006/math" xmlns:v="urn:schemas-microsoft-com:vml" xmlns:wp14="http://schemas.microsoft.com/office/word/2010/wordprocessingDrawing" xmlns:wp="http://schemas.openxmlformats.org/drawingml/2006/wordprocessingDrawing" xmlns:w10="urn:schemas-microsoft-com:office:word" xmlns:w="http://schemas.openxmlformats.org/wordprocessingml/2006/main" xmlns:w14="http://schemas.microsoft.com/office/word/2010/wordml" xmlns:w15="http://schemas.microsoft.com/office/word/2012/wordml" xmlns:w16cex="http://schemas.microsoft.com/office/word/2018/wordml/cex" xmlns:w16cid="http://schemas.microsoft.com/office/word/2016/wordml/cid" xmlns:w16="http://schemas.microsoft.com/office/word/2018/wordml" xmlns:w16du="http://schemas.microsoft.com/office/word/2023/wordml/word16du" xmlns:w16sdtdh="http://schemas.microsoft.com/office/word/2020/wordml/sdtdatahash" xmlns:w16sdtfl="http://schemas.microsoft.com/office/word/2024/wordml/sdtformatlock" xmlns:w16se="http://schemas.microsoft.com/office/word/2015/wordml/symex" xmlns:wpg="http://schemas.microsoft.com/office/word/2010/wordprocessingGroup" xmlns:wpi="http://schemas.microsoft.com/office/word/2010/wordprocessingInk" xmlns:wne="http://schemas.microsoft.com/office/word/2006/wordml" xmlns:wps="http://schemas.microsoft.com/office/word/2010/wordprocessingShape" mc:Ignorable="w14 w15 w16se w16cid w16 w16cex w16sdtdh w16sdtfl w16du wp14">
   <w:body>
     <w:p>
       <w:r>
-        <w:t xml:space="preserve">Week 1 </w:t>
-      </w:r>
-    </w:p>
-    <w:p>
-      <w:r>
-        <w:t>Session 3 - 1</w:t>
-      </w:r>
-    </w:p>
-    <w:p>
-      <w:r>
-        <w:t> </w:t>
-      </w:r>
-      <w:r>
-        <w:t xml:space="preserve">Code : </w:t>
-      </w:r>
-    </w:p>
-    <w:p/>
-    <w:p/>
+        <w:t xml:space="preserve">Session 3 -1 </w:t>
+      </w:r>
+    </w:p>
     <w:p>
       <w:r>
         <w:t xml:space="preserve">import </w:t>
       </w:r>
-      <w:proofErr w:type="spellStart"/>
-      <w:r>
-        <w:t>java.util</w:t>
-      </w:r>
-      <w:proofErr w:type="spellEnd"/>
-      <w:r>
-        <w:t>.*;</w:t>
-      </w:r>
-    </w:p>
-    <w:p>
-      <w:r>
-        <w:t> </w:t>
-      </w:r>
-    </w:p>
-    <w:p>
-      <w:r>
-        <w:t>class Player {</w:t>
-      </w:r>
-    </w:p>
-    <w:p>
-      <w:r>
-        <w:t xml:space="preserve">    String name;</w:t>
-      </w:r>
-    </w:p>
-    <w:p>
-      <w:r>
-        <w:t xml:space="preserve">    int score;</w:t>
-      </w:r>
-    </w:p>
-    <w:p>
-      <w:r>
-        <w:t> </w:t>
-      </w:r>
-    </w:p>
-    <w:p>
-      <w:r>
-        <w:t xml:space="preserve">    Player(String name, int score) {</w:t>
-      </w:r>
-    </w:p>
-    <w:p>
-      <w:r>
-        <w:t xml:space="preserve">        this.name = name;</w:t>
-      </w:r>
-    </w:p>
-    <w:p>
-      <w:r>
-        <w:t xml:space="preserve">        </w:t>
-      </w:r>
-      <w:proofErr w:type="spellStart"/>
-      <w:r>
-        <w:t>this.score</w:t>
-      </w:r>
-      <w:proofErr w:type="spellEnd"/>
-      <w:r>
-        <w:t xml:space="preserve"> = score;</w:t>
-      </w:r>
-    </w:p>
-    <w:p>
-      <w:r>
-        <w:t xml:space="preserve">    }</w:t>
+      <w:proofErr w:type="gramStart"/>
+      <w:r>
+        <w:t>java.io.*</w:t>
+      </w:r>
+      <w:proofErr w:type="gramEnd"/>
+      <w:r>
+        <w:t>;</w:t>
+      </w:r>
+    </w:p>
+    <w:p>
+      <w:r>
+        <w:t>class Result {</w:t>
+      </w:r>
+    </w:p>
+    <w:p>
+      <w:r>
+        <w:t xml:space="preserve">    public static String </w:t>
+      </w:r>
+      <w:proofErr w:type="spellStart"/>
+      <w:proofErr w:type="gramStart"/>
+      <w:r>
+        <w:t>timeConversion</w:t>
+      </w:r>
+      <w:proofErr w:type="spellEnd"/>
+      <w:r>
+        <w:t>(</w:t>
+      </w:r>
+      <w:proofErr w:type="gramEnd"/>
+      <w:r>
+        <w:t>String s) {</w:t>
+      </w:r>
+    </w:p>
+    <w:p>
+      <w:r>
+        <w:t xml:space="preserve">        String </w:t>
+      </w:r>
+      <w:proofErr w:type="spellStart"/>
+      <w:r>
+        <w:t>ampm</w:t>
+      </w:r>
+      <w:proofErr w:type="spellEnd"/>
+      <w:r>
+        <w:t xml:space="preserve"> = </w:t>
+      </w:r>
+      <w:proofErr w:type="spellStart"/>
+      <w:proofErr w:type="gramStart"/>
+      <w:r>
+        <w:t>s.substring</w:t>
+      </w:r>
+      <w:proofErr w:type="spellEnd"/>
+      <w:proofErr w:type="gramEnd"/>
+      <w:r>
+        <w:t>(</w:t>
+      </w:r>
+      <w:proofErr w:type="spellStart"/>
+      <w:proofErr w:type="gramStart"/>
+      <w:r>
+        <w:t>s.length</w:t>
+      </w:r>
+      <w:proofErr w:type="spellEnd"/>
+      <w:proofErr w:type="gramEnd"/>
+      <w:r>
+        <w:t>() - 2);</w:t>
+      </w:r>
+    </w:p>
+    <w:p>
+      <w:r>
+        <w:t xml:space="preserve">        </w:t>
+      </w:r>
+    </w:p>
+    <w:p>
+      <w:r>
+        <w:t xml:space="preserve">        int hour = </w:t>
+      </w:r>
+      <w:proofErr w:type="spellStart"/>
+      <w:r>
+        <w:t>Integer.parseInt</w:t>
+      </w:r>
+      <w:proofErr w:type="spellEnd"/>
+      <w:r>
+        <w:t>(</w:t>
+      </w:r>
+      <w:proofErr w:type="spellStart"/>
+      <w:proofErr w:type="gramStart"/>
+      <w:r>
+        <w:t>s.substring</w:t>
+      </w:r>
+      <w:proofErr w:type="spellEnd"/>
+      <w:proofErr w:type="gramEnd"/>
+      <w:r>
+        <w:t>(0, 2));</w:t>
+      </w:r>
+    </w:p>
+    <w:p>
+      <w:r>
+        <w:t xml:space="preserve">        String </w:t>
+      </w:r>
+      <w:proofErr w:type="spellStart"/>
+      <w:r>
+        <w:t>minSec</w:t>
+      </w:r>
+      <w:proofErr w:type="spellEnd"/>
+      <w:r>
+        <w:t xml:space="preserve"> = </w:t>
+      </w:r>
+      <w:proofErr w:type="spellStart"/>
+      <w:proofErr w:type="gramStart"/>
+      <w:r>
+        <w:t>s.substring</w:t>
+      </w:r>
+      <w:proofErr w:type="spellEnd"/>
+      <w:proofErr w:type="gramEnd"/>
+      <w:r>
+        <w:t xml:space="preserve">(2, </w:t>
+      </w:r>
+      <w:proofErr w:type="spellStart"/>
+      <w:proofErr w:type="gramStart"/>
+      <w:r>
+        <w:t>s.length</w:t>
+      </w:r>
+      <w:proofErr w:type="spellEnd"/>
+      <w:proofErr w:type="gramEnd"/>
+      <w:r>
+        <w:t>() - 2);</w:t>
+      </w:r>
+    </w:p>
+    <w:p>
+      <w:r>
+        <w:t xml:space="preserve">        </w:t>
+      </w:r>
+    </w:p>
+    <w:p>
+      <w:r>
+        <w:t>        if (</w:t>
+      </w:r>
+      <w:proofErr w:type="spellStart"/>
+      <w:proofErr w:type="gramStart"/>
+      <w:r>
+        <w:t>ampm.equals</w:t>
+      </w:r>
+      <w:proofErr w:type="spellEnd"/>
+      <w:proofErr w:type="gramEnd"/>
+      <w:r>
+        <w:t>("PM")) {</w:t>
+      </w:r>
+    </w:p>
+    <w:p>
+      <w:r>
+        <w:t>            if (</w:t>
+      </w:r>
+      <w:proofErr w:type="gramStart"/>
+      <w:r>
+        <w:t>hour !</w:t>
+      </w:r>
+      <w:proofErr w:type="gramEnd"/>
+      <w:r>
+        <w:t>= 12) {</w:t>
+      </w:r>
+    </w:p>
+    <w:p>
+      <w:r>
+        <w:t>                hour += 12;</w:t>
+      </w:r>
+    </w:p>
+    <w:p>
+      <w:r>
+        <w:t>            }</w:t>
+      </w:r>
+    </w:p>
+    <w:p>
+      <w:r>
+        <w:t xml:space="preserve">        } else </w:t>
+      </w:r>
+      <w:proofErr w:type="gramStart"/>
+      <w:r>
+        <w:t>{ /</w:t>
+      </w:r>
+      <w:proofErr w:type="gramEnd"/>
+      <w:r>
+        <w:t>/ AM case</w:t>
+      </w:r>
+    </w:p>
+    <w:p>
+      <w:r>
+        <w:t>            if (hour == 12) {</w:t>
+      </w:r>
+    </w:p>
+    <w:p>
+      <w:r>
+        <w:t>                hour = 0;</w:t>
+      </w:r>
+    </w:p>
+    <w:p>
+      <w:r>
+        <w:t>            }</w:t>
+      </w:r>
+    </w:p>
+    <w:p>
+      <w:r>
+        <w:t>        }</w:t>
+      </w:r>
+    </w:p>
+    <w:p>
+      <w:r>
+        <w:t xml:space="preserve">        </w:t>
+      </w:r>
+    </w:p>
+    <w:p>
+      <w:r>
+        <w:t xml:space="preserve">        return </w:t>
+      </w:r>
+      <w:proofErr w:type="spellStart"/>
+      <w:r>
+        <w:t>String.format</w:t>
+      </w:r>
+      <w:proofErr w:type="spellEnd"/>
+      <w:r>
+        <w:t xml:space="preserve">("%02d", hour) + </w:t>
+      </w:r>
+      <w:proofErr w:type="spellStart"/>
+      <w:r>
+        <w:t>minSec</w:t>
+      </w:r>
+      <w:proofErr w:type="spellEnd"/>
+      <w:r>
+        <w:t>;</w:t>
+      </w:r>
+    </w:p>
+    <w:p>
+      <w:r>
+        <w:t>    }</w:t>
       </w:r>
     </w:p>
     <w:p>
@@ -95,108 +251,219 @@
     </w:p>
     <w:p>
       <w:r>
-        <w:t> </w:t>
-      </w:r>
-    </w:p>
-    <w:p>
-      <w:r>
-        <w:t>class Checker implements Comparator&lt;Player&gt; {</w:t>
-      </w:r>
-    </w:p>
-    <w:p>
-      <w:r>
-        <w:t> </w:t>
-      </w:r>
-    </w:p>
-    <w:p>
-      <w:r>
-        <w:t xml:space="preserve">    @Override</w:t>
-      </w:r>
-    </w:p>
-    <w:p>
-      <w:r>
-        <w:t xml:space="preserve">    public int compare(Player a, Player b) {</w:t>
-      </w:r>
-    </w:p>
-    <w:p>
-      <w:r>
-        <w:t xml:space="preserve">        // Higher score first</w:t>
-      </w:r>
-    </w:p>
-    <w:p>
-      <w:r>
-        <w:t xml:space="preserve">        if (</w:t>
-      </w:r>
-      <w:proofErr w:type="spellStart"/>
-      <w:r>
-        <w:t>a.score</w:t>
-      </w:r>
-      <w:proofErr w:type="spellEnd"/>
-      <w:r>
-        <w:t xml:space="preserve"> != </w:t>
-      </w:r>
-      <w:proofErr w:type="spellStart"/>
-      <w:r>
-        <w:t>b.score</w:t>
-      </w:r>
-      <w:proofErr w:type="spellEnd"/>
-      <w:r>
-        <w:t>) {</w:t>
-      </w:r>
-    </w:p>
-    <w:p>
-      <w:r>
-        <w:t xml:space="preserve">            return </w:t>
-      </w:r>
-      <w:proofErr w:type="spellStart"/>
-      <w:r>
-        <w:t>b.score</w:t>
-      </w:r>
-      <w:proofErr w:type="spellEnd"/>
-      <w:r>
-        <w:t xml:space="preserve"> - </w:t>
-      </w:r>
-      <w:proofErr w:type="spellStart"/>
-      <w:r>
-        <w:t>a.score</w:t>
-      </w:r>
-      <w:proofErr w:type="spellEnd"/>
-      <w:r>
-        <w:t>;</w:t>
-      </w:r>
-    </w:p>
-    <w:p>
-      <w:r>
-        <w:t xml:space="preserve">        }</w:t>
-      </w:r>
-    </w:p>
-    <w:p>
-      <w:r>
-        <w:t> </w:t>
-      </w:r>
-    </w:p>
-    <w:p>
-      <w:r>
-        <w:t xml:space="preserve">        // If scores are equal, alphabetical order</w:t>
-      </w:r>
-    </w:p>
-    <w:p>
-      <w:r>
-        <w:t xml:space="preserve">        return </w:t>
-      </w:r>
-      <w:proofErr w:type="spellStart"/>
-      <w:r>
-        <w:t>a.name.compareTo</w:t>
-      </w:r>
-      <w:proofErr w:type="spellEnd"/>
-      <w:r>
-        <w:t>(b.name);</w:t>
+        <w:t>public class Solution {</w:t>
+      </w:r>
+    </w:p>
+    <w:p>
+      <w:r>
+        <w:t xml:space="preserve">    public static void </w:t>
+      </w:r>
+      <w:proofErr w:type="gramStart"/>
+      <w:r>
+        <w:t>main(String[</w:t>
+      </w:r>
+      <w:proofErr w:type="gramEnd"/>
+      <w:r>
+        <w:t xml:space="preserve">] </w:t>
+      </w:r>
+      <w:proofErr w:type="spellStart"/>
+      <w:r>
+        <w:t>args</w:t>
+      </w:r>
+      <w:proofErr w:type="spellEnd"/>
+      <w:r>
+        <w:t xml:space="preserve">) throws </w:t>
+      </w:r>
+      <w:proofErr w:type="spellStart"/>
+      <w:r>
+        <w:t>IOException</w:t>
+      </w:r>
+      <w:proofErr w:type="spellEnd"/>
+      <w:r>
+        <w:t xml:space="preserve"> {</w:t>
+      </w:r>
+    </w:p>
+    <w:p>
+      <w:r>
+        <w:t xml:space="preserve">        </w:t>
+      </w:r>
+      <w:proofErr w:type="spellStart"/>
+      <w:r>
+        <w:t>BufferedReader</w:t>
+      </w:r>
+      <w:proofErr w:type="spellEnd"/>
+      <w:r>
+        <w:t xml:space="preserve"> </w:t>
+      </w:r>
+      <w:proofErr w:type="spellStart"/>
+      <w:r>
+        <w:t>bufferedReader</w:t>
+      </w:r>
+      <w:proofErr w:type="spellEnd"/>
+      <w:r>
+        <w:t xml:space="preserve"> = new </w:t>
+      </w:r>
+      <w:proofErr w:type="spellStart"/>
+      <w:proofErr w:type="gramStart"/>
+      <w:r>
+        <w:t>BufferedReader</w:t>
+      </w:r>
+      <w:proofErr w:type="spellEnd"/>
+      <w:r>
+        <w:t>(</w:t>
+      </w:r>
+      <w:proofErr w:type="gramEnd"/>
+      <w:r>
+        <w:t xml:space="preserve">new </w:t>
+      </w:r>
+      <w:proofErr w:type="spellStart"/>
+      <w:proofErr w:type="gramStart"/>
+      <w:r>
+        <w:t>InputStreamReader</w:t>
+      </w:r>
+      <w:proofErr w:type="spellEnd"/>
+      <w:r>
+        <w:t>(</w:t>
+      </w:r>
+      <w:proofErr w:type="gramEnd"/>
+      <w:r>
+        <w:t>System.in));</w:t>
+      </w:r>
+    </w:p>
+    <w:p>
+      <w:r>
+        <w:t xml:space="preserve">        </w:t>
+      </w:r>
+      <w:proofErr w:type="spellStart"/>
+      <w:r>
+        <w:t>BufferedWriter</w:t>
+      </w:r>
+      <w:proofErr w:type="spellEnd"/>
+      <w:r>
+        <w:t xml:space="preserve"> </w:t>
+      </w:r>
+      <w:proofErr w:type="spellStart"/>
+      <w:r>
+        <w:t>bufferedWriter</w:t>
+      </w:r>
+      <w:proofErr w:type="spellEnd"/>
+      <w:r>
+        <w:t xml:space="preserve"> = new </w:t>
+      </w:r>
+      <w:proofErr w:type="spellStart"/>
+      <w:proofErr w:type="gramStart"/>
+      <w:r>
+        <w:t>BufferedWriter</w:t>
+      </w:r>
+      <w:proofErr w:type="spellEnd"/>
+      <w:r>
+        <w:t>(</w:t>
+      </w:r>
+      <w:proofErr w:type="gramEnd"/>
+      <w:r>
+        <w:t xml:space="preserve">new </w:t>
+      </w:r>
+      <w:proofErr w:type="spellStart"/>
+      <w:proofErr w:type="gramStart"/>
+      <w:r>
+        <w:t>FileWriter</w:t>
+      </w:r>
+      <w:proofErr w:type="spellEnd"/>
+      <w:r>
+        <w:t>(</w:t>
+      </w:r>
+      <w:proofErr w:type="spellStart"/>
+      <w:proofErr w:type="gramEnd"/>
+      <w:r>
+        <w:t>System.getenv</w:t>
+      </w:r>
+      <w:proofErr w:type="spellEnd"/>
+      <w:r>
+        <w:t>("OUTPUT_PATH")));</w:t>
+      </w:r>
+    </w:p>
+    <w:p>
+      <w:r>
+        <w:t xml:space="preserve">        String s = </w:t>
+      </w:r>
+      <w:proofErr w:type="spellStart"/>
+      <w:r>
+        <w:t>bufferedReader.readLine</w:t>
+      </w:r>
+      <w:proofErr w:type="spellEnd"/>
+      <w:r>
+        <w:t>();</w:t>
       </w:r>
     </w:p>
     <w:p>
       <w:r>
         <w:lastRenderedPageBreak/>
-        <w:t xml:space="preserve">    }</w:t>
+        <w:t xml:space="preserve">        String result = </w:t>
+      </w:r>
+      <w:proofErr w:type="spellStart"/>
+      <w:r>
+        <w:t>Result.timeConversion</w:t>
+      </w:r>
+      <w:proofErr w:type="spellEnd"/>
+      <w:r>
+        <w:t>(s);</w:t>
+      </w:r>
+    </w:p>
+    <w:p>
+      <w:r>
+        <w:t xml:space="preserve">        </w:t>
+      </w:r>
+      <w:proofErr w:type="spellStart"/>
+      <w:r>
+        <w:t>bufferedWriter.write</w:t>
+      </w:r>
+      <w:proofErr w:type="spellEnd"/>
+      <w:r>
+        <w:t>(result);</w:t>
+      </w:r>
+    </w:p>
+    <w:p>
+      <w:r>
+        <w:t xml:space="preserve">        </w:t>
+      </w:r>
+      <w:proofErr w:type="spellStart"/>
+      <w:r>
+        <w:t>bufferedWriter.newLine</w:t>
+      </w:r>
+      <w:proofErr w:type="spellEnd"/>
+      <w:r>
+        <w:t>();</w:t>
+      </w:r>
+    </w:p>
+    <w:p>
+      <w:r>
+        <w:t xml:space="preserve">        </w:t>
+      </w:r>
+      <w:proofErr w:type="spellStart"/>
+      <w:r>
+        <w:t>bufferedReader.close</w:t>
+      </w:r>
+      <w:proofErr w:type="spellEnd"/>
+      <w:r>
+        <w:t>();</w:t>
+      </w:r>
+    </w:p>
+    <w:p>
+      <w:r>
+        <w:t xml:space="preserve">        </w:t>
+      </w:r>
+      <w:proofErr w:type="spellStart"/>
+      <w:r>
+        <w:t>bufferedWriter.close</w:t>
+      </w:r>
+      <w:proofErr w:type="spellEnd"/>
+      <w:r>
+        <w:t>();</w:t>
+      </w:r>
+    </w:p>
+    <w:p>
+      <w:r>
+        <w:t>    }</w:t>
       </w:r>
     </w:p>
     <w:p>
@@ -206,246 +473,11 @@
     </w:p>
     <w:p>
       <w:r>
-        <w:t> </w:t>
-      </w:r>
-    </w:p>
-    <w:p>
-      <w:r>
-        <w:t>public class Main {</w:t>
-      </w:r>
-    </w:p>
-    <w:p>
-      <w:r>
-        <w:t xml:space="preserve">    public static void main(String[] </w:t>
-      </w:r>
-      <w:proofErr w:type="spellStart"/>
-      <w:r>
-        <w:t>args</w:t>
-      </w:r>
-      <w:proofErr w:type="spellEnd"/>
-      <w:r>
-        <w:t>) {</w:t>
-      </w:r>
-    </w:p>
-    <w:p>
-      <w:r>
-        <w:t xml:space="preserve">        Scanner </w:t>
-      </w:r>
-      <w:proofErr w:type="spellStart"/>
-      <w:r>
-        <w:t>sc</w:t>
-      </w:r>
-      <w:proofErr w:type="spellEnd"/>
-      <w:r>
-        <w:t xml:space="preserve"> = new Scanner(System.in);</w:t>
-      </w:r>
-    </w:p>
-    <w:p>
-      <w:r>
-        <w:t> </w:t>
-      </w:r>
-    </w:p>
-    <w:p>
-      <w:r>
-        <w:t xml:space="preserve">        int n = </w:t>
-      </w:r>
-      <w:proofErr w:type="spellStart"/>
-      <w:r>
-        <w:t>sc.nextInt</w:t>
-      </w:r>
-      <w:proofErr w:type="spellEnd"/>
-      <w:r>
-        <w:t>();</w:t>
-      </w:r>
-    </w:p>
-    <w:p>
-      <w:r>
-        <w:t xml:space="preserve">        Player[] players = new Player[n];</w:t>
-      </w:r>
-    </w:p>
-    <w:p>
-      <w:r>
-        <w:t> </w:t>
-      </w:r>
-    </w:p>
-    <w:p>
-      <w:r>
-        <w:t xml:space="preserve">        for (int </w:t>
-      </w:r>
-      <w:proofErr w:type="spellStart"/>
-      <w:r>
-        <w:t>i</w:t>
-      </w:r>
-      <w:proofErr w:type="spellEnd"/>
-      <w:r>
-        <w:t xml:space="preserve"> = 0; </w:t>
-      </w:r>
-      <w:proofErr w:type="spellStart"/>
-      <w:r>
-        <w:t>i</w:t>
-      </w:r>
-      <w:proofErr w:type="spellEnd"/>
-      <w:r>
-        <w:t xml:space="preserve"> &lt; n; </w:t>
-      </w:r>
-      <w:proofErr w:type="spellStart"/>
-      <w:r>
-        <w:t>i</w:t>
-      </w:r>
-      <w:proofErr w:type="spellEnd"/>
-      <w:r>
-        <w:t>++) {</w:t>
-      </w:r>
-    </w:p>
-    <w:p>
-      <w:r>
-        <w:t xml:space="preserve">            String name = </w:t>
-      </w:r>
-      <w:proofErr w:type="spellStart"/>
-      <w:r>
-        <w:t>sc.next</w:t>
-      </w:r>
-      <w:proofErr w:type="spellEnd"/>
-      <w:r>
-        <w:t>();</w:t>
-      </w:r>
-    </w:p>
-    <w:p>
-      <w:r>
-        <w:t xml:space="preserve">            int score = </w:t>
-      </w:r>
-      <w:proofErr w:type="spellStart"/>
-      <w:r>
-        <w:t>sc.nextInt</w:t>
-      </w:r>
-      <w:proofErr w:type="spellEnd"/>
-      <w:r>
-        <w:t>();</w:t>
-      </w:r>
-    </w:p>
-    <w:p>
-      <w:r>
-        <w:t> </w:t>
-      </w:r>
-    </w:p>
-    <w:p>
-      <w:r>
-        <w:t xml:space="preserve">            players[</w:t>
-      </w:r>
-      <w:proofErr w:type="spellStart"/>
-      <w:r>
-        <w:t>i</w:t>
-      </w:r>
-      <w:proofErr w:type="spellEnd"/>
-      <w:r>
-        <w:t>] = new Player(name, score);</w:t>
-      </w:r>
-    </w:p>
-    <w:p>
-      <w:r>
-        <w:t xml:space="preserve">        }</w:t>
-      </w:r>
-    </w:p>
-    <w:p>
-      <w:r>
-        <w:t> </w:t>
-      </w:r>
-    </w:p>
-    <w:p>
-      <w:r>
-        <w:t xml:space="preserve">        </w:t>
-      </w:r>
-      <w:proofErr w:type="spellStart"/>
-      <w:r>
-        <w:t>Arrays.sort</w:t>
-      </w:r>
-      <w:proofErr w:type="spellEnd"/>
-      <w:r>
-        <w:t>(players, new Checker());</w:t>
-      </w:r>
-    </w:p>
-    <w:p>
-      <w:r>
-        <w:t> </w:t>
-      </w:r>
-    </w:p>
-    <w:p>
-      <w:r>
-        <w:t xml:space="preserve">        for (Player p : players) {</w:t>
-      </w:r>
-    </w:p>
-    <w:p>
-      <w:r>
-        <w:t xml:space="preserve">            </w:t>
-      </w:r>
-      <w:proofErr w:type="spellStart"/>
-      <w:r>
-        <w:t>System.out.println</w:t>
-      </w:r>
-      <w:proofErr w:type="spellEnd"/>
-      <w:r>
-        <w:t xml:space="preserve">(p.name + " " + </w:t>
-      </w:r>
-      <w:proofErr w:type="spellStart"/>
-      <w:r>
-        <w:t>p.score</w:t>
-      </w:r>
-      <w:proofErr w:type="spellEnd"/>
-      <w:r>
-        <w:t>);</w:t>
-      </w:r>
-    </w:p>
-    <w:p>
-      <w:r>
-        <w:t xml:space="preserve">        }</w:t>
-      </w:r>
-    </w:p>
-    <w:p>
-      <w:r>
-        <w:t> </w:t>
-      </w:r>
-    </w:p>
-    <w:p>
-      <w:r>
-        <w:t xml:space="preserve">        </w:t>
-      </w:r>
-      <w:proofErr w:type="spellStart"/>
-      <w:r>
-        <w:t>sc.close</w:t>
-      </w:r>
-      <w:proofErr w:type="spellEnd"/>
-      <w:r>
-        <w:t>();</w:t>
-      </w:r>
-    </w:p>
-    <w:p>
-      <w:r>
-        <w:t xml:space="preserve">    }</w:t>
-      </w:r>
-    </w:p>
-    <w:p>
-      <w:r>
-        <w:t>}</w:t>
-      </w:r>
-    </w:p>
-    <w:p>
-      <w:r>
-        <w:t> </w:t>
-      </w:r>
-    </w:p>
-    <w:p>
-      <w:r>
-        <w:t> </w:t>
-      </w:r>
-    </w:p>
-    <w:p>
-      <w:r>
-        <w:lastRenderedPageBreak/>
         <w:drawing>
-          <wp:inline distT="0" distB="0" distL="0" distR="0" wp14:anchorId="5259D64C" wp14:editId="056C3FB7">
-            <wp:extent cx="4861560" cy="2430780"/>
-            <wp:effectExtent l="0" t="0" r="0" b="7620"/>
-            <wp:docPr id="1244371815" name="Picture 2"/>
+          <wp:inline distT="0" distB="0" distL="0" distR="0" wp14:anchorId="2C409F9D" wp14:editId="7E131B2D">
+            <wp:extent cx="5731510" cy="2437765"/>
+            <wp:effectExtent l="0" t="0" r="2540" b="635"/>
+            <wp:docPr id="286280864" name="Picture 2"/>
             <wp:cNvGraphicFramePr>
               <a:graphicFrameLocks xmlns:a="http://schemas.openxmlformats.org/drawingml/2006/main" noChangeAspect="1"/>
             </wp:cNvGraphicFramePr>
@@ -474,7 +506,7 @@
                   <pic:spPr bwMode="auto">
                     <a:xfrm>
                       <a:off x="0" y="0"/>
-                      <a:ext cx="4861560" cy="2430780"/>
+                      <a:ext cx="5731510" cy="2437765"/>
                     </a:xfrm>
                     <a:prstGeom prst="rect">
                       <a:avLst/>
@@ -491,9 +523,12 @@
         </w:drawing>
       </w:r>
     </w:p>
+    <w:p>
+      <w:r>
+        <w:t> </w:t>
+      </w:r>
+    </w:p>
     <w:p/>
-    <w:p/>
-    <w:p/>
     <w:p>
       <w:r>
         <w:t>Session 3 - 2</w:t>
@@ -501,389 +536,201 @@
     </w:p>
     <w:p>
       <w:r>
+        <w:t xml:space="preserve">   public void </w:t>
+      </w:r>
+      <w:proofErr w:type="spellStart"/>
+      <w:r>
+        <w:t>moveZeroes</w:t>
+      </w:r>
+      <w:proofErr w:type="spellEnd"/>
+      <w:r>
+        <w:t>(</w:t>
+      </w:r>
+      <w:proofErr w:type="gramStart"/>
+      <w:r>
+        <w:t>int[</w:t>
+      </w:r>
+      <w:proofErr w:type="gramEnd"/>
+      <w:r>
+        <w:t xml:space="preserve">] </w:t>
+      </w:r>
+      <w:proofErr w:type="spellStart"/>
+      <w:r>
+        <w:t>nums</w:t>
+      </w:r>
+      <w:proofErr w:type="spellEnd"/>
+      <w:r>
+        <w:t>) {</w:t>
+      </w:r>
+    </w:p>
+    <w:p>
+      <w:r>
+        <w:t xml:space="preserve">        int </w:t>
+      </w:r>
+      <w:proofErr w:type="spellStart"/>
+      <w:r>
+        <w:t>lastNonZeroFoundAt</w:t>
+      </w:r>
+      <w:proofErr w:type="spellEnd"/>
+      <w:r>
+        <w:t xml:space="preserve"> = 0;</w:t>
+      </w:r>
+    </w:p>
+    <w:p>
+      <w:r>
+        <w:t xml:space="preserve">        </w:t>
+      </w:r>
+    </w:p>
+    <w:p>
+      <w:r>
+        <w:t xml:space="preserve">        for (int cur = 0; cur &lt; </w:t>
+      </w:r>
+      <w:proofErr w:type="spellStart"/>
+      <w:proofErr w:type="gramStart"/>
+      <w:r>
+        <w:t>nums.length</w:t>
+      </w:r>
+      <w:proofErr w:type="spellEnd"/>
+      <w:proofErr w:type="gramEnd"/>
+      <w:r>
+        <w:t>; cur++) {</w:t>
+      </w:r>
+    </w:p>
+    <w:p>
+      <w:r>
+        <w:t>            if (</w:t>
+      </w:r>
+      <w:proofErr w:type="spellStart"/>
+      <w:r>
+        <w:t>nums</w:t>
+      </w:r>
+      <w:proofErr w:type="spellEnd"/>
+      <w:r>
+        <w:t>[cur</w:t>
+      </w:r>
+      <w:proofErr w:type="gramStart"/>
+      <w:r>
+        <w:t>] !</w:t>
+      </w:r>
+      <w:proofErr w:type="gramEnd"/>
+      <w:r>
+        <w:t>= 0) {</w:t>
+      </w:r>
+    </w:p>
+    <w:p>
+      <w:r>
+        <w:t xml:space="preserve">                int temp = </w:t>
+      </w:r>
+      <w:proofErr w:type="spellStart"/>
+      <w:r>
+        <w:t>nums</w:t>
+      </w:r>
+      <w:proofErr w:type="spellEnd"/>
+      <w:r>
+        <w:t>[</w:t>
+      </w:r>
+      <w:proofErr w:type="spellStart"/>
+      <w:r>
+        <w:t>lastNonZeroFoundAt</w:t>
+      </w:r>
+      <w:proofErr w:type="spellEnd"/>
+      <w:r>
+        <w:t>];</w:t>
+      </w:r>
+    </w:p>
+    <w:p>
+      <w:r>
+        <w:t xml:space="preserve">                </w:t>
+      </w:r>
+      <w:proofErr w:type="spellStart"/>
+      <w:r>
+        <w:t>nums</w:t>
+      </w:r>
+      <w:proofErr w:type="spellEnd"/>
+      <w:r>
+        <w:t>[</w:t>
+      </w:r>
+      <w:proofErr w:type="spellStart"/>
+      <w:r>
+        <w:t>lastNonZeroFoundAt</w:t>
+      </w:r>
+      <w:proofErr w:type="spellEnd"/>
+      <w:r>
+        <w:t xml:space="preserve">] = </w:t>
+      </w:r>
+      <w:proofErr w:type="spellStart"/>
+      <w:r>
+        <w:t>nums</w:t>
+      </w:r>
+      <w:proofErr w:type="spellEnd"/>
+      <w:r>
+        <w:t>[cur];</w:t>
+      </w:r>
+    </w:p>
+    <w:p>
+      <w:r>
+        <w:t xml:space="preserve">                </w:t>
+      </w:r>
+      <w:proofErr w:type="spellStart"/>
+      <w:r>
+        <w:t>nums</w:t>
+      </w:r>
+      <w:proofErr w:type="spellEnd"/>
+      <w:r>
+        <w:t>[cur] = temp;</w:t>
+      </w:r>
+    </w:p>
+    <w:p>
+      <w:r>
+        <w:t xml:space="preserve">                </w:t>
+      </w:r>
+    </w:p>
+    <w:p>
+      <w:r>
+        <w:t xml:space="preserve">                </w:t>
+      </w:r>
+      <w:proofErr w:type="spellStart"/>
+      <w:r>
+        <w:t>lastNonZeroFoundAt</w:t>
+      </w:r>
+      <w:proofErr w:type="spellEnd"/>
+      <w:r>
+        <w:t>++;</w:t>
+      </w:r>
+    </w:p>
+    <w:p>
+      <w:r>
+        <w:lastRenderedPageBreak/>
+        <w:t>            }</w:t>
+      </w:r>
+    </w:p>
+    <w:p>
+      <w:r>
+        <w:t>        }</w:t>
+      </w:r>
+    </w:p>
+    <w:p>
+      <w:r>
+        <w:t>    }</w:t>
+      </w:r>
+    </w:p>
+    <w:p>
+      <w:r>
+        <w:t>}</w:t>
+      </w:r>
+    </w:p>
+    <w:p>
+      <w:r>
         <w:t> </w:t>
       </w:r>
-      <w:r>
-        <w:t xml:space="preserve">Code : </w:t>
-      </w:r>
-    </w:p>
-    <w:p>
-      <w:r>
-        <w:t> </w:t>
-      </w:r>
-    </w:p>
-    <w:p>
-      <w:r>
-        <w:t xml:space="preserve">import </w:t>
-      </w:r>
-      <w:proofErr w:type="spellStart"/>
-      <w:r>
-        <w:t>java.util</w:t>
-      </w:r>
-      <w:proofErr w:type="spellEnd"/>
-      <w:r>
-        <w:t>.*;</w:t>
-      </w:r>
-    </w:p>
-    <w:p>
-      <w:r>
-        <w:t>class Player {</w:t>
-      </w:r>
-    </w:p>
-    <w:p>
-      <w:r>
-        <w:t>    String name;</w:t>
-      </w:r>
-    </w:p>
-    <w:p>
-      <w:r>
-        <w:t>    int score;</w:t>
-      </w:r>
-    </w:p>
-    <w:p>
-      <w:r>
-        <w:t>    Player(String name, int score) {</w:t>
-      </w:r>
-    </w:p>
-    <w:p>
-      <w:r>
-        <w:t>        this.name = name;</w:t>
-      </w:r>
-    </w:p>
-    <w:p>
-      <w:r>
-        <w:t xml:space="preserve">        </w:t>
-      </w:r>
-      <w:proofErr w:type="spellStart"/>
-      <w:r>
-        <w:t>this.score</w:t>
-      </w:r>
-      <w:proofErr w:type="spellEnd"/>
-      <w:r>
-        <w:t xml:space="preserve"> = score;</w:t>
-      </w:r>
-    </w:p>
-    <w:p>
-      <w:r>
-        <w:t>    }</w:t>
-      </w:r>
-    </w:p>
-    <w:p>
-      <w:r>
-        <w:t>}</w:t>
-      </w:r>
-    </w:p>
-    <w:p>
-      <w:r>
-        <w:t>class Checker implements Comparator&lt;Player&gt; {</w:t>
-      </w:r>
-    </w:p>
-    <w:p>
-      <w:r>
-        <w:t>    @Override</w:t>
-      </w:r>
-    </w:p>
-    <w:p>
-      <w:r>
-        <w:t>    public int compare(Player a, Player b) {</w:t>
-      </w:r>
-    </w:p>
-    <w:p>
-      <w:r>
-        <w:t>        // Sort by score in descending order</w:t>
-      </w:r>
-    </w:p>
-    <w:p>
-      <w:r>
-        <w:t>        if (</w:t>
-      </w:r>
-      <w:proofErr w:type="spellStart"/>
-      <w:r>
-        <w:t>a.score</w:t>
-      </w:r>
-      <w:proofErr w:type="spellEnd"/>
-      <w:r>
-        <w:t xml:space="preserve"> != </w:t>
-      </w:r>
-      <w:proofErr w:type="spellStart"/>
-      <w:r>
-        <w:t>b.score</w:t>
-      </w:r>
-      <w:proofErr w:type="spellEnd"/>
-      <w:r>
-        <w:t>) {</w:t>
-      </w:r>
-    </w:p>
-    <w:p>
-      <w:r>
-        <w:lastRenderedPageBreak/>
-        <w:t xml:space="preserve">            return </w:t>
-      </w:r>
-      <w:proofErr w:type="spellStart"/>
-      <w:r>
-        <w:t>b.score</w:t>
-      </w:r>
-      <w:proofErr w:type="spellEnd"/>
-      <w:r>
-        <w:t xml:space="preserve"> - </w:t>
-      </w:r>
-      <w:proofErr w:type="spellStart"/>
-      <w:r>
-        <w:t>a.score</w:t>
-      </w:r>
-      <w:proofErr w:type="spellEnd"/>
-      <w:r>
-        <w:t>;</w:t>
-      </w:r>
-    </w:p>
-    <w:p>
-      <w:r>
-        <w:t>        }</w:t>
-      </w:r>
-    </w:p>
-    <w:p>
-      <w:r>
-        <w:t>        // If scores are equal, sort by name alphabetically</w:t>
-      </w:r>
-    </w:p>
-    <w:p>
-      <w:r>
-        <w:t xml:space="preserve">        return </w:t>
-      </w:r>
-      <w:proofErr w:type="spellStart"/>
-      <w:r>
-        <w:t>a.name.compareTo</w:t>
-      </w:r>
-      <w:proofErr w:type="spellEnd"/>
-      <w:r>
-        <w:t>(b.name);</w:t>
-      </w:r>
-    </w:p>
-    <w:p>
-      <w:r>
-        <w:t>    }</w:t>
-      </w:r>
-    </w:p>
-    <w:p>
-      <w:r>
-        <w:t>}</w:t>
-      </w:r>
-    </w:p>
-    <w:p>
-      <w:r>
-        <w:t>public class Main {</w:t>
-      </w:r>
-    </w:p>
-    <w:p>
-      <w:r>
-        <w:t xml:space="preserve">    public static void main(String[] </w:t>
-      </w:r>
-      <w:proofErr w:type="spellStart"/>
-      <w:r>
-        <w:t>args</w:t>
-      </w:r>
-      <w:proofErr w:type="spellEnd"/>
-      <w:r>
-        <w:t>) {</w:t>
-      </w:r>
-    </w:p>
-    <w:p>
-      <w:r>
-        <w:t xml:space="preserve">        Scanner </w:t>
-      </w:r>
-      <w:proofErr w:type="spellStart"/>
-      <w:r>
-        <w:t>sc</w:t>
-      </w:r>
-      <w:proofErr w:type="spellEnd"/>
-      <w:r>
-        <w:t xml:space="preserve"> = new Scanner(System.in);</w:t>
-      </w:r>
-    </w:p>
-    <w:p>
-      <w:r>
-        <w:t xml:space="preserve">        int n = </w:t>
-      </w:r>
-      <w:proofErr w:type="spellStart"/>
-      <w:r>
-        <w:t>sc.nextInt</w:t>
-      </w:r>
-      <w:proofErr w:type="spellEnd"/>
-      <w:r>
-        <w:t>();</w:t>
-      </w:r>
-    </w:p>
-    <w:p>
-      <w:r>
-        <w:t>        Player[] players = new Player[n];</w:t>
-      </w:r>
-    </w:p>
-    <w:p>
-      <w:r>
-        <w:t xml:space="preserve">        for (int </w:t>
-      </w:r>
-      <w:proofErr w:type="spellStart"/>
-      <w:r>
-        <w:t>i</w:t>
-      </w:r>
-      <w:proofErr w:type="spellEnd"/>
-      <w:r>
-        <w:t xml:space="preserve"> = 0; </w:t>
-      </w:r>
-      <w:proofErr w:type="spellStart"/>
-      <w:r>
-        <w:t>i</w:t>
-      </w:r>
-      <w:proofErr w:type="spellEnd"/>
-      <w:r>
-        <w:t xml:space="preserve"> &lt; n; </w:t>
-      </w:r>
-      <w:proofErr w:type="spellStart"/>
-      <w:r>
-        <w:t>i</w:t>
-      </w:r>
-      <w:proofErr w:type="spellEnd"/>
-      <w:r>
-        <w:t>++) {</w:t>
-      </w:r>
-    </w:p>
-    <w:p>
-      <w:r>
-        <w:t xml:space="preserve">            String name = </w:t>
-      </w:r>
-      <w:proofErr w:type="spellStart"/>
-      <w:r>
-        <w:t>sc.next</w:t>
-      </w:r>
-      <w:proofErr w:type="spellEnd"/>
-      <w:r>
-        <w:t>();</w:t>
-      </w:r>
-    </w:p>
-    <w:p>
-      <w:r>
-        <w:t xml:space="preserve">            int score = </w:t>
-      </w:r>
-      <w:proofErr w:type="spellStart"/>
-      <w:r>
-        <w:t>sc.nextInt</w:t>
-      </w:r>
-      <w:proofErr w:type="spellEnd"/>
-      <w:r>
-        <w:t>();</w:t>
-      </w:r>
-    </w:p>
-    <w:p>
-      <w:r>
-        <w:t>            players[</w:t>
-      </w:r>
-      <w:proofErr w:type="spellStart"/>
-      <w:r>
-        <w:t>i</w:t>
-      </w:r>
-      <w:proofErr w:type="spellEnd"/>
-      <w:r>
-        <w:t>] = new Player(name, score);</w:t>
-      </w:r>
-    </w:p>
-    <w:p>
-      <w:r>
-        <w:t>        }</w:t>
-      </w:r>
-    </w:p>
-    <w:p>
-      <w:r>
-        <w:t xml:space="preserve">        </w:t>
-      </w:r>
-      <w:proofErr w:type="spellStart"/>
-      <w:r>
-        <w:t>Arrays.sort</w:t>
-      </w:r>
-      <w:proofErr w:type="spellEnd"/>
-      <w:r>
-        <w:t>(players, new Checker());</w:t>
-      </w:r>
-    </w:p>
-    <w:p>
-      <w:r>
-        <w:t xml:space="preserve">        for (Player </w:t>
-      </w:r>
-      <w:proofErr w:type="spellStart"/>
-      <w:r>
-        <w:t>player</w:t>
-      </w:r>
-      <w:proofErr w:type="spellEnd"/>
-      <w:r>
-        <w:t xml:space="preserve"> : players) {</w:t>
-      </w:r>
-    </w:p>
-    <w:p>
-      <w:r>
-        <w:t xml:space="preserve">            </w:t>
-      </w:r>
-      <w:proofErr w:type="spellStart"/>
-      <w:r>
-        <w:t>System.out.println</w:t>
-      </w:r>
-      <w:proofErr w:type="spellEnd"/>
-      <w:r>
-        <w:t xml:space="preserve">(player.name + " " + </w:t>
-      </w:r>
-      <w:proofErr w:type="spellStart"/>
-      <w:r>
-        <w:t>player.score</w:t>
-      </w:r>
-      <w:proofErr w:type="spellEnd"/>
-      <w:r>
-        <w:t>);</w:t>
-      </w:r>
-    </w:p>
-    <w:p>
-      <w:r>
-        <w:t>        }</w:t>
-      </w:r>
-    </w:p>
-    <w:p>
-      <w:r>
-        <w:t xml:space="preserve">        </w:t>
-      </w:r>
-      <w:proofErr w:type="spellStart"/>
-      <w:r>
-        <w:t>sc.close</w:t>
-      </w:r>
-      <w:proofErr w:type="spellEnd"/>
-      <w:r>
-        <w:t>();</w:t>
-      </w:r>
-    </w:p>
-    <w:p>
-      <w:r>
-        <w:t>    }</w:t>
-      </w:r>
-    </w:p>
-    <w:p>
-      <w:r>
-        <w:t>}</w:t>
-      </w:r>
-    </w:p>
-    <w:p>
-      <w:r>
-        <w:t> </w:t>
-      </w:r>
-    </w:p>
-    <w:p>
-      <w:r>
-        <w:t> </w:t>
-      </w:r>
-    </w:p>
-    <w:p>
-      <w:r>
-        <w:lastRenderedPageBreak/>
+    </w:p>
+    <w:p>
+      <w:r>
         <w:drawing>
-          <wp:inline distT="0" distB="0" distL="0" distR="0" wp14:anchorId="20EDF0BC" wp14:editId="1C5BA0E7">
-            <wp:extent cx="5135880" cy="2659380"/>
-            <wp:effectExtent l="0" t="0" r="7620" b="7620"/>
-            <wp:docPr id="845503776" name="Picture 4"/>
+          <wp:inline distT="0" distB="0" distL="0" distR="0" wp14:anchorId="23D0DE8C" wp14:editId="133F2985">
+            <wp:extent cx="2186940" cy="3916680"/>
+            <wp:effectExtent l="0" t="0" r="3810" b="7620"/>
+            <wp:docPr id="1976895801" name="Picture 4"/>
             <wp:cNvGraphicFramePr>
               <a:graphicFrameLocks xmlns:a="http://schemas.openxmlformats.org/drawingml/2006/main" noChangeAspect="1"/>
             </wp:cNvGraphicFramePr>
@@ -912,7 +759,7 @@
                   <pic:spPr bwMode="auto">
                     <a:xfrm>
                       <a:off x="0" y="0"/>
-                      <a:ext cx="5135880" cy="2659380"/>
+                      <a:ext cx="2186940" cy="3916680"/>
                     </a:xfrm>
                     <a:prstGeom prst="rect">
                       <a:avLst/>
@@ -927,6 +774,11 @@
             </a:graphic>
           </wp:inline>
         </w:drawing>
+      </w:r>
+    </w:p>
+    <w:p>
+      <w:r>
+        <w:t> </w:t>
       </w:r>
     </w:p>
     <w:p/>
@@ -1348,7 +1200,7 @@
     <w:link w:val="Heading1Char"/>
     <w:uiPriority w:val="9"/>
     <w:qFormat/>
-    <w:rsid w:val="009F78CD"/>
+    <w:rsid w:val="0070629B"/>
     <w:pPr>
       <w:keepNext/>
       <w:keepLines/>
@@ -1371,7 +1223,7 @@
     <w:semiHidden/>
     <w:unhideWhenUsed/>
     <w:qFormat/>
-    <w:rsid w:val="009F78CD"/>
+    <w:rsid w:val="0070629B"/>
     <w:pPr>
       <w:keepNext/>
       <w:keepLines/>
@@ -1394,7 +1246,7 @@
     <w:semiHidden/>
     <w:unhideWhenUsed/>
     <w:qFormat/>
-    <w:rsid w:val="009F78CD"/>
+    <w:rsid w:val="0070629B"/>
     <w:pPr>
       <w:keepNext/>
       <w:keepLines/>
@@ -1417,7 +1269,7 @@
     <w:semiHidden/>
     <w:unhideWhenUsed/>
     <w:qFormat/>
-    <w:rsid w:val="009F78CD"/>
+    <w:rsid w:val="0070629B"/>
     <w:pPr>
       <w:keepNext/>
       <w:keepLines/>
@@ -1440,7 +1292,7 @@
     <w:semiHidden/>
     <w:unhideWhenUsed/>
     <w:qFormat/>
-    <w:rsid w:val="009F78CD"/>
+    <w:rsid w:val="0070629B"/>
     <w:pPr>
       <w:keepNext/>
       <w:keepLines/>
@@ -1461,7 +1313,7 @@
     <w:semiHidden/>
     <w:unhideWhenUsed/>
     <w:qFormat/>
-    <w:rsid w:val="009F78CD"/>
+    <w:rsid w:val="0070629B"/>
     <w:pPr>
       <w:keepNext/>
       <w:keepLines/>
@@ -1484,7 +1336,7 @@
     <w:semiHidden/>
     <w:unhideWhenUsed/>
     <w:qFormat/>
-    <w:rsid w:val="009F78CD"/>
+    <w:rsid w:val="0070629B"/>
     <w:pPr>
       <w:keepNext/>
       <w:keepLines/>
@@ -1505,7 +1357,7 @@
     <w:semiHidden/>
     <w:unhideWhenUsed/>
     <w:qFormat/>
-    <w:rsid w:val="009F78CD"/>
+    <w:rsid w:val="0070629B"/>
     <w:pPr>
       <w:keepNext/>
       <w:keepLines/>
@@ -1528,7 +1380,7 @@
     <w:semiHidden/>
     <w:unhideWhenUsed/>
     <w:qFormat/>
-    <w:rsid w:val="009F78CD"/>
+    <w:rsid w:val="0070629B"/>
     <w:pPr>
       <w:keepNext/>
       <w:keepLines/>
@@ -1571,7 +1423,7 @@
     <w:basedOn w:val="DefaultParagraphFont"/>
     <w:link w:val="Heading1"/>
     <w:uiPriority w:val="9"/>
-    <w:rsid w:val="009F78CD"/>
+    <w:rsid w:val="0070629B"/>
     <w:rPr>
       <w:rFonts w:asciiTheme="majorHAnsi" w:eastAsiaTheme="majorEastAsia" w:hAnsiTheme="majorHAnsi" w:cstheme="majorBidi"/>
       <w:color w:val="0F4761" w:themeColor="accent1" w:themeShade="BF"/>
@@ -1585,7 +1437,7 @@
     <w:link w:val="Heading2"/>
     <w:uiPriority w:val="9"/>
     <w:semiHidden/>
-    <w:rsid w:val="009F78CD"/>
+    <w:rsid w:val="0070629B"/>
     <w:rPr>
       <w:rFonts w:asciiTheme="majorHAnsi" w:eastAsiaTheme="majorEastAsia" w:hAnsiTheme="majorHAnsi" w:cstheme="majorBidi"/>
       <w:color w:val="0F4761" w:themeColor="accent1" w:themeShade="BF"/>
@@ -1599,7 +1451,7 @@
     <w:link w:val="Heading3"/>
     <w:uiPriority w:val="9"/>
     <w:semiHidden/>
-    <w:rsid w:val="009F78CD"/>
+    <w:rsid w:val="0070629B"/>
     <w:rPr>
       <w:rFonts w:eastAsiaTheme="majorEastAsia" w:cstheme="majorBidi"/>
       <w:color w:val="0F4761" w:themeColor="accent1" w:themeShade="BF"/>
@@ -1613,7 +1465,7 @@
     <w:link w:val="Heading4"/>
     <w:uiPriority w:val="9"/>
     <w:semiHidden/>
-    <w:rsid w:val="009F78CD"/>
+    <w:rsid w:val="0070629B"/>
     <w:rPr>
       <w:rFonts w:eastAsiaTheme="majorEastAsia" w:cstheme="majorBidi"/>
       <w:i/>
@@ -1627,7 +1479,7 @@
     <w:link w:val="Heading5"/>
     <w:uiPriority w:val="9"/>
     <w:semiHidden/>
-    <w:rsid w:val="009F78CD"/>
+    <w:rsid w:val="0070629B"/>
     <w:rPr>
       <w:rFonts w:eastAsiaTheme="majorEastAsia" w:cstheme="majorBidi"/>
       <w:color w:val="0F4761" w:themeColor="accent1" w:themeShade="BF"/>
@@ -1639,7 +1491,7 @@
     <w:link w:val="Heading6"/>
     <w:uiPriority w:val="9"/>
     <w:semiHidden/>
-    <w:rsid w:val="009F78CD"/>
+    <w:rsid w:val="0070629B"/>
     <w:rPr>
       <w:rFonts w:eastAsiaTheme="majorEastAsia" w:cstheme="majorBidi"/>
       <w:i/>
@@ -1653,7 +1505,7 @@
     <w:link w:val="Heading7"/>
     <w:uiPriority w:val="9"/>
     <w:semiHidden/>
-    <w:rsid w:val="009F78CD"/>
+    <w:rsid w:val="0070629B"/>
     <w:rPr>
       <w:rFonts w:eastAsiaTheme="majorEastAsia" w:cstheme="majorBidi"/>
       <w:color w:val="595959" w:themeColor="text1" w:themeTint="A6"/>
@@ -1665,7 +1517,7 @@
     <w:link w:val="Heading8"/>
     <w:uiPriority w:val="9"/>
     <w:semiHidden/>
-    <w:rsid w:val="009F78CD"/>
+    <w:rsid w:val="0070629B"/>
     <w:rPr>
       <w:rFonts w:eastAsiaTheme="majorEastAsia" w:cstheme="majorBidi"/>
       <w:i/>
@@ -1679,7 +1531,7 @@
     <w:link w:val="Heading9"/>
     <w:uiPriority w:val="9"/>
     <w:semiHidden/>
-    <w:rsid w:val="009F78CD"/>
+    <w:rsid w:val="0070629B"/>
     <w:rPr>
       <w:rFonts w:eastAsiaTheme="majorEastAsia" w:cstheme="majorBidi"/>
       <w:color w:val="272727" w:themeColor="text1" w:themeTint="D8"/>
@@ -1692,7 +1544,7 @@
     <w:link w:val="TitleChar"/>
     <w:uiPriority w:val="10"/>
     <w:qFormat/>
-    <w:rsid w:val="009F78CD"/>
+    <w:rsid w:val="0070629B"/>
     <w:pPr>
       <w:spacing w:after="80" w:line="240" w:lineRule="auto"/>
       <w:contextualSpacing/>
@@ -1710,7 +1562,7 @@
     <w:basedOn w:val="DefaultParagraphFont"/>
     <w:link w:val="Title"/>
     <w:uiPriority w:val="10"/>
-    <w:rsid w:val="009F78CD"/>
+    <w:rsid w:val="0070629B"/>
     <w:rPr>
       <w:rFonts w:asciiTheme="majorHAnsi" w:eastAsiaTheme="majorEastAsia" w:hAnsiTheme="majorHAnsi" w:cstheme="majorBidi"/>
       <w:spacing w:val="-10"/>
@@ -1726,7 +1578,7 @@
     <w:link w:val="SubtitleChar"/>
     <w:uiPriority w:val="11"/>
     <w:qFormat/>
-    <w:rsid w:val="009F78CD"/>
+    <w:rsid w:val="0070629B"/>
     <w:pPr>
       <w:numPr>
         <w:ilvl w:val="1"/>
@@ -1745,7 +1597,7 @@
     <w:basedOn w:val="DefaultParagraphFont"/>
     <w:link w:val="Subtitle"/>
     <w:uiPriority w:val="11"/>
-    <w:rsid w:val="009F78CD"/>
+    <w:rsid w:val="0070629B"/>
     <w:rPr>
       <w:rFonts w:eastAsiaTheme="majorEastAsia" w:cstheme="majorBidi"/>
       <w:color w:val="595959" w:themeColor="text1" w:themeTint="A6"/>
@@ -1761,7 +1613,7 @@
     <w:link w:val="QuoteChar"/>
     <w:uiPriority w:val="29"/>
     <w:qFormat/>
-    <w:rsid w:val="009F78CD"/>
+    <w:rsid w:val="0070629B"/>
     <w:pPr>
       <w:spacing w:before="160"/>
       <w:jc w:val="center"/>
@@ -1777,7 +1629,7 @@
     <w:basedOn w:val="DefaultParagraphFont"/>
     <w:link w:val="Quote"/>
     <w:uiPriority w:val="29"/>
-    <w:rsid w:val="009F78CD"/>
+    <w:rsid w:val="0070629B"/>
     <w:rPr>
       <w:i/>
       <w:iCs/>
@@ -1789,7 +1641,7 @@
     <w:basedOn w:val="Normal"/>
     <w:uiPriority w:val="34"/>
     <w:qFormat/>
-    <w:rsid w:val="009F78CD"/>
+    <w:rsid w:val="0070629B"/>
     <w:pPr>
       <w:ind w:left="720"/>
       <w:contextualSpacing/>
@@ -1800,7 +1652,7 @@
     <w:basedOn w:val="DefaultParagraphFont"/>
     <w:uiPriority w:val="21"/>
     <w:qFormat/>
-    <w:rsid w:val="009F78CD"/>
+    <w:rsid w:val="0070629B"/>
     <w:rPr>
       <w:i/>
       <w:iCs/>
@@ -1814,7 +1666,7 @@
     <w:link w:val="IntenseQuoteChar"/>
     <w:uiPriority w:val="30"/>
     <w:qFormat/>
-    <w:rsid w:val="009F78CD"/>
+    <w:rsid w:val="0070629B"/>
     <w:pPr>
       <w:pBdr>
         <w:top w:val="single" w:sz="4" w:space="10" w:color="0F4761" w:themeColor="accent1" w:themeShade="BF"/>
@@ -1835,7 +1687,7 @@
     <w:basedOn w:val="DefaultParagraphFont"/>
     <w:link w:val="IntenseQuote"/>
     <w:uiPriority w:val="30"/>
-    <w:rsid w:val="009F78CD"/>
+    <w:rsid w:val="0070629B"/>
     <w:rPr>
       <w:i/>
       <w:iCs/>
@@ -1847,7 +1699,7 @@
     <w:basedOn w:val="DefaultParagraphFont"/>
     <w:uiPriority w:val="32"/>
     <w:qFormat/>
-    <w:rsid w:val="009F78CD"/>
+    <w:rsid w:val="0070629B"/>
     <w:rPr>
       <w:b/>
       <w:bCs/>

--- a/Session 3.docx
+++ b/Session 3.docx
@@ -9,239 +9,263 @@
     </w:p>
     <w:p>
       <w:r>
-        <w:t xml:space="preserve">import </w:t>
-      </w:r>
-      <w:proofErr w:type="gramStart"/>
-      <w:r>
-        <w:t>java.io.*</w:t>
-      </w:r>
-      <w:proofErr w:type="gramEnd"/>
-      <w:r>
-        <w:t>;</w:t>
-      </w:r>
-    </w:p>
-    <w:p>
-      <w:r>
-        <w:t>class Result {</w:t>
-      </w:r>
-    </w:p>
-    <w:p>
-      <w:r>
-        <w:t xml:space="preserve">    public static String </w:t>
-      </w:r>
-      <w:proofErr w:type="spellStart"/>
-      <w:proofErr w:type="gramStart"/>
-      <w:r>
-        <w:t>timeConversion</w:t>
-      </w:r>
-      <w:proofErr w:type="spellEnd"/>
-      <w:r>
-        <w:t>(</w:t>
-      </w:r>
-      <w:proofErr w:type="gramEnd"/>
-      <w:r>
-        <w:t>String s) {</w:t>
-      </w:r>
-    </w:p>
-    <w:p>
-      <w:r>
-        <w:t xml:space="preserve">        String </w:t>
-      </w:r>
-      <w:proofErr w:type="spellStart"/>
-      <w:r>
-        <w:t>ampm</w:t>
-      </w:r>
-      <w:proofErr w:type="spellEnd"/>
-      <w:r>
-        <w:t xml:space="preserve"> = </w:t>
-      </w:r>
-      <w:proofErr w:type="spellStart"/>
-      <w:proofErr w:type="gramStart"/>
-      <w:r>
-        <w:t>s.substring</w:t>
-      </w:r>
-      <w:proofErr w:type="spellEnd"/>
-      <w:proofErr w:type="gramEnd"/>
-      <w:r>
-        <w:t>(</w:t>
-      </w:r>
-      <w:proofErr w:type="spellStart"/>
-      <w:proofErr w:type="gramStart"/>
-      <w:r>
-        <w:t>s.length</w:t>
-      </w:r>
-      <w:proofErr w:type="spellEnd"/>
-      <w:proofErr w:type="gramEnd"/>
-      <w:r>
-        <w:t>() - 2);</w:t>
-      </w:r>
-    </w:p>
-    <w:p>
-      <w:r>
-        <w:t xml:space="preserve">        </w:t>
-      </w:r>
-    </w:p>
-    <w:p>
-      <w:r>
-        <w:t xml:space="preserve">        int hour = </w:t>
-      </w:r>
-      <w:proofErr w:type="spellStart"/>
-      <w:r>
-        <w:t>Integer.parseInt</w:t>
-      </w:r>
-      <w:proofErr w:type="spellEnd"/>
-      <w:r>
-        <w:t>(</w:t>
-      </w:r>
-      <w:proofErr w:type="spellStart"/>
-      <w:proofErr w:type="gramStart"/>
-      <w:r>
-        <w:t>s.substring</w:t>
-      </w:r>
-      <w:proofErr w:type="spellEnd"/>
-      <w:proofErr w:type="gramEnd"/>
-      <w:r>
-        <w:t>(0, 2));</w:t>
-      </w:r>
-    </w:p>
-    <w:p>
-      <w:r>
-        <w:t xml:space="preserve">        String </w:t>
-      </w:r>
-      <w:proofErr w:type="spellStart"/>
-      <w:r>
-        <w:t>minSec</w:t>
-      </w:r>
-      <w:proofErr w:type="spellEnd"/>
-      <w:r>
-        <w:t xml:space="preserve"> = </w:t>
-      </w:r>
-      <w:proofErr w:type="spellStart"/>
-      <w:proofErr w:type="gramStart"/>
-      <w:r>
-        <w:t>s.substring</w:t>
-      </w:r>
-      <w:proofErr w:type="spellEnd"/>
-      <w:proofErr w:type="gramEnd"/>
-      <w:r>
-        <w:t xml:space="preserve">(2, </w:t>
-      </w:r>
-      <w:proofErr w:type="spellStart"/>
-      <w:proofErr w:type="gramStart"/>
-      <w:r>
-        <w:t>s.length</w:t>
-      </w:r>
-      <w:proofErr w:type="spellEnd"/>
-      <w:proofErr w:type="gramEnd"/>
-      <w:r>
-        <w:t>() - 2);</w:t>
-      </w:r>
-    </w:p>
-    <w:p>
-      <w:r>
-        <w:t xml:space="preserve">        </w:t>
-      </w:r>
-    </w:p>
-    <w:p>
-      <w:r>
-        <w:t>        if (</w:t>
-      </w:r>
-      <w:proofErr w:type="spellStart"/>
-      <w:proofErr w:type="gramStart"/>
-      <w:r>
-        <w:t>ampm.equals</w:t>
-      </w:r>
-      <w:proofErr w:type="spellEnd"/>
-      <w:proofErr w:type="gramEnd"/>
-      <w:r>
-        <w:t>("PM")) {</w:t>
-      </w:r>
-    </w:p>
-    <w:p>
-      <w:r>
-        <w:t>            if (</w:t>
-      </w:r>
-      <w:proofErr w:type="gramStart"/>
-      <w:r>
-        <w:t>hour !</w:t>
-      </w:r>
-      <w:proofErr w:type="gramEnd"/>
-      <w:r>
-        <w:t>= 12) {</w:t>
-      </w:r>
-    </w:p>
-    <w:p>
-      <w:r>
-        <w:t>                hour += 12;</w:t>
-      </w:r>
-    </w:p>
-    <w:p>
-      <w:r>
-        <w:t>            }</w:t>
-      </w:r>
-    </w:p>
-    <w:p>
-      <w:r>
-        <w:t xml:space="preserve">        } else </w:t>
-      </w:r>
-      <w:proofErr w:type="gramStart"/>
-      <w:r>
-        <w:t>{ /</w:t>
-      </w:r>
-      <w:proofErr w:type="gramEnd"/>
-      <w:r>
-        <w:t>/ AM case</w:t>
-      </w:r>
-    </w:p>
-    <w:p>
-      <w:r>
-        <w:t>            if (hour == 12) {</w:t>
-      </w:r>
-    </w:p>
-    <w:p>
-      <w:r>
-        <w:t>                hour = 0;</w:t>
-      </w:r>
-    </w:p>
-    <w:p>
-      <w:r>
-        <w:t>            }</w:t>
-      </w:r>
-    </w:p>
-    <w:p>
-      <w:r>
-        <w:t>        }</w:t>
-      </w:r>
-    </w:p>
-    <w:p>
-      <w:r>
-        <w:t xml:space="preserve">        </w:t>
-      </w:r>
-    </w:p>
-    <w:p>
-      <w:r>
-        <w:t xml:space="preserve">        return </w:t>
-      </w:r>
-      <w:proofErr w:type="spellStart"/>
-      <w:r>
-        <w:t>String.format</w:t>
-      </w:r>
-      <w:proofErr w:type="spellEnd"/>
-      <w:r>
-        <w:t xml:space="preserve">("%02d", hour) + </w:t>
-      </w:r>
-      <w:proofErr w:type="spellStart"/>
-      <w:r>
-        <w:t>minSec</w:t>
-      </w:r>
-      <w:proofErr w:type="spellEnd"/>
-      <w:r>
-        <w:t>;</w:t>
-      </w:r>
-    </w:p>
-    <w:p>
-      <w:r>
-        <w:t>    }</w:t>
+        <w:t> </w:t>
+      </w:r>
+    </w:p>
+    <w:p>
+      <w:r>
+        <w:t> </w:t>
+      </w:r>
+    </w:p>
+    <w:p>
+      <w:r>
+        <w:t>class Solution {</w:t>
+      </w:r>
+    </w:p>
+    <w:p>
+      <w:r>
+        <w:t xml:space="preserve">    public int myAtoi(String s) {</w:t>
+      </w:r>
+    </w:p>
+    <w:p>
+      <w:r>
+        <w:t xml:space="preserve">        if (s == null || s.length() == 0) {</w:t>
+      </w:r>
+    </w:p>
+    <w:p>
+      <w:r>
+        <w:t xml:space="preserve">            return 0;</w:t>
+      </w:r>
+    </w:p>
+    <w:p>
+      <w:r>
+        <w:t xml:space="preserve">        }</w:t>
+      </w:r>
+    </w:p>
+    <w:p>
+      <w:r>
+        <w:t> </w:t>
+      </w:r>
+    </w:p>
+    <w:p>
+      <w:r>
+        <w:t xml:space="preserve">        int i = 0;</w:t>
+      </w:r>
+    </w:p>
+    <w:p>
+      <w:r>
+        <w:t xml:space="preserve">        int n = s.length();</w:t>
+      </w:r>
+    </w:p>
+    <w:p>
+      <w:r>
+        <w:t> </w:t>
+      </w:r>
+    </w:p>
+    <w:p>
+      <w:r>
+        <w:t xml:space="preserve">        // 1. Skip leading whitespaces</w:t>
+      </w:r>
+    </w:p>
+    <w:p>
+      <w:r>
+        <w:t xml:space="preserve">        while (i &lt; n &amp;&amp; s.charAt(i) == ' ') {</w:t>
+      </w:r>
+    </w:p>
+    <w:p>
+      <w:r>
+        <w:t xml:space="preserve">            i++;</w:t>
+      </w:r>
+    </w:p>
+    <w:p>
+      <w:r>
+        <w:t xml:space="preserve">        }</w:t>
+      </w:r>
+    </w:p>
+    <w:p>
+      <w:r>
+        <w:t> </w:t>
+      </w:r>
+    </w:p>
+    <w:p>
+      <w:r>
+        <w:t xml:space="preserve">        // Check if string was only whitespaces</w:t>
+      </w:r>
+    </w:p>
+    <w:p>
+      <w:r>
+        <w:t xml:space="preserve">        if (i == n) {</w:t>
+      </w:r>
+    </w:p>
+    <w:p>
+      <w:r>
+        <w:t xml:space="preserve">            return 0;</w:t>
+      </w:r>
+    </w:p>
+    <w:p>
+      <w:r>
+        <w:t xml:space="preserve">        }</w:t>
+      </w:r>
+    </w:p>
+    <w:p>
+      <w:r>
+        <w:t> </w:t>
+      </w:r>
+    </w:p>
+    <w:p>
+      <w:r>
+        <w:t xml:space="preserve">        // 2. Check for sign</w:t>
+      </w:r>
+    </w:p>
+    <w:p>
+      <w:r>
+        <w:t xml:space="preserve">        int sign = 1;</w:t>
+      </w:r>
+    </w:p>
+    <w:p>
+      <w:r>
+        <w:t xml:space="preserve">        if (s.charAt(i) == '+' || s.charAt(i) == '-') {</w:t>
+      </w:r>
+    </w:p>
+    <w:p>
+      <w:r>
+        <w:t xml:space="preserve">            sign = (s.charAt(i) == '-') ? -1 : 1;</w:t>
+      </w:r>
+    </w:p>
+    <w:p>
+      <w:r>
+        <w:t xml:space="preserve">            i++;</w:t>
+      </w:r>
+    </w:p>
+    <w:p>
+      <w:r>
+        <w:t xml:space="preserve">        }</w:t>
+      </w:r>
+    </w:p>
+    <w:p>
+      <w:r>
+        <w:lastRenderedPageBreak/>
+        <w:t> </w:t>
+      </w:r>
+    </w:p>
+    <w:p>
+      <w:r>
+        <w:t xml:space="preserve">        // 3. Convert digits and prevent overflow</w:t>
+      </w:r>
+    </w:p>
+    <w:p>
+      <w:r>
+        <w:t xml:space="preserve">        int result = 0;</w:t>
+      </w:r>
+    </w:p>
+    <w:p>
+      <w:r>
+        <w:t xml:space="preserve">        while (i &lt; n) {</w:t>
+      </w:r>
+    </w:p>
+    <w:p>
+      <w:r>
+        <w:t xml:space="preserve">            char ch = s.charAt(i);</w:t>
+      </w:r>
+    </w:p>
+    <w:p>
+      <w:r>
+        <w:t xml:space="preserve">            </w:t>
+      </w:r>
+    </w:p>
+    <w:p>
+      <w:r>
+        <w:t xml:space="preserve">            // Stop reading if a non-digit character is encountered</w:t>
+      </w:r>
+    </w:p>
+    <w:p>
+      <w:r>
+        <w:t xml:space="preserve">            if (ch &lt; '0' || ch &gt; '9') {</w:t>
+      </w:r>
+    </w:p>
+    <w:p>
+      <w:r>
+        <w:t xml:space="preserve">                break;</w:t>
+      </w:r>
+    </w:p>
+    <w:p>
+      <w:r>
+        <w:t xml:space="preserve">            }</w:t>
+      </w:r>
+    </w:p>
+    <w:p>
+      <w:r>
+        <w:t> </w:t>
+      </w:r>
+    </w:p>
+    <w:p>
+      <w:r>
+        <w:t xml:space="preserve">            int digit = ch - '0';</w:t>
+      </w:r>
+    </w:p>
+    <w:p>
+      <w:r>
+        <w:t> </w:t>
+      </w:r>
+    </w:p>
+    <w:p>
+      <w:r>
+        <w:t xml:space="preserve">            // Check for overflow/underflow before multiplying by 10</w:t>
+      </w:r>
+    </w:p>
+    <w:p>
+      <w:r>
+        <w:t xml:space="preserve">            if (result &gt; Integer.MAX_VALUE / 10 || </w:t>
+      </w:r>
+    </w:p>
+    <w:p>
+      <w:r>
+        <w:t xml:space="preserve">               (result == Integer.MAX_VALUE / 10 &amp;&amp; digit &gt; Integer.MAX_VALUE % 10)) {</w:t>
+      </w:r>
+    </w:p>
+    <w:p>
+      <w:r>
+        <w:t xml:space="preserve">                return (sign == 1) ? Integer.MAX_VALUE : Integer.MIN_VALUE;</w:t>
+      </w:r>
+    </w:p>
+    <w:p>
+      <w:r>
+        <w:t xml:space="preserve">            }</w:t>
+      </w:r>
+    </w:p>
+    <w:p>
+      <w:r>
+        <w:t> </w:t>
+      </w:r>
+    </w:p>
+    <w:p>
+      <w:r>
+        <w:t xml:space="preserve">            result = result * 10 + digit;</w:t>
+      </w:r>
+    </w:p>
+    <w:p>
+      <w:r>
+        <w:t xml:space="preserve">            i++;</w:t>
+      </w:r>
+    </w:p>
+    <w:p>
+      <w:r>
+        <w:t xml:space="preserve">        }</w:t>
+      </w:r>
+    </w:p>
+    <w:p>
+      <w:r>
+        <w:t> </w:t>
+      </w:r>
+    </w:p>
+    <w:p>
+      <w:r>
+        <w:t xml:space="preserve">        return result * sign;</w:t>
+      </w:r>
+    </w:p>
+    <w:p>
+      <w:r>
+        <w:t xml:space="preserve">    }</w:t>
       </w:r>
     </w:p>
     <w:p>
@@ -251,233 +275,22 @@
     </w:p>
     <w:p>
       <w:r>
-        <w:t>public class Solution {</w:t>
-      </w:r>
-    </w:p>
-    <w:p>
-      <w:r>
-        <w:t xml:space="preserve">    public static void </w:t>
-      </w:r>
-      <w:proofErr w:type="gramStart"/>
-      <w:r>
-        <w:t>main(String[</w:t>
-      </w:r>
-      <w:proofErr w:type="gramEnd"/>
-      <w:r>
-        <w:t xml:space="preserve">] </w:t>
-      </w:r>
-      <w:proofErr w:type="spellStart"/>
-      <w:r>
-        <w:t>args</w:t>
-      </w:r>
-      <w:proofErr w:type="spellEnd"/>
-      <w:r>
-        <w:t xml:space="preserve">) throws </w:t>
-      </w:r>
-      <w:proofErr w:type="spellStart"/>
-      <w:r>
-        <w:t>IOException</w:t>
-      </w:r>
-      <w:proofErr w:type="spellEnd"/>
-      <w:r>
-        <w:t xml:space="preserve"> {</w:t>
-      </w:r>
-    </w:p>
-    <w:p>
-      <w:r>
-        <w:t xml:space="preserve">        </w:t>
-      </w:r>
-      <w:proofErr w:type="spellStart"/>
-      <w:r>
-        <w:t>BufferedReader</w:t>
-      </w:r>
-      <w:proofErr w:type="spellEnd"/>
-      <w:r>
-        <w:t xml:space="preserve"> </w:t>
-      </w:r>
-      <w:proofErr w:type="spellStart"/>
-      <w:r>
-        <w:t>bufferedReader</w:t>
-      </w:r>
-      <w:proofErr w:type="spellEnd"/>
-      <w:r>
-        <w:t xml:space="preserve"> = new </w:t>
-      </w:r>
-      <w:proofErr w:type="spellStart"/>
-      <w:proofErr w:type="gramStart"/>
-      <w:r>
-        <w:t>BufferedReader</w:t>
-      </w:r>
-      <w:proofErr w:type="spellEnd"/>
-      <w:r>
-        <w:t>(</w:t>
-      </w:r>
-      <w:proofErr w:type="gramEnd"/>
-      <w:r>
-        <w:t xml:space="preserve">new </w:t>
-      </w:r>
-      <w:proofErr w:type="spellStart"/>
-      <w:proofErr w:type="gramStart"/>
-      <w:r>
-        <w:t>InputStreamReader</w:t>
-      </w:r>
-      <w:proofErr w:type="spellEnd"/>
-      <w:r>
-        <w:t>(</w:t>
-      </w:r>
-      <w:proofErr w:type="gramEnd"/>
-      <w:r>
-        <w:t>System.in));</w:t>
-      </w:r>
-    </w:p>
-    <w:p>
-      <w:r>
-        <w:t xml:space="preserve">        </w:t>
-      </w:r>
-      <w:proofErr w:type="spellStart"/>
-      <w:r>
-        <w:t>BufferedWriter</w:t>
-      </w:r>
-      <w:proofErr w:type="spellEnd"/>
-      <w:r>
-        <w:t xml:space="preserve"> </w:t>
-      </w:r>
-      <w:proofErr w:type="spellStart"/>
-      <w:r>
-        <w:t>bufferedWriter</w:t>
-      </w:r>
-      <w:proofErr w:type="spellEnd"/>
-      <w:r>
-        <w:t xml:space="preserve"> = new </w:t>
-      </w:r>
-      <w:proofErr w:type="spellStart"/>
-      <w:proofErr w:type="gramStart"/>
-      <w:r>
-        <w:t>BufferedWriter</w:t>
-      </w:r>
-      <w:proofErr w:type="spellEnd"/>
-      <w:r>
-        <w:t>(</w:t>
-      </w:r>
-      <w:proofErr w:type="gramEnd"/>
-      <w:r>
-        <w:t xml:space="preserve">new </w:t>
-      </w:r>
-      <w:proofErr w:type="spellStart"/>
-      <w:proofErr w:type="gramStart"/>
-      <w:r>
-        <w:t>FileWriter</w:t>
-      </w:r>
-      <w:proofErr w:type="spellEnd"/>
-      <w:r>
-        <w:t>(</w:t>
-      </w:r>
-      <w:proofErr w:type="spellStart"/>
-      <w:proofErr w:type="gramEnd"/>
-      <w:r>
-        <w:t>System.getenv</w:t>
-      </w:r>
-      <w:proofErr w:type="spellEnd"/>
-      <w:r>
-        <w:t>("OUTPUT_PATH")));</w:t>
-      </w:r>
-    </w:p>
-    <w:p>
-      <w:r>
-        <w:t xml:space="preserve">        String s = </w:t>
-      </w:r>
-      <w:proofErr w:type="spellStart"/>
-      <w:r>
-        <w:t>bufferedReader.readLine</w:t>
-      </w:r>
-      <w:proofErr w:type="spellEnd"/>
-      <w:r>
-        <w:t>();</w:t>
+        <w:t> </w:t>
+      </w:r>
+    </w:p>
+    <w:p>
+      <w:r>
+        <w:t> </w:t>
       </w:r>
     </w:p>
     <w:p>
       <w:r>
         <w:lastRenderedPageBreak/>
-        <w:t xml:space="preserve">        String result = </w:t>
-      </w:r>
-      <w:proofErr w:type="spellStart"/>
-      <w:r>
-        <w:t>Result.timeConversion</w:t>
-      </w:r>
-      <w:proofErr w:type="spellEnd"/>
-      <w:r>
-        <w:t>(s);</w:t>
-      </w:r>
-    </w:p>
-    <w:p>
-      <w:r>
-        <w:t xml:space="preserve">        </w:t>
-      </w:r>
-      <w:proofErr w:type="spellStart"/>
-      <w:r>
-        <w:t>bufferedWriter.write</w:t>
-      </w:r>
-      <w:proofErr w:type="spellEnd"/>
-      <w:r>
-        <w:t>(result);</w:t>
-      </w:r>
-    </w:p>
-    <w:p>
-      <w:r>
-        <w:t xml:space="preserve">        </w:t>
-      </w:r>
-      <w:proofErr w:type="spellStart"/>
-      <w:r>
-        <w:t>bufferedWriter.newLine</w:t>
-      </w:r>
-      <w:proofErr w:type="spellEnd"/>
-      <w:r>
-        <w:t>();</w:t>
-      </w:r>
-    </w:p>
-    <w:p>
-      <w:r>
-        <w:t xml:space="preserve">        </w:t>
-      </w:r>
-      <w:proofErr w:type="spellStart"/>
-      <w:r>
-        <w:t>bufferedReader.close</w:t>
-      </w:r>
-      <w:proofErr w:type="spellEnd"/>
-      <w:r>
-        <w:t>();</w:t>
-      </w:r>
-    </w:p>
-    <w:p>
-      <w:r>
-        <w:t xml:space="preserve">        </w:t>
-      </w:r>
-      <w:proofErr w:type="spellStart"/>
-      <w:r>
-        <w:t>bufferedWriter.close</w:t>
-      </w:r>
-      <w:proofErr w:type="spellEnd"/>
-      <w:r>
-        <w:t>();</w:t>
-      </w:r>
-    </w:p>
-    <w:p>
-      <w:r>
-        <w:t>    }</w:t>
-      </w:r>
-    </w:p>
-    <w:p>
-      <w:r>
-        <w:t>}</w:t>
-      </w:r>
-    </w:p>
-    <w:p>
-      <w:r>
         <w:drawing>
-          <wp:inline distT="0" distB="0" distL="0" distR="0" wp14:anchorId="2C409F9D" wp14:editId="7E131B2D">
-            <wp:extent cx="5731510" cy="2437765"/>
-            <wp:effectExtent l="0" t="0" r="2540" b="635"/>
-            <wp:docPr id="286280864" name="Picture 2"/>
+          <wp:inline distT="0" distB="0" distL="0" distR="0" wp14:anchorId="70D72DFE" wp14:editId="49A20DF1">
+            <wp:extent cx="4930140" cy="3985260"/>
+            <wp:effectExtent l="0" t="0" r="3810" b="0"/>
+            <wp:docPr id="1273559381" name="Picture 2"/>
             <wp:cNvGraphicFramePr>
               <a:graphicFrameLocks xmlns:a="http://schemas.openxmlformats.org/drawingml/2006/main" noChangeAspect="1"/>
             </wp:cNvGraphicFramePr>
@@ -506,7 +319,7 @@
                   <pic:spPr bwMode="auto">
                     <a:xfrm>
                       <a:off x="0" y="0"/>
-                      <a:ext cx="5731510" cy="2437765"/>
+                      <a:ext cx="4930140" cy="3985260"/>
                     </a:xfrm>
                     <a:prstGeom prst="rect">
                       <a:avLst/>
@@ -528,190 +341,221 @@
         <w:t> </w:t>
       </w:r>
     </w:p>
-    <w:p/>
-    <w:p>
-      <w:r>
-        <w:t>Session 3 - 2</w:t>
-      </w:r>
-    </w:p>
-    <w:p>
-      <w:r>
-        <w:t xml:space="preserve">   public void </w:t>
-      </w:r>
-      <w:proofErr w:type="spellStart"/>
-      <w:r>
-        <w:t>moveZeroes</w:t>
-      </w:r>
-      <w:proofErr w:type="spellEnd"/>
-      <w:r>
-        <w:t>(</w:t>
-      </w:r>
-      <w:proofErr w:type="gramStart"/>
-      <w:r>
-        <w:t>int[</w:t>
-      </w:r>
-      <w:proofErr w:type="gramEnd"/>
-      <w:r>
-        <w:t xml:space="preserve">] </w:t>
-      </w:r>
-      <w:proofErr w:type="spellStart"/>
-      <w:r>
-        <w:t>nums</w:t>
-      </w:r>
-      <w:proofErr w:type="spellEnd"/>
-      <w:r>
-        <w:t>) {</w:t>
-      </w:r>
-    </w:p>
-    <w:p>
-      <w:r>
-        <w:t xml:space="preserve">        int </w:t>
-      </w:r>
-      <w:proofErr w:type="spellStart"/>
-      <w:r>
-        <w:t>lastNonZeroFoundAt</w:t>
-      </w:r>
-      <w:proofErr w:type="spellEnd"/>
-      <w:r>
-        <w:t xml:space="preserve"> = 0;</w:t>
-      </w:r>
-    </w:p>
-    <w:p>
-      <w:r>
-        <w:t xml:space="preserve">        </w:t>
-      </w:r>
-    </w:p>
-    <w:p>
-      <w:r>
-        <w:t xml:space="preserve">        for (int cur = 0; cur &lt; </w:t>
-      </w:r>
-      <w:proofErr w:type="spellStart"/>
-      <w:proofErr w:type="gramStart"/>
-      <w:r>
-        <w:t>nums.length</w:t>
-      </w:r>
-      <w:proofErr w:type="spellEnd"/>
-      <w:proofErr w:type="gramEnd"/>
-      <w:r>
-        <w:t>; cur++) {</w:t>
-      </w:r>
-    </w:p>
-    <w:p>
-      <w:r>
-        <w:t>            if (</w:t>
-      </w:r>
-      <w:proofErr w:type="spellStart"/>
-      <w:r>
-        <w:t>nums</w:t>
-      </w:r>
-      <w:proofErr w:type="spellEnd"/>
-      <w:r>
-        <w:t>[cur</w:t>
-      </w:r>
-      <w:proofErr w:type="gramStart"/>
-      <w:r>
-        <w:t>] !</w:t>
-      </w:r>
-      <w:proofErr w:type="gramEnd"/>
-      <w:r>
-        <w:t>= 0) {</w:t>
-      </w:r>
-    </w:p>
-    <w:p>
-      <w:r>
-        <w:t xml:space="preserve">                int temp = </w:t>
-      </w:r>
-      <w:proofErr w:type="spellStart"/>
-      <w:r>
-        <w:t>nums</w:t>
-      </w:r>
-      <w:proofErr w:type="spellEnd"/>
-      <w:r>
-        <w:t>[</w:t>
-      </w:r>
-      <w:proofErr w:type="spellStart"/>
-      <w:r>
-        <w:t>lastNonZeroFoundAt</w:t>
-      </w:r>
-      <w:proofErr w:type="spellEnd"/>
-      <w:r>
-        <w:t>];</w:t>
-      </w:r>
-    </w:p>
-    <w:p>
-      <w:r>
-        <w:t xml:space="preserve">                </w:t>
-      </w:r>
-      <w:proofErr w:type="spellStart"/>
-      <w:r>
-        <w:t>nums</w:t>
-      </w:r>
-      <w:proofErr w:type="spellEnd"/>
-      <w:r>
-        <w:t>[</w:t>
-      </w:r>
-      <w:proofErr w:type="spellStart"/>
-      <w:r>
-        <w:t>lastNonZeroFoundAt</w:t>
-      </w:r>
-      <w:proofErr w:type="spellEnd"/>
-      <w:r>
-        <w:t xml:space="preserve">] = </w:t>
-      </w:r>
-      <w:proofErr w:type="spellStart"/>
-      <w:r>
-        <w:t>nums</w:t>
-      </w:r>
-      <w:proofErr w:type="spellEnd"/>
-      <w:r>
-        <w:t>[cur];</w:t>
-      </w:r>
-    </w:p>
-    <w:p>
-      <w:r>
-        <w:t xml:space="preserve">                </w:t>
-      </w:r>
-      <w:proofErr w:type="spellStart"/>
-      <w:r>
-        <w:t>nums</w:t>
-      </w:r>
-      <w:proofErr w:type="spellEnd"/>
-      <w:r>
-        <w:t>[cur] = temp;</w:t>
-      </w:r>
-    </w:p>
-    <w:p>
-      <w:r>
-        <w:t xml:space="preserve">                </w:t>
-      </w:r>
-    </w:p>
-    <w:p>
-      <w:r>
-        <w:t xml:space="preserve">                </w:t>
-      </w:r>
-      <w:proofErr w:type="spellStart"/>
-      <w:r>
-        <w:t>lastNonZeroFoundAt</w:t>
-      </w:r>
-      <w:proofErr w:type="spellEnd"/>
-      <w:r>
-        <w:t>++;</w:t>
+    <w:p>
+      <w:r>
+        <w:t>Session 3 -2</w:t>
+      </w:r>
+    </w:p>
+    <w:p>
+      <w:r>
+        <w:t> </w:t>
+      </w:r>
+    </w:p>
+    <w:p>
+      <w:r>
+        <w:t> </w:t>
+      </w:r>
+    </w:p>
+    <w:p>
+      <w:r>
+        <w:t>import java.io.BufferedReader;</w:t>
+      </w:r>
+    </w:p>
+    <w:p>
+      <w:r>
+        <w:t>import java.io.IOException;</w:t>
+      </w:r>
+    </w:p>
+    <w:p>
+      <w:r>
+        <w:t>import java.io.InputStreamReader;</w:t>
+      </w:r>
+    </w:p>
+    <w:p>
+      <w:r>
+        <w:t> </w:t>
+      </w:r>
+    </w:p>
+    <w:p>
+      <w:r>
+        <w:t>public class Solution {</w:t>
+      </w:r>
+    </w:p>
+    <w:p>
+      <w:r>
+        <w:t> </w:t>
+      </w:r>
+    </w:p>
+    <w:p>
+      <w:r>
+        <w:t xml:space="preserve">    /*</w:t>
+      </w:r>
+    </w:p>
+    <w:p>
+      <w:r>
+        <w:t xml:space="preserve">     * Complete the 'alternatingCharacters' function below.</w:t>
+      </w:r>
+    </w:p>
+    <w:p>
+      <w:r>
+        <w:t xml:space="preserve">     * The function is expected to return an INTEGER.</w:t>
+      </w:r>
+    </w:p>
+    <w:p>
+      <w:r>
+        <w:t xml:space="preserve">     * The function accepts STRING s as parameter.</w:t>
+      </w:r>
+    </w:p>
+    <w:p>
+      <w:r>
+        <w:t xml:space="preserve">     */</w:t>
       </w:r>
     </w:p>
     <w:p>
       <w:r>
         <w:lastRenderedPageBreak/>
-        <w:t>            }</w:t>
-      </w:r>
-    </w:p>
-    <w:p>
-      <w:r>
-        <w:t>        }</w:t>
-      </w:r>
-    </w:p>
-    <w:p>
-      <w:r>
-        <w:t>    }</w:t>
+        <w:t xml:space="preserve">    public static int alternatingCharacters(String s) {</w:t>
+      </w:r>
+    </w:p>
+    <w:p>
+      <w:r>
+        <w:t xml:space="preserve">        int deletions = 0;</w:t>
+      </w:r>
+    </w:p>
+    <w:p>
+      <w:r>
+        <w:t xml:space="preserve">        </w:t>
+      </w:r>
+    </w:p>
+    <w:p>
+      <w:r>
+        <w:t xml:space="preserve">        // Loop through the string starting from the second character</w:t>
+      </w:r>
+    </w:p>
+    <w:p>
+      <w:r>
+        <w:t xml:space="preserve">        for (int i = 1; i &lt; s.length(); i++) {</w:t>
+      </w:r>
+    </w:p>
+    <w:p>
+      <w:r>
+        <w:t xml:space="preserve">            // If the current character is identical to the previous one, it must be deleted</w:t>
+      </w:r>
+    </w:p>
+    <w:p>
+      <w:r>
+        <w:t xml:space="preserve">            if (s.charAt(i) == s.charAt(i - 1)) {</w:t>
+      </w:r>
+    </w:p>
+    <w:p>
+      <w:r>
+        <w:t xml:space="preserve">                deletions++;</w:t>
+      </w:r>
+    </w:p>
+    <w:p>
+      <w:r>
+        <w:t xml:space="preserve">            }</w:t>
+      </w:r>
+    </w:p>
+    <w:p>
+      <w:r>
+        <w:t xml:space="preserve">        }</w:t>
+      </w:r>
+    </w:p>
+    <w:p>
+      <w:r>
+        <w:t xml:space="preserve">        </w:t>
+      </w:r>
+    </w:p>
+    <w:p>
+      <w:r>
+        <w:t xml:space="preserve">        return deletions;</w:t>
+      </w:r>
+    </w:p>
+    <w:p>
+      <w:r>
+        <w:t xml:space="preserve">    }</w:t>
+      </w:r>
+    </w:p>
+    <w:p>
+      <w:r>
+        <w:t> </w:t>
+      </w:r>
+    </w:p>
+    <w:p>
+      <w:r>
+        <w:t xml:space="preserve">    public static void main(String[] args) throws IOException {</w:t>
+      </w:r>
+    </w:p>
+    <w:p>
+      <w:r>
+        <w:t xml:space="preserve">        BufferedReader bufferedReader = new BufferedReader(new InputStreamReader(System.in));</w:t>
+      </w:r>
+    </w:p>
+    <w:p>
+      <w:r>
+        <w:t xml:space="preserve">        </w:t>
+      </w:r>
+    </w:p>
+    <w:p>
+      <w:r>
+        <w:t xml:space="preserve">        // Read the number of queries</w:t>
+      </w:r>
+    </w:p>
+    <w:p>
+      <w:r>
+        <w:t xml:space="preserve">        int q = Integer.parseInt(bufferedReader.readLine().trim());</w:t>
+      </w:r>
+    </w:p>
+    <w:p>
+      <w:r>
+        <w:t xml:space="preserve">        </w:t>
+      </w:r>
+    </w:p>
+    <w:p>
+      <w:r>
+        <w:t xml:space="preserve">        // Process each query</w:t>
+      </w:r>
+    </w:p>
+    <w:p>
+      <w:r>
+        <w:t xml:space="preserve">        for (int qItr = 0; qItr &lt; q; qItr++) {</w:t>
+      </w:r>
+    </w:p>
+    <w:p>
+      <w:r>
+        <w:t xml:space="preserve">            String s = bufferedReader.readLine();</w:t>
+      </w:r>
+    </w:p>
+    <w:p>
+      <w:r>
+        <w:t xml:space="preserve">            int result = alternatingCharacters(s);</w:t>
+      </w:r>
+    </w:p>
+    <w:p>
+      <w:r>
+        <w:t xml:space="preserve">            System.out.println(result);</w:t>
+      </w:r>
+    </w:p>
+    <w:p>
+      <w:r>
+        <w:t xml:space="preserve">        }</w:t>
+      </w:r>
+    </w:p>
+    <w:p>
+      <w:r>
+        <w:t xml:space="preserve">        </w:t>
+      </w:r>
+    </w:p>
+    <w:p>
+      <w:r>
+        <w:lastRenderedPageBreak/>
+        <w:t xml:space="preserve">        bufferedReader.close();</w:t>
+      </w:r>
+    </w:p>
+    <w:p>
+      <w:r>
+        <w:t xml:space="preserve">    }</w:t>
       </w:r>
     </w:p>
     <w:p>
@@ -727,10 +571,10 @@
     <w:p>
       <w:r>
         <w:drawing>
-          <wp:inline distT="0" distB="0" distL="0" distR="0" wp14:anchorId="23D0DE8C" wp14:editId="133F2985">
-            <wp:extent cx="2186940" cy="3916680"/>
-            <wp:effectExtent l="0" t="0" r="3810" b="7620"/>
-            <wp:docPr id="1976895801" name="Picture 4"/>
+          <wp:inline distT="0" distB="0" distL="0" distR="0" wp14:anchorId="0F8D8C0D" wp14:editId="56FBDAD0">
+            <wp:extent cx="5615940" cy="2827020"/>
+            <wp:effectExtent l="0" t="0" r="3810" b="0"/>
+            <wp:docPr id="570602645" name="Picture 4"/>
             <wp:cNvGraphicFramePr>
               <a:graphicFrameLocks xmlns:a="http://schemas.openxmlformats.org/drawingml/2006/main" noChangeAspect="1"/>
             </wp:cNvGraphicFramePr>
@@ -759,7 +603,7 @@
                   <pic:spPr bwMode="auto">
                     <a:xfrm>
                       <a:off x="0" y="0"/>
-                      <a:ext cx="2186940" cy="3916680"/>
+                      <a:ext cx="5615940" cy="2827020"/>
                     </a:xfrm>
                     <a:prstGeom prst="rect">
                       <a:avLst/>
@@ -778,7 +622,7 @@
     </w:p>
     <w:p>
       <w:r>
-        <w:t> </w:t>
+        <w:t xml:space="preserve"> </w:t>
       </w:r>
     </w:p>
     <w:p/>
@@ -1200,7 +1044,7 @@
     <w:link w:val="Heading1Char"/>
     <w:uiPriority w:val="9"/>
     <w:qFormat/>
-    <w:rsid w:val="0070629B"/>
+    <w:rsid w:val="00EE5B0A"/>
     <w:pPr>
       <w:keepNext/>
       <w:keepLines/>
@@ -1223,7 +1067,7 @@
     <w:semiHidden/>
     <w:unhideWhenUsed/>
     <w:qFormat/>
-    <w:rsid w:val="0070629B"/>
+    <w:rsid w:val="00EE5B0A"/>
     <w:pPr>
       <w:keepNext/>
       <w:keepLines/>
@@ -1246,7 +1090,7 @@
     <w:semiHidden/>
     <w:unhideWhenUsed/>
     <w:qFormat/>
-    <w:rsid w:val="0070629B"/>
+    <w:rsid w:val="00EE5B0A"/>
     <w:pPr>
       <w:keepNext/>
       <w:keepLines/>
@@ -1269,7 +1113,7 @@
     <w:semiHidden/>
     <w:unhideWhenUsed/>
     <w:qFormat/>
-    <w:rsid w:val="0070629B"/>
+    <w:rsid w:val="00EE5B0A"/>
     <w:pPr>
       <w:keepNext/>
       <w:keepLines/>
@@ -1292,7 +1136,7 @@
     <w:semiHidden/>
     <w:unhideWhenUsed/>
     <w:qFormat/>
-    <w:rsid w:val="0070629B"/>
+    <w:rsid w:val="00EE5B0A"/>
     <w:pPr>
       <w:keepNext/>
       <w:keepLines/>
@@ -1313,7 +1157,7 @@
     <w:semiHidden/>
     <w:unhideWhenUsed/>
     <w:qFormat/>
-    <w:rsid w:val="0070629B"/>
+    <w:rsid w:val="00EE5B0A"/>
     <w:pPr>
       <w:keepNext/>
       <w:keepLines/>
@@ -1336,7 +1180,7 @@
     <w:semiHidden/>
     <w:unhideWhenUsed/>
     <w:qFormat/>
-    <w:rsid w:val="0070629B"/>
+    <w:rsid w:val="00EE5B0A"/>
     <w:pPr>
       <w:keepNext/>
       <w:keepLines/>
@@ -1357,7 +1201,7 @@
     <w:semiHidden/>
     <w:unhideWhenUsed/>
     <w:qFormat/>
-    <w:rsid w:val="0070629B"/>
+    <w:rsid w:val="00EE5B0A"/>
     <w:pPr>
       <w:keepNext/>
       <w:keepLines/>
@@ -1380,7 +1224,7 @@
     <w:semiHidden/>
     <w:unhideWhenUsed/>
     <w:qFormat/>
-    <w:rsid w:val="0070629B"/>
+    <w:rsid w:val="00EE5B0A"/>
     <w:pPr>
       <w:keepNext/>
       <w:keepLines/>
@@ -1423,7 +1267,7 @@
     <w:basedOn w:val="DefaultParagraphFont"/>
     <w:link w:val="Heading1"/>
     <w:uiPriority w:val="9"/>
-    <w:rsid w:val="0070629B"/>
+    <w:rsid w:val="00EE5B0A"/>
     <w:rPr>
       <w:rFonts w:asciiTheme="majorHAnsi" w:eastAsiaTheme="majorEastAsia" w:hAnsiTheme="majorHAnsi" w:cstheme="majorBidi"/>
       <w:color w:val="0F4761" w:themeColor="accent1" w:themeShade="BF"/>
@@ -1437,7 +1281,7 @@
     <w:link w:val="Heading2"/>
     <w:uiPriority w:val="9"/>
     <w:semiHidden/>
-    <w:rsid w:val="0070629B"/>
+    <w:rsid w:val="00EE5B0A"/>
     <w:rPr>
       <w:rFonts w:asciiTheme="majorHAnsi" w:eastAsiaTheme="majorEastAsia" w:hAnsiTheme="majorHAnsi" w:cstheme="majorBidi"/>
       <w:color w:val="0F4761" w:themeColor="accent1" w:themeShade="BF"/>
@@ -1451,7 +1295,7 @@
     <w:link w:val="Heading3"/>
     <w:uiPriority w:val="9"/>
     <w:semiHidden/>
-    <w:rsid w:val="0070629B"/>
+    <w:rsid w:val="00EE5B0A"/>
     <w:rPr>
       <w:rFonts w:eastAsiaTheme="majorEastAsia" w:cstheme="majorBidi"/>
       <w:color w:val="0F4761" w:themeColor="accent1" w:themeShade="BF"/>
@@ -1465,7 +1309,7 @@
     <w:link w:val="Heading4"/>
     <w:uiPriority w:val="9"/>
     <w:semiHidden/>
-    <w:rsid w:val="0070629B"/>
+    <w:rsid w:val="00EE5B0A"/>
     <w:rPr>
       <w:rFonts w:eastAsiaTheme="majorEastAsia" w:cstheme="majorBidi"/>
       <w:i/>
@@ -1479,7 +1323,7 @@
     <w:link w:val="Heading5"/>
     <w:uiPriority w:val="9"/>
     <w:semiHidden/>
-    <w:rsid w:val="0070629B"/>
+    <w:rsid w:val="00EE5B0A"/>
     <w:rPr>
       <w:rFonts w:eastAsiaTheme="majorEastAsia" w:cstheme="majorBidi"/>
       <w:color w:val="0F4761" w:themeColor="accent1" w:themeShade="BF"/>
@@ -1491,7 +1335,7 @@
     <w:link w:val="Heading6"/>
     <w:uiPriority w:val="9"/>
     <w:semiHidden/>
-    <w:rsid w:val="0070629B"/>
+    <w:rsid w:val="00EE5B0A"/>
     <w:rPr>
       <w:rFonts w:eastAsiaTheme="majorEastAsia" w:cstheme="majorBidi"/>
       <w:i/>
@@ -1505,7 +1349,7 @@
     <w:link w:val="Heading7"/>
     <w:uiPriority w:val="9"/>
     <w:semiHidden/>
-    <w:rsid w:val="0070629B"/>
+    <w:rsid w:val="00EE5B0A"/>
     <w:rPr>
       <w:rFonts w:eastAsiaTheme="majorEastAsia" w:cstheme="majorBidi"/>
       <w:color w:val="595959" w:themeColor="text1" w:themeTint="A6"/>
@@ -1517,7 +1361,7 @@
     <w:link w:val="Heading8"/>
     <w:uiPriority w:val="9"/>
     <w:semiHidden/>
-    <w:rsid w:val="0070629B"/>
+    <w:rsid w:val="00EE5B0A"/>
     <w:rPr>
       <w:rFonts w:eastAsiaTheme="majorEastAsia" w:cstheme="majorBidi"/>
       <w:i/>
@@ -1531,7 +1375,7 @@
     <w:link w:val="Heading9"/>
     <w:uiPriority w:val="9"/>
     <w:semiHidden/>
-    <w:rsid w:val="0070629B"/>
+    <w:rsid w:val="00EE5B0A"/>
     <w:rPr>
       <w:rFonts w:eastAsiaTheme="majorEastAsia" w:cstheme="majorBidi"/>
       <w:color w:val="272727" w:themeColor="text1" w:themeTint="D8"/>
@@ -1544,7 +1388,7 @@
     <w:link w:val="TitleChar"/>
     <w:uiPriority w:val="10"/>
     <w:qFormat/>
-    <w:rsid w:val="0070629B"/>
+    <w:rsid w:val="00EE5B0A"/>
     <w:pPr>
       <w:spacing w:after="80" w:line="240" w:lineRule="auto"/>
       <w:contextualSpacing/>
@@ -1562,7 +1406,7 @@
     <w:basedOn w:val="DefaultParagraphFont"/>
     <w:link w:val="Title"/>
     <w:uiPriority w:val="10"/>
-    <w:rsid w:val="0070629B"/>
+    <w:rsid w:val="00EE5B0A"/>
     <w:rPr>
       <w:rFonts w:asciiTheme="majorHAnsi" w:eastAsiaTheme="majorEastAsia" w:hAnsiTheme="majorHAnsi" w:cstheme="majorBidi"/>
       <w:spacing w:val="-10"/>
@@ -1578,7 +1422,7 @@
     <w:link w:val="SubtitleChar"/>
     <w:uiPriority w:val="11"/>
     <w:qFormat/>
-    <w:rsid w:val="0070629B"/>
+    <w:rsid w:val="00EE5B0A"/>
     <w:pPr>
       <w:numPr>
         <w:ilvl w:val="1"/>
@@ -1597,7 +1441,7 @@
     <w:basedOn w:val="DefaultParagraphFont"/>
     <w:link w:val="Subtitle"/>
     <w:uiPriority w:val="11"/>
-    <w:rsid w:val="0070629B"/>
+    <w:rsid w:val="00EE5B0A"/>
     <w:rPr>
       <w:rFonts w:eastAsiaTheme="majorEastAsia" w:cstheme="majorBidi"/>
       <w:color w:val="595959" w:themeColor="text1" w:themeTint="A6"/>
@@ -1613,7 +1457,7 @@
     <w:link w:val="QuoteChar"/>
     <w:uiPriority w:val="29"/>
     <w:qFormat/>
-    <w:rsid w:val="0070629B"/>
+    <w:rsid w:val="00EE5B0A"/>
     <w:pPr>
       <w:spacing w:before="160"/>
       <w:jc w:val="center"/>
@@ -1629,7 +1473,7 @@
     <w:basedOn w:val="DefaultParagraphFont"/>
     <w:link w:val="Quote"/>
     <w:uiPriority w:val="29"/>
-    <w:rsid w:val="0070629B"/>
+    <w:rsid w:val="00EE5B0A"/>
     <w:rPr>
       <w:i/>
       <w:iCs/>
@@ -1641,7 +1485,7 @@
     <w:basedOn w:val="Normal"/>
     <w:uiPriority w:val="34"/>
     <w:qFormat/>
-    <w:rsid w:val="0070629B"/>
+    <w:rsid w:val="00EE5B0A"/>
     <w:pPr>
       <w:ind w:left="720"/>
       <w:contextualSpacing/>
@@ -1652,7 +1496,7 @@
     <w:basedOn w:val="DefaultParagraphFont"/>
     <w:uiPriority w:val="21"/>
     <w:qFormat/>
-    <w:rsid w:val="0070629B"/>
+    <w:rsid w:val="00EE5B0A"/>
     <w:rPr>
       <w:i/>
       <w:iCs/>
@@ -1666,7 +1510,7 @@
     <w:link w:val="IntenseQuoteChar"/>
     <w:uiPriority w:val="30"/>
     <w:qFormat/>
-    <w:rsid w:val="0070629B"/>
+    <w:rsid w:val="00EE5B0A"/>
     <w:pPr>
       <w:pBdr>
         <w:top w:val="single" w:sz="4" w:space="10" w:color="0F4761" w:themeColor="accent1" w:themeShade="BF"/>
@@ -1687,7 +1531,7 @@
     <w:basedOn w:val="DefaultParagraphFont"/>
     <w:link w:val="IntenseQuote"/>
     <w:uiPriority w:val="30"/>
-    <w:rsid w:val="0070629B"/>
+    <w:rsid w:val="00EE5B0A"/>
     <w:rPr>
       <w:i/>
       <w:iCs/>
@@ -1699,7 +1543,7 @@
     <w:basedOn w:val="DefaultParagraphFont"/>
     <w:uiPriority w:val="32"/>
     <w:qFormat/>
-    <w:rsid w:val="0070629B"/>
+    <w:rsid w:val="00EE5B0A"/>
     <w:rPr>
       <w:b/>
       <w:bCs/>

--- a/Session 3.docx
+++ b/Session 3.docx
@@ -19,22 +19,57 @@
     </w:p>
     <w:p>
       <w:r>
-        <w:t>class Solution {</w:t>
-      </w:r>
-    </w:p>
-    <w:p>
-      <w:r>
-        <w:t xml:space="preserve">    public int myAtoi(String s) {</w:t>
-      </w:r>
-    </w:p>
-    <w:p>
-      <w:r>
-        <w:t xml:space="preserve">        if (s == null || s.length() == 0) {</w:t>
-      </w:r>
-    </w:p>
-    <w:p>
-      <w:r>
-        <w:t xml:space="preserve">            return 0;</w:t>
+        <w:t>import java.util.LinkedList;</w:t>
+      </w:r>
+    </w:p>
+    <w:p>
+      <w:r>
+        <w:t> </w:t>
+      </w:r>
+    </w:p>
+    <w:p>
+      <w:r>
+        <w:t>class MyHashSet {</w:t>
+      </w:r>
+    </w:p>
+    <w:p>
+      <w:r>
+        <w:t xml:space="preserve">    private static final int BASE = 769;</w:t>
+      </w:r>
+    </w:p>
+    <w:p>
+      <w:r>
+        <w:t xml:space="preserve">    private LinkedList&lt;Integer&gt;[] data;</w:t>
+      </w:r>
+    </w:p>
+    <w:p>
+      <w:r>
+        <w:t> </w:t>
+      </w:r>
+    </w:p>
+    <w:p>
+      <w:r>
+        <w:t xml:space="preserve">    @SuppressWarnings("unchecked")</w:t>
+      </w:r>
+    </w:p>
+    <w:p>
+      <w:r>
+        <w:t xml:space="preserve">    public MyHashSet() {</w:t>
+      </w:r>
+    </w:p>
+    <w:p>
+      <w:r>
+        <w:t xml:space="preserve">        data = new LinkedList[BASE];</w:t>
+      </w:r>
+    </w:p>
+    <w:p>
+      <w:r>
+        <w:t xml:space="preserve">        for (int i = 0; i &lt; BASE; ++i) {</w:t>
+      </w:r>
+    </w:p>
+    <w:p>
+      <w:r>
+        <w:t xml:space="preserve">            data[i] = new LinkedList&lt;Integer&gt;();</w:t>
       </w:r>
     </w:p>
     <w:p>
@@ -44,223 +79,173 @@
     </w:p>
     <w:p>
       <w:r>
+        <w:t xml:space="preserve">    }</w:t>
+      </w:r>
+    </w:p>
+    <w:p>
+      <w:r>
+        <w:t xml:space="preserve">    </w:t>
+      </w:r>
+    </w:p>
+    <w:p>
+      <w:r>
+        <w:t xml:space="preserve">    public void add(int key) {</w:t>
+      </w:r>
+    </w:p>
+    <w:p>
+      <w:r>
+        <w:t xml:space="preserve">        int h = hash(key);</w:t>
+      </w:r>
+    </w:p>
+    <w:p>
+      <w:r>
+        <w:t xml:space="preserve">        for (Integer element : data[h]) {</w:t>
+      </w:r>
+    </w:p>
+    <w:p>
+      <w:r>
+        <w:t xml:space="preserve">            if (element == key) {</w:t>
+      </w:r>
+    </w:p>
+    <w:p>
+      <w:r>
+        <w:t xml:space="preserve">                return;</w:t>
+      </w:r>
+    </w:p>
+    <w:p>
+      <w:r>
+        <w:t xml:space="preserve">            }</w:t>
+      </w:r>
+    </w:p>
+    <w:p>
+      <w:r>
+        <w:t xml:space="preserve">        }</w:t>
+      </w:r>
+    </w:p>
+    <w:p>
+      <w:r>
+        <w:t xml:space="preserve">        data[h].addLast(key);</w:t>
+      </w:r>
+    </w:p>
+    <w:p>
+      <w:r>
+        <w:t xml:space="preserve">    }</w:t>
+      </w:r>
+    </w:p>
+    <w:p>
+      <w:r>
+        <w:t xml:space="preserve">    </w:t>
+      </w:r>
+    </w:p>
+    <w:p>
+      <w:r>
+        <w:t xml:space="preserve">    public void remove(int key) {</w:t>
+      </w:r>
+    </w:p>
+    <w:p>
+      <w:r>
+        <w:lastRenderedPageBreak/>
+        <w:t xml:space="preserve">        int h = hash(key);</w:t>
+      </w:r>
+    </w:p>
+    <w:p>
+      <w:r>
+        <w:t xml:space="preserve">        for (Integer element : data[h]) {</w:t>
+      </w:r>
+    </w:p>
+    <w:p>
+      <w:r>
+        <w:t xml:space="preserve">            if (element == key) {</w:t>
+      </w:r>
+    </w:p>
+    <w:p>
+      <w:r>
+        <w:t xml:space="preserve">                data[h].remove(element);</w:t>
+      </w:r>
+    </w:p>
+    <w:p>
+      <w:r>
+        <w:t xml:space="preserve">                return;</w:t>
+      </w:r>
+    </w:p>
+    <w:p>
+      <w:r>
+        <w:t xml:space="preserve">            }</w:t>
+      </w:r>
+    </w:p>
+    <w:p>
+      <w:r>
+        <w:t xml:space="preserve">        }</w:t>
+      </w:r>
+    </w:p>
+    <w:p>
+      <w:r>
+        <w:t xml:space="preserve">    }</w:t>
+      </w:r>
+    </w:p>
+    <w:p>
+      <w:r>
+        <w:t xml:space="preserve">    </w:t>
+      </w:r>
+    </w:p>
+    <w:p>
+      <w:r>
+        <w:t xml:space="preserve">    public boolean contains(int key) {</w:t>
+      </w:r>
+    </w:p>
+    <w:p>
+      <w:r>
+        <w:t xml:space="preserve">        int h = hash(key);</w:t>
+      </w:r>
+    </w:p>
+    <w:p>
+      <w:r>
+        <w:t xml:space="preserve">        for (Integer element : data[h]) {</w:t>
+      </w:r>
+    </w:p>
+    <w:p>
+      <w:r>
+        <w:t xml:space="preserve">            if (element == key) {</w:t>
+      </w:r>
+    </w:p>
+    <w:p>
+      <w:r>
+        <w:t xml:space="preserve">                return true;</w:t>
+      </w:r>
+    </w:p>
+    <w:p>
+      <w:r>
+        <w:t xml:space="preserve">            }</w:t>
+      </w:r>
+    </w:p>
+    <w:p>
+      <w:r>
+        <w:t xml:space="preserve">        }</w:t>
+      </w:r>
+    </w:p>
+    <w:p>
+      <w:r>
+        <w:t xml:space="preserve">        return false;</w:t>
+      </w:r>
+    </w:p>
+    <w:p>
+      <w:r>
+        <w:t xml:space="preserve">    }</w:t>
+      </w:r>
+    </w:p>
+    <w:p>
+      <w:r>
         <w:t> </w:t>
       </w:r>
     </w:p>
     <w:p>
       <w:r>
-        <w:t xml:space="preserve">        int i = 0;</w:t>
-      </w:r>
-    </w:p>
-    <w:p>
-      <w:r>
-        <w:t xml:space="preserve">        int n = s.length();</w:t>
-      </w:r>
-    </w:p>
-    <w:p>
-      <w:r>
-        <w:t> </w:t>
-      </w:r>
-    </w:p>
-    <w:p>
-      <w:r>
-        <w:t xml:space="preserve">        // 1. Skip leading whitespaces</w:t>
-      </w:r>
-    </w:p>
-    <w:p>
-      <w:r>
-        <w:t xml:space="preserve">        while (i &lt; n &amp;&amp; s.charAt(i) == ' ') {</w:t>
-      </w:r>
-    </w:p>
-    <w:p>
-      <w:r>
-        <w:t xml:space="preserve">            i++;</w:t>
-      </w:r>
-    </w:p>
-    <w:p>
-      <w:r>
-        <w:t xml:space="preserve">        }</w:t>
-      </w:r>
-    </w:p>
-    <w:p>
-      <w:r>
-        <w:t> </w:t>
-      </w:r>
-    </w:p>
-    <w:p>
-      <w:r>
-        <w:t xml:space="preserve">        // Check if string was only whitespaces</w:t>
-      </w:r>
-    </w:p>
-    <w:p>
-      <w:r>
-        <w:t xml:space="preserve">        if (i == n) {</w:t>
-      </w:r>
-    </w:p>
-    <w:p>
-      <w:r>
-        <w:t xml:space="preserve">            return 0;</w:t>
-      </w:r>
-    </w:p>
-    <w:p>
-      <w:r>
-        <w:t xml:space="preserve">        }</w:t>
-      </w:r>
-    </w:p>
-    <w:p>
-      <w:r>
-        <w:t> </w:t>
-      </w:r>
-    </w:p>
-    <w:p>
-      <w:r>
-        <w:t xml:space="preserve">        // 2. Check for sign</w:t>
-      </w:r>
-    </w:p>
-    <w:p>
-      <w:r>
-        <w:t xml:space="preserve">        int sign = 1;</w:t>
-      </w:r>
-    </w:p>
-    <w:p>
-      <w:r>
-        <w:t xml:space="preserve">        if (s.charAt(i) == '+' || s.charAt(i) == '-') {</w:t>
-      </w:r>
-    </w:p>
-    <w:p>
-      <w:r>
-        <w:t xml:space="preserve">            sign = (s.charAt(i) == '-') ? -1 : 1;</w:t>
-      </w:r>
-    </w:p>
-    <w:p>
-      <w:r>
-        <w:t xml:space="preserve">            i++;</w:t>
-      </w:r>
-    </w:p>
-    <w:p>
-      <w:r>
-        <w:t xml:space="preserve">        }</w:t>
-      </w:r>
-    </w:p>
-    <w:p>
-      <w:r>
-        <w:lastRenderedPageBreak/>
-        <w:t> </w:t>
-      </w:r>
-    </w:p>
-    <w:p>
-      <w:r>
-        <w:t xml:space="preserve">        // 3. Convert digits and prevent overflow</w:t>
-      </w:r>
-    </w:p>
-    <w:p>
-      <w:r>
-        <w:t xml:space="preserve">        int result = 0;</w:t>
-      </w:r>
-    </w:p>
-    <w:p>
-      <w:r>
-        <w:t xml:space="preserve">        while (i &lt; n) {</w:t>
-      </w:r>
-    </w:p>
-    <w:p>
-      <w:r>
-        <w:t xml:space="preserve">            char ch = s.charAt(i);</w:t>
-      </w:r>
-    </w:p>
-    <w:p>
-      <w:r>
-        <w:t xml:space="preserve">            </w:t>
-      </w:r>
-    </w:p>
-    <w:p>
-      <w:r>
-        <w:t xml:space="preserve">            // Stop reading if a non-digit character is encountered</w:t>
-      </w:r>
-    </w:p>
-    <w:p>
-      <w:r>
-        <w:t xml:space="preserve">            if (ch &lt; '0' || ch &gt; '9') {</w:t>
-      </w:r>
-    </w:p>
-    <w:p>
-      <w:r>
-        <w:t xml:space="preserve">                break;</w:t>
-      </w:r>
-    </w:p>
-    <w:p>
-      <w:r>
-        <w:t xml:space="preserve">            }</w:t>
-      </w:r>
-    </w:p>
-    <w:p>
-      <w:r>
-        <w:t> </w:t>
-      </w:r>
-    </w:p>
-    <w:p>
-      <w:r>
-        <w:t xml:space="preserve">            int digit = ch - '0';</w:t>
-      </w:r>
-    </w:p>
-    <w:p>
-      <w:r>
-        <w:t> </w:t>
-      </w:r>
-    </w:p>
-    <w:p>
-      <w:r>
-        <w:t xml:space="preserve">            // Check for overflow/underflow before multiplying by 10</w:t>
-      </w:r>
-    </w:p>
-    <w:p>
-      <w:r>
-        <w:t xml:space="preserve">            if (result &gt; Integer.MAX_VALUE / 10 || </w:t>
-      </w:r>
-    </w:p>
-    <w:p>
-      <w:r>
-        <w:t xml:space="preserve">               (result == Integer.MAX_VALUE / 10 &amp;&amp; digit &gt; Integer.MAX_VALUE % 10)) {</w:t>
-      </w:r>
-    </w:p>
-    <w:p>
-      <w:r>
-        <w:t xml:space="preserve">                return (sign == 1) ? Integer.MAX_VALUE : Integer.MIN_VALUE;</w:t>
-      </w:r>
-    </w:p>
-    <w:p>
-      <w:r>
-        <w:t xml:space="preserve">            }</w:t>
-      </w:r>
-    </w:p>
-    <w:p>
-      <w:r>
-        <w:t> </w:t>
-      </w:r>
-    </w:p>
-    <w:p>
-      <w:r>
-        <w:t xml:space="preserve">            result = result * 10 + digit;</w:t>
-      </w:r>
-    </w:p>
-    <w:p>
-      <w:r>
-        <w:t xml:space="preserve">            i++;</w:t>
-      </w:r>
-    </w:p>
-    <w:p>
-      <w:r>
-        <w:t xml:space="preserve">        }</w:t>
-      </w:r>
-    </w:p>
-    <w:p>
-      <w:r>
-        <w:t> </w:t>
-      </w:r>
-    </w:p>
-    <w:p>
-      <w:r>
-        <w:t xml:space="preserve">        return result * sign;</w:t>
+        <w:t xml:space="preserve">    private int hash(int key) {</w:t>
+      </w:r>
+    </w:p>
+    <w:p>
+      <w:r>
+        <w:t xml:space="preserve">        return key % BASE;</w:t>
       </w:r>
     </w:p>
     <w:p>
@@ -287,10 +272,10 @@
       <w:r>
         <w:lastRenderedPageBreak/>
         <w:drawing>
-          <wp:inline distT="0" distB="0" distL="0" distR="0" wp14:anchorId="70D72DFE" wp14:editId="49A20DF1">
-            <wp:extent cx="4930140" cy="3985260"/>
-            <wp:effectExtent l="0" t="0" r="3810" b="0"/>
-            <wp:docPr id="1273559381" name="Picture 2"/>
+          <wp:inline distT="0" distB="0" distL="0" distR="0" wp14:anchorId="1B1000DC" wp14:editId="3002C75F">
+            <wp:extent cx="5731510" cy="3548380"/>
+            <wp:effectExtent l="0" t="0" r="2540" b="0"/>
+            <wp:docPr id="1948452448" name="Picture 2"/>
             <wp:cNvGraphicFramePr>
               <a:graphicFrameLocks xmlns:a="http://schemas.openxmlformats.org/drawingml/2006/main" noChangeAspect="1"/>
             </wp:cNvGraphicFramePr>
@@ -319,7 +304,7 @@
                   <pic:spPr bwMode="auto">
                     <a:xfrm>
                       <a:off x="0" y="0"/>
-                      <a:ext cx="4930140" cy="3985260"/>
+                      <a:ext cx="5731510" cy="3548380"/>
                     </a:xfrm>
                     <a:prstGeom prst="rect">
                       <a:avLst/>
@@ -343,7 +328,7 @@
     </w:p>
     <w:p>
       <w:r>
-        <w:t>Session 3 -2</w:t>
+        <w:t xml:space="preserve">Session 3-2 </w:t>
       </w:r>
     </w:p>
     <w:p>
@@ -353,22 +338,37 @@
     </w:p>
     <w:p>
       <w:r>
+        <w:t>import java.io.*;</w:t>
+      </w:r>
+    </w:p>
+    <w:p>
+      <w:r>
+        <w:t>import java.util.*;</w:t>
+      </w:r>
+    </w:p>
+    <w:p>
+      <w:r>
+        <w:t>import java.util.stream.*;</w:t>
+      </w:r>
+    </w:p>
+    <w:p>
+      <w:r>
+        <w:t>import static java.util.stream.Collectors.joining;</w:t>
+      </w:r>
+    </w:p>
+    <w:p>
+      <w:r>
+        <w:t>import static java.util.stream.Collectors.toList;</w:t>
+      </w:r>
+    </w:p>
+    <w:p>
+      <w:r>
         <w:t> </w:t>
       </w:r>
     </w:p>
     <w:p>
       <w:r>
-        <w:t>import java.io.BufferedReader;</w:t>
-      </w:r>
-    </w:p>
-    <w:p>
-      <w:r>
-        <w:t>import java.io.IOException;</w:t>
-      </w:r>
-    </w:p>
-    <w:p>
-      <w:r>
-        <w:t>import java.io.InputStreamReader;</w:t>
+        <w:t>class Result {</w:t>
       </w:r>
     </w:p>
     <w:p>
@@ -378,98 +378,249 @@
     </w:p>
     <w:p>
       <w:r>
+        <w:t xml:space="preserve">    public static List&lt;Integer&gt; gradingStudents(List&lt;Integer&gt; grades) {</w:t>
+      </w:r>
+    </w:p>
+    <w:p>
+      <w:r>
+        <w:t xml:space="preserve">        List&lt;Integer&gt; roundedGrades = new ArrayList&lt;&gt;();</w:t>
+      </w:r>
+    </w:p>
+    <w:p>
+      <w:r>
+        <w:t xml:space="preserve">        </w:t>
+      </w:r>
+    </w:p>
+    <w:p>
+      <w:r>
+        <w:t xml:space="preserve">        for (int grade : grades) {</w:t>
+      </w:r>
+    </w:p>
+    <w:p>
+      <w:r>
+        <w:t xml:space="preserve">            if (grade &lt; 38) {</w:t>
+      </w:r>
+    </w:p>
+    <w:p>
+      <w:r>
+        <w:lastRenderedPageBreak/>
+        <w:t xml:space="preserve">                roundedGrades.add(grade);</w:t>
+      </w:r>
+    </w:p>
+    <w:p>
+      <w:r>
+        <w:t xml:space="preserve">            } else {</w:t>
+      </w:r>
+    </w:p>
+    <w:p>
+      <w:r>
+        <w:t xml:space="preserve">                int nextMultipleOfFive = ((grade / 5) + 1) * 5;</w:t>
+      </w:r>
+    </w:p>
+    <w:p>
+      <w:r>
+        <w:t xml:space="preserve">                if (nextMultipleOfFive - grade &lt; 3) {</w:t>
+      </w:r>
+    </w:p>
+    <w:p>
+      <w:r>
+        <w:t xml:space="preserve">                    roundedGrades.add(nextMultipleOfFive);</w:t>
+      </w:r>
+    </w:p>
+    <w:p>
+      <w:r>
+        <w:t xml:space="preserve">                } else {</w:t>
+      </w:r>
+    </w:p>
+    <w:p>
+      <w:r>
+        <w:t xml:space="preserve">                    roundedGrades.add(grade);</w:t>
+      </w:r>
+    </w:p>
+    <w:p>
+      <w:r>
+        <w:t xml:space="preserve">                }</w:t>
+      </w:r>
+    </w:p>
+    <w:p>
+      <w:r>
+        <w:t xml:space="preserve">            }</w:t>
+      </w:r>
+    </w:p>
+    <w:p>
+      <w:r>
+        <w:t xml:space="preserve">        }</w:t>
+      </w:r>
+    </w:p>
+    <w:p>
+      <w:r>
+        <w:t xml:space="preserve">        </w:t>
+      </w:r>
+    </w:p>
+    <w:p>
+      <w:r>
+        <w:t xml:space="preserve">        return roundedGrades;</w:t>
+      </w:r>
+    </w:p>
+    <w:p>
+      <w:r>
+        <w:t xml:space="preserve">    }</w:t>
+      </w:r>
+    </w:p>
+    <w:p>
+      <w:r>
+        <w:t>}</w:t>
+      </w:r>
+    </w:p>
+    <w:p>
+      <w:r>
+        <w:t> </w:t>
+      </w:r>
+    </w:p>
+    <w:p>
+      <w:r>
         <w:t>public class Solution {</w:t>
       </w:r>
     </w:p>
     <w:p>
       <w:r>
+        <w:t xml:space="preserve">    public static void main(String[] args) throws IOException {</w:t>
+      </w:r>
+    </w:p>
+    <w:p>
+      <w:r>
+        <w:t xml:space="preserve">        BufferedReader bufferedReader = new BufferedReader(new InputStreamReader(System.in));</w:t>
+      </w:r>
+    </w:p>
+    <w:p>
+      <w:r>
+        <w:t xml:space="preserve">        BufferedWriter bufferedWriter = new BufferedWriter(new FileWriter(System.getenv("OUTPUT_PATH")));</w:t>
+      </w:r>
+    </w:p>
+    <w:p>
+      <w:r>
         <w:t> </w:t>
       </w:r>
     </w:p>
     <w:p>
       <w:r>
-        <w:t xml:space="preserve">    /*</w:t>
-      </w:r>
-    </w:p>
-    <w:p>
-      <w:r>
-        <w:t xml:space="preserve">     * Complete the 'alternatingCharacters' function below.</w:t>
-      </w:r>
-    </w:p>
-    <w:p>
-      <w:r>
-        <w:t xml:space="preserve">     * The function is expected to return an INTEGER.</w:t>
-      </w:r>
-    </w:p>
-    <w:p>
-      <w:r>
-        <w:t xml:space="preserve">     * The function accepts STRING s as parameter.</w:t>
-      </w:r>
-    </w:p>
-    <w:p>
-      <w:r>
-        <w:t xml:space="preserve">     */</w:t>
+        <w:t xml:space="preserve">        int gradesCount = Integer.parseInt(bufferedReader.readLine().trim());</w:t>
+      </w:r>
+    </w:p>
+    <w:p>
+      <w:r>
+        <w:t> </w:t>
+      </w:r>
+    </w:p>
+    <w:p>
+      <w:r>
+        <w:t xml:space="preserve">        List&lt;Integer&gt; grades = IntStream.range(0, gradesCount).mapToObj(i -&gt; {</w:t>
+      </w:r>
+    </w:p>
+    <w:p>
+      <w:r>
+        <w:t xml:space="preserve">            try {</w:t>
+      </w:r>
+    </w:p>
+    <w:p>
+      <w:r>
+        <w:t xml:space="preserve">                return bufferedReader.readLine().replaceAll("\\s+$", "");</w:t>
+      </w:r>
+    </w:p>
+    <w:p>
+      <w:r>
+        <w:t xml:space="preserve">            } catch (IOException ex) {</w:t>
+      </w:r>
+    </w:p>
+    <w:p>
+      <w:r>
+        <w:t xml:space="preserve">                throw new RuntimeException(ex);</w:t>
       </w:r>
     </w:p>
     <w:p>
       <w:r>
         <w:lastRenderedPageBreak/>
-        <w:t xml:space="preserve">    public static int alternatingCharacters(String s) {</w:t>
-      </w:r>
-    </w:p>
-    <w:p>
-      <w:r>
-        <w:t xml:space="preserve">        int deletions = 0;</w:t>
-      </w:r>
-    </w:p>
-    <w:p>
-      <w:r>
-        <w:t xml:space="preserve">        </w:t>
-      </w:r>
-    </w:p>
-    <w:p>
-      <w:r>
-        <w:t xml:space="preserve">        // Loop through the string starting from the second character</w:t>
-      </w:r>
-    </w:p>
-    <w:p>
-      <w:r>
-        <w:t xml:space="preserve">        for (int i = 1; i &lt; s.length(); i++) {</w:t>
-      </w:r>
-    </w:p>
-    <w:p>
-      <w:r>
-        <w:t xml:space="preserve">            // If the current character is identical to the previous one, it must be deleted</w:t>
-      </w:r>
-    </w:p>
-    <w:p>
-      <w:r>
-        <w:t xml:space="preserve">            if (s.charAt(i) == s.charAt(i - 1)) {</w:t>
-      </w:r>
-    </w:p>
-    <w:p>
-      <w:r>
-        <w:t xml:space="preserve">                deletions++;</w:t>
-      </w:r>
-    </w:p>
-    <w:p>
-      <w:r>
         <w:t xml:space="preserve">            }</w:t>
       </w:r>
     </w:p>
     <w:p>
       <w:r>
-        <w:t xml:space="preserve">        }</w:t>
-      </w:r>
-    </w:p>
-    <w:p>
-      <w:r>
-        <w:t xml:space="preserve">        </w:t>
-      </w:r>
-    </w:p>
-    <w:p>
-      <w:r>
-        <w:t xml:space="preserve">        return deletions;</w:t>
+        <w:t xml:space="preserve">        })</w:t>
+      </w:r>
+    </w:p>
+    <w:p>
+      <w:r>
+        <w:t xml:space="preserve">            .map(String::trim)</w:t>
+      </w:r>
+    </w:p>
+    <w:p>
+      <w:r>
+        <w:t xml:space="preserve">            .map(Integer::parseInt)</w:t>
+      </w:r>
+    </w:p>
+    <w:p>
+      <w:r>
+        <w:t xml:space="preserve">            .collect(toList());</w:t>
+      </w:r>
+    </w:p>
+    <w:p>
+      <w:r>
+        <w:t> </w:t>
+      </w:r>
+    </w:p>
+    <w:p>
+      <w:r>
+        <w:t xml:space="preserve">        List&lt;Integer&gt; result = Result.gradingStudents(grades);</w:t>
+      </w:r>
+    </w:p>
+    <w:p>
+      <w:r>
+        <w:t> </w:t>
+      </w:r>
+    </w:p>
+    <w:p>
+      <w:r>
+        <w:t xml:space="preserve">        bufferedWriter.write(</w:t>
+      </w:r>
+    </w:p>
+    <w:p>
+      <w:r>
+        <w:t xml:space="preserve">            result.stream()</w:t>
+      </w:r>
+    </w:p>
+    <w:p>
+      <w:r>
+        <w:t xml:space="preserve">                .map(Object::toString)</w:t>
+      </w:r>
+    </w:p>
+    <w:p>
+      <w:r>
+        <w:t xml:space="preserve">                .collect(joining("\n"))</w:t>
+      </w:r>
+    </w:p>
+    <w:p>
+      <w:r>
+        <w:t xml:space="preserve">            + "\n"</w:t>
+      </w:r>
+    </w:p>
+    <w:p>
+      <w:r>
+        <w:t xml:space="preserve">        );</w:t>
+      </w:r>
+    </w:p>
+    <w:p>
+      <w:r>
+        <w:t> </w:t>
+      </w:r>
+    </w:p>
+    <w:p>
+      <w:r>
+        <w:t xml:space="preserve">        bufferedReader.close();</w:t>
+      </w:r>
+    </w:p>
+    <w:p>
+      <w:r>
+        <w:t xml:space="preserve">        bufferedWriter.close();</w:t>
       </w:r>
     </w:p>
     <w:p>
@@ -479,102 +630,27 @@
     </w:p>
     <w:p>
       <w:r>
+        <w:t>}</w:t>
+      </w:r>
+    </w:p>
+    <w:p>
+      <w:r>
         <w:t> </w:t>
       </w:r>
     </w:p>
     <w:p>
       <w:r>
-        <w:t xml:space="preserve">    public static void main(String[] args) throws IOException {</w:t>
-      </w:r>
-    </w:p>
-    <w:p>
-      <w:r>
-        <w:t xml:space="preserve">        BufferedReader bufferedReader = new BufferedReader(new InputStreamReader(System.in));</w:t>
-      </w:r>
-    </w:p>
-    <w:p>
-      <w:r>
-        <w:t xml:space="preserve">        </w:t>
-      </w:r>
-    </w:p>
-    <w:p>
-      <w:r>
-        <w:t xml:space="preserve">        // Read the number of queries</w:t>
-      </w:r>
-    </w:p>
-    <w:p>
-      <w:r>
-        <w:t xml:space="preserve">        int q = Integer.parseInt(bufferedReader.readLine().trim());</w:t>
-      </w:r>
-    </w:p>
-    <w:p>
-      <w:r>
-        <w:t xml:space="preserve">        </w:t>
-      </w:r>
-    </w:p>
-    <w:p>
-      <w:r>
-        <w:t xml:space="preserve">        // Process each query</w:t>
-      </w:r>
-    </w:p>
-    <w:p>
-      <w:r>
-        <w:t xml:space="preserve">        for (int qItr = 0; qItr &lt; q; qItr++) {</w:t>
-      </w:r>
-    </w:p>
-    <w:p>
-      <w:r>
-        <w:t xml:space="preserve">            String s = bufferedReader.readLine();</w:t>
-      </w:r>
-    </w:p>
-    <w:p>
-      <w:r>
-        <w:t xml:space="preserve">            int result = alternatingCharacters(s);</w:t>
-      </w:r>
-    </w:p>
-    <w:p>
-      <w:r>
-        <w:t xml:space="preserve">            System.out.println(result);</w:t>
-      </w:r>
-    </w:p>
-    <w:p>
-      <w:r>
-        <w:t xml:space="preserve">        }</w:t>
-      </w:r>
-    </w:p>
-    <w:p>
-      <w:r>
-        <w:t xml:space="preserve">        </w:t>
+        <w:t> </w:t>
       </w:r>
     </w:p>
     <w:p>
       <w:r>
         <w:lastRenderedPageBreak/>
-        <w:t xml:space="preserve">        bufferedReader.close();</w:t>
-      </w:r>
-    </w:p>
-    <w:p>
-      <w:r>
-        <w:t xml:space="preserve">    }</w:t>
-      </w:r>
-    </w:p>
-    <w:p>
-      <w:r>
-        <w:t>}</w:t>
-      </w:r>
-    </w:p>
-    <w:p>
-      <w:r>
-        <w:t> </w:t>
-      </w:r>
-    </w:p>
-    <w:p>
-      <w:r>
         <w:drawing>
-          <wp:inline distT="0" distB="0" distL="0" distR="0" wp14:anchorId="0F8D8C0D" wp14:editId="56FBDAD0">
-            <wp:extent cx="5615940" cy="2827020"/>
-            <wp:effectExtent l="0" t="0" r="3810" b="0"/>
-            <wp:docPr id="570602645" name="Picture 4"/>
+          <wp:inline distT="0" distB="0" distL="0" distR="0" wp14:anchorId="5161B5E1" wp14:editId="32B20457">
+            <wp:extent cx="5731510" cy="3590290"/>
+            <wp:effectExtent l="0" t="0" r="2540" b="0"/>
+            <wp:docPr id="737501457" name="Picture 4"/>
             <wp:cNvGraphicFramePr>
               <a:graphicFrameLocks xmlns:a="http://schemas.openxmlformats.org/drawingml/2006/main" noChangeAspect="1"/>
             </wp:cNvGraphicFramePr>
@@ -603,7 +679,7 @@
                   <pic:spPr bwMode="auto">
                     <a:xfrm>
                       <a:off x="0" y="0"/>
-                      <a:ext cx="5615940" cy="2827020"/>
+                      <a:ext cx="5731510" cy="3590290"/>
                     </a:xfrm>
                     <a:prstGeom prst="rect">
                       <a:avLst/>
@@ -618,11 +694,6 @@
             </a:graphic>
           </wp:inline>
         </w:drawing>
-      </w:r>
-    </w:p>
-    <w:p>
-      <w:r>
-        <w:t xml:space="preserve"> </w:t>
       </w:r>
     </w:p>
     <w:p/>
@@ -1044,7 +1115,7 @@
     <w:link w:val="Heading1Char"/>
     <w:uiPriority w:val="9"/>
     <w:qFormat/>
-    <w:rsid w:val="00EE5B0A"/>
+    <w:rsid w:val="008F3A90"/>
     <w:pPr>
       <w:keepNext/>
       <w:keepLines/>
@@ -1067,7 +1138,7 @@
     <w:semiHidden/>
     <w:unhideWhenUsed/>
     <w:qFormat/>
-    <w:rsid w:val="00EE5B0A"/>
+    <w:rsid w:val="008F3A90"/>
     <w:pPr>
       <w:keepNext/>
       <w:keepLines/>
@@ -1090,7 +1161,7 @@
     <w:semiHidden/>
     <w:unhideWhenUsed/>
     <w:qFormat/>
-    <w:rsid w:val="00EE5B0A"/>
+    <w:rsid w:val="008F3A90"/>
     <w:pPr>
       <w:keepNext/>
       <w:keepLines/>
@@ -1113,7 +1184,7 @@
     <w:semiHidden/>
     <w:unhideWhenUsed/>
     <w:qFormat/>
-    <w:rsid w:val="00EE5B0A"/>
+    <w:rsid w:val="008F3A90"/>
     <w:pPr>
       <w:keepNext/>
       <w:keepLines/>
@@ -1136,7 +1207,7 @@
     <w:semiHidden/>
     <w:unhideWhenUsed/>
     <w:qFormat/>
-    <w:rsid w:val="00EE5B0A"/>
+    <w:rsid w:val="008F3A90"/>
     <w:pPr>
       <w:keepNext/>
       <w:keepLines/>
@@ -1157,7 +1228,7 @@
     <w:semiHidden/>
     <w:unhideWhenUsed/>
     <w:qFormat/>
-    <w:rsid w:val="00EE5B0A"/>
+    <w:rsid w:val="008F3A90"/>
     <w:pPr>
       <w:keepNext/>
       <w:keepLines/>
@@ -1180,7 +1251,7 @@
     <w:semiHidden/>
     <w:unhideWhenUsed/>
     <w:qFormat/>
-    <w:rsid w:val="00EE5B0A"/>
+    <w:rsid w:val="008F3A90"/>
     <w:pPr>
       <w:keepNext/>
       <w:keepLines/>
@@ -1201,7 +1272,7 @@
     <w:semiHidden/>
     <w:unhideWhenUsed/>
     <w:qFormat/>
-    <w:rsid w:val="00EE5B0A"/>
+    <w:rsid w:val="008F3A90"/>
     <w:pPr>
       <w:keepNext/>
       <w:keepLines/>
@@ -1224,7 +1295,7 @@
     <w:semiHidden/>
     <w:unhideWhenUsed/>
     <w:qFormat/>
-    <w:rsid w:val="00EE5B0A"/>
+    <w:rsid w:val="008F3A90"/>
     <w:pPr>
       <w:keepNext/>
       <w:keepLines/>
@@ -1267,7 +1338,7 @@
     <w:basedOn w:val="DefaultParagraphFont"/>
     <w:link w:val="Heading1"/>
     <w:uiPriority w:val="9"/>
-    <w:rsid w:val="00EE5B0A"/>
+    <w:rsid w:val="008F3A90"/>
     <w:rPr>
       <w:rFonts w:asciiTheme="majorHAnsi" w:eastAsiaTheme="majorEastAsia" w:hAnsiTheme="majorHAnsi" w:cstheme="majorBidi"/>
       <w:color w:val="0F4761" w:themeColor="accent1" w:themeShade="BF"/>
@@ -1281,7 +1352,7 @@
     <w:link w:val="Heading2"/>
     <w:uiPriority w:val="9"/>
     <w:semiHidden/>
-    <w:rsid w:val="00EE5B0A"/>
+    <w:rsid w:val="008F3A90"/>
     <w:rPr>
       <w:rFonts w:asciiTheme="majorHAnsi" w:eastAsiaTheme="majorEastAsia" w:hAnsiTheme="majorHAnsi" w:cstheme="majorBidi"/>
       <w:color w:val="0F4761" w:themeColor="accent1" w:themeShade="BF"/>
@@ -1295,7 +1366,7 @@
     <w:link w:val="Heading3"/>
     <w:uiPriority w:val="9"/>
     <w:semiHidden/>
-    <w:rsid w:val="00EE5B0A"/>
+    <w:rsid w:val="008F3A90"/>
     <w:rPr>
       <w:rFonts w:eastAsiaTheme="majorEastAsia" w:cstheme="majorBidi"/>
       <w:color w:val="0F4761" w:themeColor="accent1" w:themeShade="BF"/>
@@ -1309,7 +1380,7 @@
     <w:link w:val="Heading4"/>
     <w:uiPriority w:val="9"/>
     <w:semiHidden/>
-    <w:rsid w:val="00EE5B0A"/>
+    <w:rsid w:val="008F3A90"/>
     <w:rPr>
       <w:rFonts w:eastAsiaTheme="majorEastAsia" w:cstheme="majorBidi"/>
       <w:i/>
@@ -1323,7 +1394,7 @@
     <w:link w:val="Heading5"/>
     <w:uiPriority w:val="9"/>
     <w:semiHidden/>
-    <w:rsid w:val="00EE5B0A"/>
+    <w:rsid w:val="008F3A90"/>
     <w:rPr>
       <w:rFonts w:eastAsiaTheme="majorEastAsia" w:cstheme="majorBidi"/>
       <w:color w:val="0F4761" w:themeColor="accent1" w:themeShade="BF"/>
@@ -1335,7 +1406,7 @@
     <w:link w:val="Heading6"/>
     <w:uiPriority w:val="9"/>
     <w:semiHidden/>
-    <w:rsid w:val="00EE5B0A"/>
+    <w:rsid w:val="008F3A90"/>
     <w:rPr>
       <w:rFonts w:eastAsiaTheme="majorEastAsia" w:cstheme="majorBidi"/>
       <w:i/>
@@ -1349,7 +1420,7 @@
     <w:link w:val="Heading7"/>
     <w:uiPriority w:val="9"/>
     <w:semiHidden/>
-    <w:rsid w:val="00EE5B0A"/>
+    <w:rsid w:val="008F3A90"/>
     <w:rPr>
       <w:rFonts w:eastAsiaTheme="majorEastAsia" w:cstheme="majorBidi"/>
       <w:color w:val="595959" w:themeColor="text1" w:themeTint="A6"/>
@@ -1361,7 +1432,7 @@
     <w:link w:val="Heading8"/>
     <w:uiPriority w:val="9"/>
     <w:semiHidden/>
-    <w:rsid w:val="00EE5B0A"/>
+    <w:rsid w:val="008F3A90"/>
     <w:rPr>
       <w:rFonts w:eastAsiaTheme="majorEastAsia" w:cstheme="majorBidi"/>
       <w:i/>
@@ -1375,7 +1446,7 @@
     <w:link w:val="Heading9"/>
     <w:uiPriority w:val="9"/>
     <w:semiHidden/>
-    <w:rsid w:val="00EE5B0A"/>
+    <w:rsid w:val="008F3A90"/>
     <w:rPr>
       <w:rFonts w:eastAsiaTheme="majorEastAsia" w:cstheme="majorBidi"/>
       <w:color w:val="272727" w:themeColor="text1" w:themeTint="D8"/>
@@ -1388,7 +1459,7 @@
     <w:link w:val="TitleChar"/>
     <w:uiPriority w:val="10"/>
     <w:qFormat/>
-    <w:rsid w:val="00EE5B0A"/>
+    <w:rsid w:val="008F3A90"/>
     <w:pPr>
       <w:spacing w:after="80" w:line="240" w:lineRule="auto"/>
       <w:contextualSpacing/>
@@ -1406,7 +1477,7 @@
     <w:basedOn w:val="DefaultParagraphFont"/>
     <w:link w:val="Title"/>
     <w:uiPriority w:val="10"/>
-    <w:rsid w:val="00EE5B0A"/>
+    <w:rsid w:val="008F3A90"/>
     <w:rPr>
       <w:rFonts w:asciiTheme="majorHAnsi" w:eastAsiaTheme="majorEastAsia" w:hAnsiTheme="majorHAnsi" w:cstheme="majorBidi"/>
       <w:spacing w:val="-10"/>
@@ -1422,7 +1493,7 @@
     <w:link w:val="SubtitleChar"/>
     <w:uiPriority w:val="11"/>
     <w:qFormat/>
-    <w:rsid w:val="00EE5B0A"/>
+    <w:rsid w:val="008F3A90"/>
     <w:pPr>
       <w:numPr>
         <w:ilvl w:val="1"/>
@@ -1441,7 +1512,7 @@
     <w:basedOn w:val="DefaultParagraphFont"/>
     <w:link w:val="Subtitle"/>
     <w:uiPriority w:val="11"/>
-    <w:rsid w:val="00EE5B0A"/>
+    <w:rsid w:val="008F3A90"/>
     <w:rPr>
       <w:rFonts w:eastAsiaTheme="majorEastAsia" w:cstheme="majorBidi"/>
       <w:color w:val="595959" w:themeColor="text1" w:themeTint="A6"/>
@@ -1457,7 +1528,7 @@
     <w:link w:val="QuoteChar"/>
     <w:uiPriority w:val="29"/>
     <w:qFormat/>
-    <w:rsid w:val="00EE5B0A"/>
+    <w:rsid w:val="008F3A90"/>
     <w:pPr>
       <w:spacing w:before="160"/>
       <w:jc w:val="center"/>
@@ -1473,7 +1544,7 @@
     <w:basedOn w:val="DefaultParagraphFont"/>
     <w:link w:val="Quote"/>
     <w:uiPriority w:val="29"/>
-    <w:rsid w:val="00EE5B0A"/>
+    <w:rsid w:val="008F3A90"/>
     <w:rPr>
       <w:i/>
       <w:iCs/>
@@ -1485,7 +1556,7 @@
     <w:basedOn w:val="Normal"/>
     <w:uiPriority w:val="34"/>
     <w:qFormat/>
-    <w:rsid w:val="00EE5B0A"/>
+    <w:rsid w:val="008F3A90"/>
     <w:pPr>
       <w:ind w:left="720"/>
       <w:contextualSpacing/>
@@ -1496,7 +1567,7 @@
     <w:basedOn w:val="DefaultParagraphFont"/>
     <w:uiPriority w:val="21"/>
     <w:qFormat/>
-    <w:rsid w:val="00EE5B0A"/>
+    <w:rsid w:val="008F3A90"/>
     <w:rPr>
       <w:i/>
       <w:iCs/>
@@ -1510,7 +1581,7 @@
     <w:link w:val="IntenseQuoteChar"/>
     <w:uiPriority w:val="30"/>
     <w:qFormat/>
-    <w:rsid w:val="00EE5B0A"/>
+    <w:rsid w:val="008F3A90"/>
     <w:pPr>
       <w:pBdr>
         <w:top w:val="single" w:sz="4" w:space="10" w:color="0F4761" w:themeColor="accent1" w:themeShade="BF"/>
@@ -1531,7 +1602,7 @@
     <w:basedOn w:val="DefaultParagraphFont"/>
     <w:link w:val="IntenseQuote"/>
     <w:uiPriority w:val="30"/>
-    <w:rsid w:val="00EE5B0A"/>
+    <w:rsid w:val="008F3A90"/>
     <w:rPr>
       <w:i/>
       <w:iCs/>
@@ -1543,7 +1614,7 @@
     <w:basedOn w:val="DefaultParagraphFont"/>
     <w:uiPriority w:val="32"/>
     <w:qFormat/>
-    <w:rsid w:val="00EE5B0A"/>
+    <w:rsid w:val="008F3A90"/>
     <w:rPr>
       <w:b/>
       <w:bCs/>

--- a/Session 3.docx
+++ b/Session 3.docx
@@ -19,7 +19,15 @@
     </w:p>
     <w:p>
       <w:r>
-        <w:t>import java.util.LinkedList;</w:t>
+        <w:t xml:space="preserve">import </w:t>
+      </w:r>
+      <w:proofErr w:type="spellStart"/>
+      <w:r>
+        <w:t>java.util</w:t>
+      </w:r>
+      <w:proofErr w:type="spellEnd"/>
+      <w:r>
+        <w:t>.*;</w:t>
       </w:r>
     </w:p>
     <w:p>
@@ -29,17 +37,7 @@
     </w:p>
     <w:p>
       <w:r>
-        <w:t>class MyHashSet {</w:t>
-      </w:r>
-    </w:p>
-    <w:p>
-      <w:r>
-        <w:t xml:space="preserve">    private static final int BASE = 769;</w:t>
-      </w:r>
-    </w:p>
-    <w:p>
-      <w:r>
-        <w:t xml:space="preserve">    private LinkedList&lt;Integer&gt;[] data;</w:t>
+        <w:t>public class Solution {</w:t>
       </w:r>
     </w:p>
     <w:p>
@@ -49,27 +47,96 @@
     </w:p>
     <w:p>
       <w:r>
-        <w:t xml:space="preserve">    @SuppressWarnings("unchecked")</w:t>
-      </w:r>
-    </w:p>
-    <w:p>
-      <w:r>
-        <w:t xml:space="preserve">    public MyHashSet() {</w:t>
-      </w:r>
-    </w:p>
-    <w:p>
-      <w:r>
-        <w:t xml:space="preserve">        data = new LinkedList[BASE];</w:t>
-      </w:r>
-    </w:p>
-    <w:p>
-      <w:r>
-        <w:t xml:space="preserve">        for (int i = 0; i &lt; BASE; ++i) {</w:t>
-      </w:r>
-    </w:p>
-    <w:p>
-      <w:r>
-        <w:t xml:space="preserve">            data[i] = new LinkedList&lt;Integer&gt;();</w:t>
+        <w:t xml:space="preserve">    static Iterator </w:t>
+      </w:r>
+      <w:proofErr w:type="spellStart"/>
+      <w:proofErr w:type="gramStart"/>
+      <w:r>
+        <w:t>func</w:t>
+      </w:r>
+      <w:proofErr w:type="spellEnd"/>
+      <w:r>
+        <w:t>(</w:t>
+      </w:r>
+      <w:proofErr w:type="spellStart"/>
+      <w:proofErr w:type="gramEnd"/>
+      <w:r>
+        <w:t>ArrayList</w:t>
+      </w:r>
+      <w:proofErr w:type="spellEnd"/>
+      <w:r>
+        <w:t xml:space="preserve"> </w:t>
+      </w:r>
+      <w:proofErr w:type="spellStart"/>
+      <w:r>
+        <w:t>mylist</w:t>
+      </w:r>
+      <w:proofErr w:type="spellEnd"/>
+      <w:r>
+        <w:t>) {</w:t>
+      </w:r>
+    </w:p>
+    <w:p>
+      <w:r>
+        <w:t xml:space="preserve">        Iterator it = </w:t>
+      </w:r>
+      <w:proofErr w:type="spellStart"/>
+      <w:proofErr w:type="gramStart"/>
+      <w:r>
+        <w:t>mylist.iterator</w:t>
+      </w:r>
+      <w:proofErr w:type="spellEnd"/>
+      <w:proofErr w:type="gramEnd"/>
+      <w:r>
+        <w:t>();</w:t>
+      </w:r>
+    </w:p>
+    <w:p>
+      <w:r>
+        <w:t xml:space="preserve">        while (</w:t>
+      </w:r>
+      <w:proofErr w:type="spellStart"/>
+      <w:proofErr w:type="gramStart"/>
+      <w:r>
+        <w:t>it.hasNext</w:t>
+      </w:r>
+      <w:proofErr w:type="spellEnd"/>
+      <w:proofErr w:type="gramEnd"/>
+      <w:r>
+        <w:t>()) {</w:t>
+      </w:r>
+    </w:p>
+    <w:p>
+      <w:r>
+        <w:t xml:space="preserve">            Object element = </w:t>
+      </w:r>
+      <w:proofErr w:type="spellStart"/>
+      <w:proofErr w:type="gramStart"/>
+      <w:r>
+        <w:t>it.next</w:t>
+      </w:r>
+      <w:proofErr w:type="spellEnd"/>
+      <w:proofErr w:type="gramEnd"/>
+      <w:r>
+        <w:t>();</w:t>
+      </w:r>
+    </w:p>
+    <w:p>
+      <w:r>
+        <w:t xml:space="preserve">            if (element </w:t>
+      </w:r>
+      <w:proofErr w:type="spellStart"/>
+      <w:r>
+        <w:t>instanceof</w:t>
+      </w:r>
+      <w:proofErr w:type="spellEnd"/>
+      <w:r>
+        <w:t xml:space="preserve"> String) // Hint: This line possesses a string</w:t>
+      </w:r>
+    </w:p>
+    <w:p>
+      <w:r>
+        <w:t xml:space="preserve">                break;</w:t>
       </w:r>
     </w:p>
     <w:p>
@@ -79,42 +146,196 @@
     </w:p>
     <w:p>
       <w:r>
+        <w:t xml:space="preserve">        return it;</w:t>
+      </w:r>
+    </w:p>
+    <w:p>
+      <w:r>
         <w:t xml:space="preserve">    }</w:t>
       </w:r>
     </w:p>
     <w:p>
       <w:r>
-        <w:t xml:space="preserve">    </w:t>
-      </w:r>
-    </w:p>
-    <w:p>
-      <w:r>
-        <w:t xml:space="preserve">    public void add(int key) {</w:t>
-      </w:r>
-    </w:p>
-    <w:p>
-      <w:r>
-        <w:t xml:space="preserve">        int h = hash(key);</w:t>
-      </w:r>
-    </w:p>
-    <w:p>
-      <w:r>
-        <w:t xml:space="preserve">        for (Integer element : data[h]) {</w:t>
-      </w:r>
-    </w:p>
-    <w:p>
-      <w:r>
-        <w:t xml:space="preserve">            if (element == key) {</w:t>
-      </w:r>
-    </w:p>
-    <w:p>
-      <w:r>
-        <w:t xml:space="preserve">                return;</w:t>
-      </w:r>
-    </w:p>
-    <w:p>
-      <w:r>
-        <w:t xml:space="preserve">            }</w:t>
+        <w:t> </w:t>
+      </w:r>
+    </w:p>
+    <w:p>
+      <w:r>
+        <w:t xml:space="preserve">    @</w:t>
+      </w:r>
+      <w:proofErr w:type="gramStart"/>
+      <w:r>
+        <w:t>SuppressWarnings({ "</w:t>
+      </w:r>
+      <w:proofErr w:type="gramEnd"/>
+      <w:r>
+        <w:t>unchecked</w:t>
+      </w:r>
+      <w:proofErr w:type="gramStart"/>
+      <w:r>
+        <w:t>" }</w:t>
+      </w:r>
+      <w:proofErr w:type="gramEnd"/>
+      <w:r>
+        <w:t>)</w:t>
+      </w:r>
+    </w:p>
+    <w:p>
+      <w:r>
+        <w:t xml:space="preserve">    public static void </w:t>
+      </w:r>
+      <w:proofErr w:type="gramStart"/>
+      <w:r>
+        <w:t>main(String[</w:t>
+      </w:r>
+      <w:proofErr w:type="gramEnd"/>
+      <w:r>
+        <w:t xml:space="preserve">] </w:t>
+      </w:r>
+      <w:proofErr w:type="spellStart"/>
+      <w:r>
+        <w:t>args</w:t>
+      </w:r>
+      <w:proofErr w:type="spellEnd"/>
+      <w:r>
+        <w:t>) {</w:t>
+      </w:r>
+    </w:p>
+    <w:p>
+      <w:r>
+        <w:t xml:space="preserve">        </w:t>
+      </w:r>
+      <w:proofErr w:type="spellStart"/>
+      <w:r>
+        <w:t>ArrayList</w:t>
+      </w:r>
+      <w:proofErr w:type="spellEnd"/>
+      <w:r>
+        <w:t xml:space="preserve"> </w:t>
+      </w:r>
+      <w:proofErr w:type="spellStart"/>
+      <w:r>
+        <w:t>mylist</w:t>
+      </w:r>
+      <w:proofErr w:type="spellEnd"/>
+      <w:r>
+        <w:t xml:space="preserve"> = new </w:t>
+      </w:r>
+      <w:proofErr w:type="spellStart"/>
+      <w:proofErr w:type="gramStart"/>
+      <w:r>
+        <w:t>ArrayList</w:t>
+      </w:r>
+      <w:proofErr w:type="spellEnd"/>
+      <w:r>
+        <w:t>(</w:t>
+      </w:r>
+      <w:proofErr w:type="gramEnd"/>
+      <w:r>
+        <w:t>);</w:t>
+      </w:r>
+    </w:p>
+    <w:p>
+      <w:r>
+        <w:t xml:space="preserve">        Scanner </w:t>
+      </w:r>
+      <w:proofErr w:type="spellStart"/>
+      <w:r>
+        <w:t>sc</w:t>
+      </w:r>
+      <w:proofErr w:type="spellEnd"/>
+      <w:r>
+        <w:t xml:space="preserve"> = new </w:t>
+      </w:r>
+      <w:proofErr w:type="gramStart"/>
+      <w:r>
+        <w:t>Scanner(</w:t>
+      </w:r>
+      <w:proofErr w:type="gramEnd"/>
+      <w:r>
+        <w:t>System.in);</w:t>
+      </w:r>
+    </w:p>
+    <w:p>
+      <w:r>
+        <w:t xml:space="preserve">        int n = </w:t>
+      </w:r>
+      <w:proofErr w:type="spellStart"/>
+      <w:proofErr w:type="gramStart"/>
+      <w:r>
+        <w:t>sc.nextInt</w:t>
+      </w:r>
+      <w:proofErr w:type="spellEnd"/>
+      <w:proofErr w:type="gramEnd"/>
+      <w:r>
+        <w:t>();</w:t>
+      </w:r>
+    </w:p>
+    <w:p>
+      <w:r>
+        <w:t xml:space="preserve">        int m = </w:t>
+      </w:r>
+      <w:proofErr w:type="spellStart"/>
+      <w:proofErr w:type="gramStart"/>
+      <w:r>
+        <w:t>sc.nextInt</w:t>
+      </w:r>
+      <w:proofErr w:type="spellEnd"/>
+      <w:proofErr w:type="gramEnd"/>
+      <w:r>
+        <w:t>();</w:t>
+      </w:r>
+    </w:p>
+    <w:p>
+      <w:r>
+        <w:t xml:space="preserve">        for (int </w:t>
+      </w:r>
+      <w:proofErr w:type="spellStart"/>
+      <w:r>
+        <w:t>i</w:t>
+      </w:r>
+      <w:proofErr w:type="spellEnd"/>
+      <w:r>
+        <w:t xml:space="preserve"> = 0; </w:t>
+      </w:r>
+      <w:proofErr w:type="spellStart"/>
+      <w:r>
+        <w:t>i</w:t>
+      </w:r>
+      <w:proofErr w:type="spellEnd"/>
+      <w:r>
+        <w:t xml:space="preserve"> &lt; n; </w:t>
+      </w:r>
+      <w:proofErr w:type="spellStart"/>
+      <w:r>
+        <w:t>i</w:t>
+      </w:r>
+      <w:proofErr w:type="spellEnd"/>
+      <w:r>
+        <w:t>++) {</w:t>
+      </w:r>
+    </w:p>
+    <w:p>
+      <w:r>
+        <w:t xml:space="preserve">            </w:t>
+      </w:r>
+      <w:proofErr w:type="spellStart"/>
+      <w:r>
+        <w:t>mylist.add</w:t>
+      </w:r>
+      <w:proofErr w:type="spellEnd"/>
+      <w:r>
+        <w:t>(</w:t>
+      </w:r>
+      <w:proofErr w:type="spellStart"/>
+      <w:proofErr w:type="gramStart"/>
+      <w:r>
+        <w:t>sc.nextInt</w:t>
+      </w:r>
+      <w:proofErr w:type="spellEnd"/>
+      <w:proofErr w:type="gramEnd"/>
+      <w:r>
+        <w:t>());</w:t>
       </w:r>
     </w:p>
     <w:p>
@@ -124,7 +345,172 @@
     </w:p>
     <w:p>
       <w:r>
-        <w:t xml:space="preserve">        data[h].addLast(key);</w:t>
+        <w:t> </w:t>
+      </w:r>
+    </w:p>
+    <w:p>
+      <w:r>
+        <w:t xml:space="preserve">        </w:t>
+      </w:r>
+      <w:proofErr w:type="spellStart"/>
+      <w:proofErr w:type="gramStart"/>
+      <w:r>
+        <w:t>mylist.add</w:t>
+      </w:r>
+      <w:proofErr w:type="spellEnd"/>
+      <w:r>
+        <w:t>(</w:t>
+      </w:r>
+      <w:proofErr w:type="gramEnd"/>
+      <w:r>
+        <w:t>"###");</w:t>
+      </w:r>
+    </w:p>
+    <w:p>
+      <w:r>
+        <w:lastRenderedPageBreak/>
+        <w:t xml:space="preserve">        for (int </w:t>
+      </w:r>
+      <w:proofErr w:type="spellStart"/>
+      <w:r>
+        <w:t>i</w:t>
+      </w:r>
+      <w:proofErr w:type="spellEnd"/>
+      <w:r>
+        <w:t xml:space="preserve"> = 0; </w:t>
+      </w:r>
+      <w:proofErr w:type="spellStart"/>
+      <w:r>
+        <w:t>i</w:t>
+      </w:r>
+      <w:proofErr w:type="spellEnd"/>
+      <w:r>
+        <w:t xml:space="preserve"> &lt; m; </w:t>
+      </w:r>
+      <w:proofErr w:type="spellStart"/>
+      <w:r>
+        <w:t>i</w:t>
+      </w:r>
+      <w:proofErr w:type="spellEnd"/>
+      <w:r>
+        <w:t>++) {</w:t>
+      </w:r>
+    </w:p>
+    <w:p>
+      <w:r>
+        <w:t xml:space="preserve">            </w:t>
+      </w:r>
+      <w:proofErr w:type="spellStart"/>
+      <w:r>
+        <w:t>mylist.add</w:t>
+      </w:r>
+      <w:proofErr w:type="spellEnd"/>
+      <w:r>
+        <w:t>(</w:t>
+      </w:r>
+      <w:proofErr w:type="spellStart"/>
+      <w:proofErr w:type="gramStart"/>
+      <w:r>
+        <w:t>sc.next</w:t>
+      </w:r>
+      <w:proofErr w:type="spellEnd"/>
+      <w:proofErr w:type="gramEnd"/>
+      <w:r>
+        <w:t>());</w:t>
+      </w:r>
+    </w:p>
+    <w:p>
+      <w:r>
+        <w:t xml:space="preserve">        }</w:t>
+      </w:r>
+    </w:p>
+    <w:p>
+      <w:r>
+        <w:t> </w:t>
+      </w:r>
+    </w:p>
+    <w:p>
+      <w:r>
+        <w:t xml:space="preserve">        Iterator it = </w:t>
+      </w:r>
+      <w:proofErr w:type="spellStart"/>
+      <w:r>
+        <w:t>func</w:t>
+      </w:r>
+      <w:proofErr w:type="spellEnd"/>
+      <w:r>
+        <w:t>(</w:t>
+      </w:r>
+      <w:proofErr w:type="spellStart"/>
+      <w:r>
+        <w:t>mylist</w:t>
+      </w:r>
+      <w:proofErr w:type="spellEnd"/>
+      <w:r>
+        <w:t>);</w:t>
+      </w:r>
+    </w:p>
+    <w:p>
+      <w:r>
+        <w:t xml:space="preserve">        while (</w:t>
+      </w:r>
+      <w:proofErr w:type="spellStart"/>
+      <w:proofErr w:type="gramStart"/>
+      <w:r>
+        <w:t>it.hasNext</w:t>
+      </w:r>
+      <w:proofErr w:type="spellEnd"/>
+      <w:proofErr w:type="gramEnd"/>
+      <w:r>
+        <w:t>()) {</w:t>
+      </w:r>
+    </w:p>
+    <w:p>
+      <w:r>
+        <w:t xml:space="preserve">            Object element = </w:t>
+      </w:r>
+      <w:proofErr w:type="spellStart"/>
+      <w:proofErr w:type="gramStart"/>
+      <w:r>
+        <w:t>it.next</w:t>
+      </w:r>
+      <w:proofErr w:type="spellEnd"/>
+      <w:proofErr w:type="gramEnd"/>
+      <w:r>
+        <w:t>();</w:t>
+      </w:r>
+    </w:p>
+    <w:p>
+      <w:r>
+        <w:t xml:space="preserve">            </w:t>
+      </w:r>
+      <w:proofErr w:type="spellStart"/>
+      <w:r>
+        <w:t>System.out.println</w:t>
+      </w:r>
+      <w:proofErr w:type="spellEnd"/>
+      <w:r>
+        <w:t>((String) element);</w:t>
+      </w:r>
+    </w:p>
+    <w:p>
+      <w:r>
+        <w:t xml:space="preserve">        }</w:t>
+      </w:r>
+    </w:p>
+    <w:p>
+      <w:r>
+        <w:t xml:space="preserve">        </w:t>
+      </w:r>
+      <w:proofErr w:type="spellStart"/>
+      <w:proofErr w:type="gramStart"/>
+      <w:r>
+        <w:t>sc.close</w:t>
+      </w:r>
+      <w:proofErr w:type="spellEnd"/>
+      <w:proofErr w:type="gramEnd"/>
+      <w:r>
+        <w:t>();</w:t>
       </w:r>
     </w:p>
     <w:p>
@@ -134,103 +520,7 @@
     </w:p>
     <w:p>
       <w:r>
-        <w:t xml:space="preserve">    </w:t>
-      </w:r>
-    </w:p>
-    <w:p>
-      <w:r>
-        <w:t xml:space="preserve">    public void remove(int key) {</w:t>
-      </w:r>
-    </w:p>
-    <w:p>
-      <w:r>
-        <w:lastRenderedPageBreak/>
-        <w:t xml:space="preserve">        int h = hash(key);</w:t>
-      </w:r>
-    </w:p>
-    <w:p>
-      <w:r>
-        <w:t xml:space="preserve">        for (Integer element : data[h]) {</w:t>
-      </w:r>
-    </w:p>
-    <w:p>
-      <w:r>
-        <w:t xml:space="preserve">            if (element == key) {</w:t>
-      </w:r>
-    </w:p>
-    <w:p>
-      <w:r>
-        <w:t xml:space="preserve">                data[h].remove(element);</w:t>
-      </w:r>
-    </w:p>
-    <w:p>
-      <w:r>
-        <w:t xml:space="preserve">                return;</w:t>
-      </w:r>
-    </w:p>
-    <w:p>
-      <w:r>
-        <w:t xml:space="preserve">            }</w:t>
-      </w:r>
-    </w:p>
-    <w:p>
-      <w:r>
-        <w:t xml:space="preserve">        }</w:t>
-      </w:r>
-    </w:p>
-    <w:p>
-      <w:r>
-        <w:t xml:space="preserve">    }</w:t>
-      </w:r>
-    </w:p>
-    <w:p>
-      <w:r>
-        <w:t xml:space="preserve">    </w:t>
-      </w:r>
-    </w:p>
-    <w:p>
-      <w:r>
-        <w:t xml:space="preserve">    public boolean contains(int key) {</w:t>
-      </w:r>
-    </w:p>
-    <w:p>
-      <w:r>
-        <w:t xml:space="preserve">        int h = hash(key);</w:t>
-      </w:r>
-    </w:p>
-    <w:p>
-      <w:r>
-        <w:t xml:space="preserve">        for (Integer element : data[h]) {</w:t>
-      </w:r>
-    </w:p>
-    <w:p>
-      <w:r>
-        <w:t xml:space="preserve">            if (element == key) {</w:t>
-      </w:r>
-    </w:p>
-    <w:p>
-      <w:r>
-        <w:t xml:space="preserve">                return true;</w:t>
-      </w:r>
-    </w:p>
-    <w:p>
-      <w:r>
-        <w:t xml:space="preserve">            }</w:t>
-      </w:r>
-    </w:p>
-    <w:p>
-      <w:r>
-        <w:t xml:space="preserve">        }</w:t>
-      </w:r>
-    </w:p>
-    <w:p>
-      <w:r>
-        <w:t xml:space="preserve">        return false;</w:t>
-      </w:r>
-    </w:p>
-    <w:p>
-      <w:r>
-        <w:t xml:space="preserve">    }</w:t>
+        <w:t>}</w:t>
       </w:r>
     </w:p>
     <w:p>
@@ -240,42 +530,16 @@
     </w:p>
     <w:p>
       <w:r>
-        <w:t xml:space="preserve">    private int hash(int key) {</w:t>
-      </w:r>
-    </w:p>
-    <w:p>
-      <w:r>
-        <w:t xml:space="preserve">        return key % BASE;</w:t>
-      </w:r>
-    </w:p>
-    <w:p>
-      <w:r>
-        <w:t xml:space="preserve">    }</w:t>
-      </w:r>
-    </w:p>
-    <w:p>
-      <w:r>
-        <w:t>}</w:t>
-      </w:r>
-    </w:p>
-    <w:p>
-      <w:r>
         <w:t> </w:t>
       </w:r>
     </w:p>
     <w:p>
       <w:r>
-        <w:t> </w:t>
-      </w:r>
-    </w:p>
-    <w:p>
-      <w:r>
-        <w:lastRenderedPageBreak/>
         <w:drawing>
-          <wp:inline distT="0" distB="0" distL="0" distR="0" wp14:anchorId="1B1000DC" wp14:editId="3002C75F">
-            <wp:extent cx="5731510" cy="3548380"/>
-            <wp:effectExtent l="0" t="0" r="2540" b="0"/>
-            <wp:docPr id="1948452448" name="Picture 2"/>
+          <wp:inline distT="0" distB="0" distL="0" distR="0" wp14:anchorId="5C786336" wp14:editId="49E99291">
+            <wp:extent cx="4648200" cy="3375660"/>
+            <wp:effectExtent l="0" t="0" r="0" b="0"/>
+            <wp:docPr id="522986943" name="Picture 2"/>
             <wp:cNvGraphicFramePr>
               <a:graphicFrameLocks xmlns:a="http://schemas.openxmlformats.org/drawingml/2006/main" noChangeAspect="1"/>
             </wp:cNvGraphicFramePr>
@@ -304,7 +568,7 @@
                   <pic:spPr bwMode="auto">
                     <a:xfrm>
                       <a:off x="0" y="0"/>
-                      <a:ext cx="5731510" cy="3548380"/>
+                      <a:ext cx="4648200" cy="3375660"/>
                     </a:xfrm>
                     <a:prstGeom prst="rect">
                       <a:avLst/>
@@ -326,49 +590,34 @@
         <w:t> </w:t>
       </w:r>
     </w:p>
-    <w:p>
-      <w:r>
-        <w:t xml:space="preserve">Session 3-2 </w:t>
-      </w:r>
-    </w:p>
-    <w:p>
-      <w:r>
+    <w:p/>
+    <w:p>
+      <w:r>
+        <w:t>Session 3 - 2</w:t>
+      </w:r>
+    </w:p>
+    <w:p>
+      <w:r>
+        <w:lastRenderedPageBreak/>
         <w:t> </w:t>
       </w:r>
     </w:p>
     <w:p>
       <w:r>
-        <w:t>import java.io.*;</w:t>
-      </w:r>
-    </w:p>
-    <w:p>
-      <w:r>
-        <w:t>import java.util.*;</w:t>
-      </w:r>
-    </w:p>
-    <w:p>
-      <w:r>
-        <w:t>import java.util.stream.*;</w:t>
-      </w:r>
-    </w:p>
-    <w:p>
-      <w:r>
-        <w:t>import static java.util.stream.Collectors.joining;</w:t>
-      </w:r>
-    </w:p>
-    <w:p>
-      <w:r>
-        <w:t>import static java.util.stream.Collectors.toList;</w:t>
-      </w:r>
-    </w:p>
-    <w:p>
-      <w:r>
         <w:t> </w:t>
       </w:r>
     </w:p>
     <w:p>
       <w:r>
-        <w:t>class Result {</w:t>
+        <w:t xml:space="preserve">import </w:t>
+      </w:r>
+      <w:proofErr w:type="spellStart"/>
+      <w:r>
+        <w:t>java.util</w:t>
+      </w:r>
+      <w:proofErr w:type="spellEnd"/>
+      <w:r>
+        <w:t>.*;</w:t>
       </w:r>
     </w:p>
     <w:p>
@@ -378,73 +627,522 @@
     </w:p>
     <w:p>
       <w:r>
-        <w:t xml:space="preserve">    public static List&lt;Integer&gt; gradingStudents(List&lt;Integer&gt; grades) {</w:t>
-      </w:r>
-    </w:p>
-    <w:p>
-      <w:r>
-        <w:t xml:space="preserve">        List&lt;Integer&gt; roundedGrades = new ArrayList&lt;&gt;();</w:t>
+        <w:t xml:space="preserve">interface </w:t>
+      </w:r>
+      <w:proofErr w:type="spellStart"/>
+      <w:r>
+        <w:t>AdvancedArithmetic</w:t>
+      </w:r>
+      <w:proofErr w:type="spellEnd"/>
+      <w:r>
+        <w:t xml:space="preserve"> {</w:t>
+      </w:r>
+    </w:p>
+    <w:p>
+      <w:r>
+        <w:t xml:space="preserve">    int </w:t>
+      </w:r>
+      <w:proofErr w:type="spellStart"/>
+      <w:r>
+        <w:t>divisor_</w:t>
+      </w:r>
+      <w:proofErr w:type="gramStart"/>
+      <w:r>
+        <w:t>sum</w:t>
+      </w:r>
+      <w:proofErr w:type="spellEnd"/>
+      <w:r>
+        <w:t>(</w:t>
+      </w:r>
+      <w:proofErr w:type="gramEnd"/>
+      <w:r>
+        <w:t>int n);</w:t>
+      </w:r>
+    </w:p>
+    <w:p>
+      <w:r>
+        <w:t>}</w:t>
+      </w:r>
+    </w:p>
+    <w:p>
+      <w:r>
+        <w:t> </w:t>
+      </w:r>
+    </w:p>
+    <w:p>
+      <w:r>
+        <w:t xml:space="preserve">class </w:t>
+      </w:r>
+      <w:proofErr w:type="spellStart"/>
+      <w:r>
+        <w:t>MyCalculator</w:t>
+      </w:r>
+      <w:proofErr w:type="spellEnd"/>
+      <w:r>
+        <w:t xml:space="preserve"> implements </w:t>
+      </w:r>
+      <w:proofErr w:type="spellStart"/>
+      <w:r>
+        <w:t>AdvancedArithmetic</w:t>
+      </w:r>
+      <w:proofErr w:type="spellEnd"/>
+      <w:r>
+        <w:t xml:space="preserve"> {</w:t>
+      </w:r>
+    </w:p>
+    <w:p>
+      <w:r>
+        <w:t xml:space="preserve">    public int </w:t>
+      </w:r>
+      <w:proofErr w:type="spellStart"/>
+      <w:r>
+        <w:t>divisor_</w:t>
+      </w:r>
+      <w:proofErr w:type="gramStart"/>
+      <w:r>
+        <w:t>sum</w:t>
+      </w:r>
+      <w:proofErr w:type="spellEnd"/>
+      <w:r>
+        <w:t>(</w:t>
+      </w:r>
+      <w:proofErr w:type="gramEnd"/>
+      <w:r>
+        <w:t>int n) {</w:t>
+      </w:r>
+    </w:p>
+    <w:p>
+      <w:r>
+        <w:t xml:space="preserve">        int sum = 0;</w:t>
+      </w:r>
+    </w:p>
+    <w:p>
+      <w:r>
+        <w:t xml:space="preserve">        for (int </w:t>
+      </w:r>
+      <w:proofErr w:type="spellStart"/>
+      <w:r>
+        <w:t>i</w:t>
+      </w:r>
+      <w:proofErr w:type="spellEnd"/>
+      <w:r>
+        <w:t xml:space="preserve"> = 1; </w:t>
+      </w:r>
+      <w:proofErr w:type="spellStart"/>
+      <w:r>
+        <w:t>i</w:t>
+      </w:r>
+      <w:proofErr w:type="spellEnd"/>
+      <w:r>
+        <w:t xml:space="preserve"> &lt;= n; </w:t>
+      </w:r>
+      <w:proofErr w:type="spellStart"/>
+      <w:r>
+        <w:t>i</w:t>
+      </w:r>
+      <w:proofErr w:type="spellEnd"/>
+      <w:r>
+        <w:t>++) {</w:t>
+      </w:r>
+    </w:p>
+    <w:p>
+      <w:r>
+        <w:t xml:space="preserve">            if (n % </w:t>
+      </w:r>
+      <w:proofErr w:type="spellStart"/>
+      <w:r>
+        <w:t>i</w:t>
+      </w:r>
+      <w:proofErr w:type="spellEnd"/>
+      <w:r>
+        <w:t xml:space="preserve"> == 0) {</w:t>
+      </w:r>
+    </w:p>
+    <w:p>
+      <w:r>
+        <w:t xml:space="preserve">                sum += </w:t>
+      </w:r>
+      <w:proofErr w:type="spellStart"/>
+      <w:r>
+        <w:t>i</w:t>
+      </w:r>
+      <w:proofErr w:type="spellEnd"/>
+      <w:r>
+        <w:t>;</w:t>
+      </w:r>
+    </w:p>
+    <w:p>
+      <w:r>
+        <w:t xml:space="preserve">            }</w:t>
+      </w:r>
+    </w:p>
+    <w:p>
+      <w:r>
+        <w:t xml:space="preserve">        }</w:t>
+      </w:r>
+    </w:p>
+    <w:p>
+      <w:r>
+        <w:t xml:space="preserve">        return sum;</w:t>
+      </w:r>
+    </w:p>
+    <w:p>
+      <w:r>
+        <w:t xml:space="preserve">    }</w:t>
+      </w:r>
+    </w:p>
+    <w:p>
+      <w:r>
+        <w:t>}</w:t>
+      </w:r>
+    </w:p>
+    <w:p>
+      <w:r>
+        <w:t> </w:t>
+      </w:r>
+    </w:p>
+    <w:p>
+      <w:r>
+        <w:t>public class Solution {</w:t>
+      </w:r>
+    </w:p>
+    <w:p>
+      <w:r>
+        <w:t xml:space="preserve">    public static void </w:t>
+      </w:r>
+      <w:proofErr w:type="gramStart"/>
+      <w:r>
+        <w:t>main(String[</w:t>
+      </w:r>
+      <w:proofErr w:type="gramEnd"/>
+      <w:r>
+        <w:t xml:space="preserve">] </w:t>
+      </w:r>
+      <w:proofErr w:type="spellStart"/>
+      <w:r>
+        <w:t>args</w:t>
+      </w:r>
+      <w:proofErr w:type="spellEnd"/>
+      <w:r>
+        <w:t>) {</w:t>
       </w:r>
     </w:p>
     <w:p>
       <w:r>
         <w:t xml:space="preserve">        </w:t>
       </w:r>
-    </w:p>
-    <w:p>
-      <w:r>
-        <w:t xml:space="preserve">        for (int grade : grades) {</w:t>
-      </w:r>
-    </w:p>
-    <w:p>
-      <w:r>
-        <w:t xml:space="preserve">            if (grade &lt; 38) {</w:t>
+      <w:proofErr w:type="spellStart"/>
+      <w:r>
+        <w:t>MyCalculator</w:t>
+      </w:r>
+      <w:proofErr w:type="spellEnd"/>
+      <w:r>
+        <w:t xml:space="preserve"> </w:t>
+      </w:r>
+      <w:proofErr w:type="spellStart"/>
+      <w:r>
+        <w:t>my_calculator</w:t>
+      </w:r>
+      <w:proofErr w:type="spellEnd"/>
+      <w:r>
+        <w:t xml:space="preserve"> = new </w:t>
+      </w:r>
+      <w:proofErr w:type="spellStart"/>
+      <w:proofErr w:type="gramStart"/>
+      <w:r>
+        <w:t>MyCalculator</w:t>
+      </w:r>
+      <w:proofErr w:type="spellEnd"/>
+      <w:r>
+        <w:t>(</w:t>
+      </w:r>
+      <w:proofErr w:type="gramEnd"/>
+      <w:r>
+        <w:t>);</w:t>
+      </w:r>
+    </w:p>
+    <w:p>
+      <w:r>
+        <w:t xml:space="preserve">        </w:t>
+      </w:r>
+      <w:proofErr w:type="spellStart"/>
+      <w:r>
+        <w:t>System.out.print</w:t>
+      </w:r>
+      <w:proofErr w:type="spellEnd"/>
+      <w:r>
+        <w:t>("I implemented: ");</w:t>
+      </w:r>
+    </w:p>
+    <w:p>
+      <w:r>
+        <w:t xml:space="preserve">        </w:t>
+      </w:r>
+      <w:proofErr w:type="spellStart"/>
+      <w:r>
+        <w:t>ImplementedInterfaceNames</w:t>
+      </w:r>
+      <w:proofErr w:type="spellEnd"/>
+      <w:r>
+        <w:t>(</w:t>
+      </w:r>
+      <w:proofErr w:type="spellStart"/>
+      <w:r>
+        <w:t>my_calculator</w:t>
+      </w:r>
+      <w:proofErr w:type="spellEnd"/>
+      <w:r>
+        <w:t>);</w:t>
+      </w:r>
+    </w:p>
+    <w:p>
+      <w:r>
+        <w:t xml:space="preserve">        Scanner </w:t>
+      </w:r>
+      <w:proofErr w:type="spellStart"/>
+      <w:r>
+        <w:t>sc</w:t>
+      </w:r>
+      <w:proofErr w:type="spellEnd"/>
+      <w:r>
+        <w:t xml:space="preserve"> = new </w:t>
+      </w:r>
+      <w:proofErr w:type="gramStart"/>
+      <w:r>
+        <w:t>Scanner(</w:t>
+      </w:r>
+      <w:proofErr w:type="gramEnd"/>
+      <w:r>
+        <w:t>System.in);</w:t>
+      </w:r>
+    </w:p>
+    <w:p>
+      <w:r>
+        <w:t xml:space="preserve">        int n = </w:t>
+      </w:r>
+      <w:proofErr w:type="spellStart"/>
+      <w:proofErr w:type="gramStart"/>
+      <w:r>
+        <w:t>sc.nextInt</w:t>
+      </w:r>
+      <w:proofErr w:type="spellEnd"/>
+      <w:proofErr w:type="gramEnd"/>
+      <w:r>
+        <w:t>();</w:t>
+      </w:r>
+    </w:p>
+    <w:p>
+      <w:r>
+        <w:t xml:space="preserve">        </w:t>
+      </w:r>
+      <w:proofErr w:type="spellStart"/>
+      <w:r>
+        <w:t>System.out.print</w:t>
+      </w:r>
+      <w:proofErr w:type="spellEnd"/>
+      <w:r>
+        <w:t>(</w:t>
+      </w:r>
+      <w:proofErr w:type="spellStart"/>
+      <w:r>
+        <w:t>my_</w:t>
+      </w:r>
+      <w:proofErr w:type="gramStart"/>
+      <w:r>
+        <w:t>calculator.divisor</w:t>
+      </w:r>
+      <w:proofErr w:type="gramEnd"/>
+      <w:r>
+        <w:t>_sum</w:t>
+      </w:r>
+      <w:proofErr w:type="spellEnd"/>
+      <w:r>
+        <w:t>(n) + "\n");</w:t>
       </w:r>
     </w:p>
     <w:p>
       <w:r>
         <w:lastRenderedPageBreak/>
-        <w:t xml:space="preserve">                roundedGrades.add(grade);</w:t>
-      </w:r>
-    </w:p>
-    <w:p>
-      <w:r>
-        <w:t xml:space="preserve">            } else {</w:t>
-      </w:r>
-    </w:p>
-    <w:p>
-      <w:r>
-        <w:t xml:space="preserve">                int nextMultipleOfFive = ((grade / 5) + 1) * 5;</w:t>
-      </w:r>
-    </w:p>
-    <w:p>
-      <w:r>
-        <w:t xml:space="preserve">                if (nextMultipleOfFive - grade &lt; 3) {</w:t>
-      </w:r>
-    </w:p>
-    <w:p>
-      <w:r>
-        <w:t xml:space="preserve">                    roundedGrades.add(nextMultipleOfFive);</w:t>
-      </w:r>
-    </w:p>
-    <w:p>
-      <w:r>
-        <w:t xml:space="preserve">                } else {</w:t>
-      </w:r>
-    </w:p>
-    <w:p>
-      <w:r>
-        <w:t xml:space="preserve">                    roundedGrades.add(grade);</w:t>
-      </w:r>
-    </w:p>
-    <w:p>
-      <w:r>
-        <w:t xml:space="preserve">                }</w:t>
-      </w:r>
-    </w:p>
-    <w:p>
-      <w:r>
-        <w:t xml:space="preserve">            }</w:t>
+        <w:t xml:space="preserve">        </w:t>
+      </w:r>
+      <w:proofErr w:type="spellStart"/>
+      <w:proofErr w:type="gramStart"/>
+      <w:r>
+        <w:t>sc.close</w:t>
+      </w:r>
+      <w:proofErr w:type="spellEnd"/>
+      <w:proofErr w:type="gramEnd"/>
+      <w:r>
+        <w:t>();</w:t>
+      </w:r>
+    </w:p>
+    <w:p>
+      <w:r>
+        <w:t xml:space="preserve">    }</w:t>
+      </w:r>
+    </w:p>
+    <w:p>
+      <w:r>
+        <w:t> </w:t>
+      </w:r>
+    </w:p>
+    <w:p>
+      <w:r>
+        <w:t xml:space="preserve">    static void </w:t>
+      </w:r>
+      <w:proofErr w:type="spellStart"/>
+      <w:proofErr w:type="gramStart"/>
+      <w:r>
+        <w:t>ImplementedInterfaceNames</w:t>
+      </w:r>
+      <w:proofErr w:type="spellEnd"/>
+      <w:r>
+        <w:t>(</w:t>
+      </w:r>
+      <w:proofErr w:type="gramEnd"/>
+      <w:r>
+        <w:t>Object o) {</w:t>
+      </w:r>
+    </w:p>
+    <w:p>
+      <w:r>
+        <w:t xml:space="preserve">        </w:t>
+      </w:r>
+      <w:proofErr w:type="gramStart"/>
+      <w:r>
+        <w:t>Class[</w:t>
+      </w:r>
+      <w:proofErr w:type="gramEnd"/>
+      <w:r>
+        <w:t xml:space="preserve">] </w:t>
+      </w:r>
+      <w:proofErr w:type="spellStart"/>
+      <w:r>
+        <w:t>theInterfaces</w:t>
+      </w:r>
+      <w:proofErr w:type="spellEnd"/>
+      <w:r>
+        <w:t xml:space="preserve"> = </w:t>
+      </w:r>
+      <w:proofErr w:type="spellStart"/>
+      <w:proofErr w:type="gramStart"/>
+      <w:r>
+        <w:t>o.getClass</w:t>
+      </w:r>
+      <w:proofErr w:type="spellEnd"/>
+      <w:proofErr w:type="gramEnd"/>
+      <w:r>
+        <w:t>(</w:t>
+      </w:r>
+      <w:proofErr w:type="gramStart"/>
+      <w:r>
+        <w:t>).</w:t>
+      </w:r>
+      <w:proofErr w:type="spellStart"/>
+      <w:r>
+        <w:t>getInterfaces</w:t>
+      </w:r>
+      <w:proofErr w:type="spellEnd"/>
+      <w:proofErr w:type="gramEnd"/>
+      <w:r>
+        <w:t>();</w:t>
+      </w:r>
+    </w:p>
+    <w:p>
+      <w:r>
+        <w:t xml:space="preserve">        for (int </w:t>
+      </w:r>
+      <w:proofErr w:type="spellStart"/>
+      <w:r>
+        <w:t>i</w:t>
+      </w:r>
+      <w:proofErr w:type="spellEnd"/>
+      <w:r>
+        <w:t xml:space="preserve"> = 0; </w:t>
+      </w:r>
+      <w:proofErr w:type="spellStart"/>
+      <w:r>
+        <w:t>i</w:t>
+      </w:r>
+      <w:proofErr w:type="spellEnd"/>
+      <w:r>
+        <w:t xml:space="preserve"> &lt; </w:t>
+      </w:r>
+      <w:proofErr w:type="spellStart"/>
+      <w:r>
+        <w:t>theInterfaces.length</w:t>
+      </w:r>
+      <w:proofErr w:type="spellEnd"/>
+      <w:r>
+        <w:t xml:space="preserve">; </w:t>
+      </w:r>
+      <w:proofErr w:type="spellStart"/>
+      <w:r>
+        <w:t>i</w:t>
+      </w:r>
+      <w:proofErr w:type="spellEnd"/>
+      <w:r>
+        <w:t>++) {</w:t>
+      </w:r>
+    </w:p>
+    <w:p>
+      <w:r>
+        <w:t xml:space="preserve">            String </w:t>
+      </w:r>
+      <w:proofErr w:type="spellStart"/>
+      <w:r>
+        <w:t>interfaceName</w:t>
+      </w:r>
+      <w:proofErr w:type="spellEnd"/>
+      <w:r>
+        <w:t xml:space="preserve"> = </w:t>
+      </w:r>
+      <w:proofErr w:type="spellStart"/>
+      <w:r>
+        <w:t>theInterfaces</w:t>
+      </w:r>
+      <w:proofErr w:type="spellEnd"/>
+      <w:r>
+        <w:t>[</w:t>
+      </w:r>
+      <w:proofErr w:type="spellStart"/>
+      <w:r>
+        <w:t>i</w:t>
+      </w:r>
+      <w:proofErr w:type="spellEnd"/>
+      <w:proofErr w:type="gramStart"/>
+      <w:r>
+        <w:t>].</w:t>
+      </w:r>
+      <w:proofErr w:type="spellStart"/>
+      <w:r>
+        <w:t>getName</w:t>
+      </w:r>
+      <w:proofErr w:type="spellEnd"/>
+      <w:proofErr w:type="gramEnd"/>
+      <w:r>
+        <w:t>();</w:t>
+      </w:r>
+    </w:p>
+    <w:p>
+      <w:r>
+        <w:t xml:space="preserve">            </w:t>
+      </w:r>
+      <w:proofErr w:type="spellStart"/>
+      <w:r>
+        <w:t>System.out.println</w:t>
+      </w:r>
+      <w:proofErr w:type="spellEnd"/>
+      <w:r>
+        <w:t>(</w:t>
+      </w:r>
+      <w:proofErr w:type="spellStart"/>
+      <w:r>
+        <w:t>interfaceName</w:t>
+      </w:r>
+      <w:proofErr w:type="spellEnd"/>
+      <w:r>
+        <w:t>);</w:t>
       </w:r>
     </w:p>
     <w:p>
@@ -454,16 +1152,6 @@
     </w:p>
     <w:p>
       <w:r>
-        <w:t xml:space="preserve">        </w:t>
-      </w:r>
-    </w:p>
-    <w:p>
-      <w:r>
-        <w:t xml:space="preserve">        return roundedGrades;</w:t>
-      </w:r>
-    </w:p>
-    <w:p>
-      <w:r>
         <w:t xml:space="preserve">    }</w:t>
       </w:r>
     </w:p>
@@ -479,178 +1167,16 @@
     </w:p>
     <w:p>
       <w:r>
-        <w:t>public class Solution {</w:t>
-      </w:r>
-    </w:p>
-    <w:p>
-      <w:r>
-        <w:t xml:space="preserve">    public static void main(String[] args) throws IOException {</w:t>
-      </w:r>
-    </w:p>
-    <w:p>
-      <w:r>
-        <w:t xml:space="preserve">        BufferedReader bufferedReader = new BufferedReader(new InputStreamReader(System.in));</w:t>
-      </w:r>
-    </w:p>
-    <w:p>
-      <w:r>
-        <w:t xml:space="preserve">        BufferedWriter bufferedWriter = new BufferedWriter(new FileWriter(System.getenv("OUTPUT_PATH")));</w:t>
-      </w:r>
-    </w:p>
-    <w:p>
-      <w:r>
         <w:t> </w:t>
       </w:r>
     </w:p>
     <w:p>
       <w:r>
-        <w:t xml:space="preserve">        int gradesCount = Integer.parseInt(bufferedReader.readLine().trim());</w:t>
-      </w:r>
-    </w:p>
-    <w:p>
-      <w:r>
-        <w:t> </w:t>
-      </w:r>
-    </w:p>
-    <w:p>
-      <w:r>
-        <w:t xml:space="preserve">        List&lt;Integer&gt; grades = IntStream.range(0, gradesCount).mapToObj(i -&gt; {</w:t>
-      </w:r>
-    </w:p>
-    <w:p>
-      <w:r>
-        <w:t xml:space="preserve">            try {</w:t>
-      </w:r>
-    </w:p>
-    <w:p>
-      <w:r>
-        <w:t xml:space="preserve">                return bufferedReader.readLine().replaceAll("\\s+$", "");</w:t>
-      </w:r>
-    </w:p>
-    <w:p>
-      <w:r>
-        <w:t xml:space="preserve">            } catch (IOException ex) {</w:t>
-      </w:r>
-    </w:p>
-    <w:p>
-      <w:r>
-        <w:t xml:space="preserve">                throw new RuntimeException(ex);</w:t>
-      </w:r>
-    </w:p>
-    <w:p>
-      <w:r>
-        <w:lastRenderedPageBreak/>
-        <w:t xml:space="preserve">            }</w:t>
-      </w:r>
-    </w:p>
-    <w:p>
-      <w:r>
-        <w:t xml:space="preserve">        })</w:t>
-      </w:r>
-    </w:p>
-    <w:p>
-      <w:r>
-        <w:t xml:space="preserve">            .map(String::trim)</w:t>
-      </w:r>
-    </w:p>
-    <w:p>
-      <w:r>
-        <w:t xml:space="preserve">            .map(Integer::parseInt)</w:t>
-      </w:r>
-    </w:p>
-    <w:p>
-      <w:r>
-        <w:t xml:space="preserve">            .collect(toList());</w:t>
-      </w:r>
-    </w:p>
-    <w:p>
-      <w:r>
-        <w:t> </w:t>
-      </w:r>
-    </w:p>
-    <w:p>
-      <w:r>
-        <w:t xml:space="preserve">        List&lt;Integer&gt; result = Result.gradingStudents(grades);</w:t>
-      </w:r>
-    </w:p>
-    <w:p>
-      <w:r>
-        <w:t> </w:t>
-      </w:r>
-    </w:p>
-    <w:p>
-      <w:r>
-        <w:t xml:space="preserve">        bufferedWriter.write(</w:t>
-      </w:r>
-    </w:p>
-    <w:p>
-      <w:r>
-        <w:t xml:space="preserve">            result.stream()</w:t>
-      </w:r>
-    </w:p>
-    <w:p>
-      <w:r>
-        <w:t xml:space="preserve">                .map(Object::toString)</w:t>
-      </w:r>
-    </w:p>
-    <w:p>
-      <w:r>
-        <w:t xml:space="preserve">                .collect(joining("\n"))</w:t>
-      </w:r>
-    </w:p>
-    <w:p>
-      <w:r>
-        <w:t xml:space="preserve">            + "\n"</w:t>
-      </w:r>
-    </w:p>
-    <w:p>
-      <w:r>
-        <w:t xml:space="preserve">        );</w:t>
-      </w:r>
-    </w:p>
-    <w:p>
-      <w:r>
-        <w:t> </w:t>
-      </w:r>
-    </w:p>
-    <w:p>
-      <w:r>
-        <w:t xml:space="preserve">        bufferedReader.close();</w:t>
-      </w:r>
-    </w:p>
-    <w:p>
-      <w:r>
-        <w:t xml:space="preserve">        bufferedWriter.close();</w:t>
-      </w:r>
-    </w:p>
-    <w:p>
-      <w:r>
-        <w:t xml:space="preserve">    }</w:t>
-      </w:r>
-    </w:p>
-    <w:p>
-      <w:r>
-        <w:t>}</w:t>
-      </w:r>
-    </w:p>
-    <w:p>
-      <w:r>
-        <w:t> </w:t>
-      </w:r>
-    </w:p>
-    <w:p>
-      <w:r>
-        <w:t> </w:t>
-      </w:r>
-    </w:p>
-    <w:p>
-      <w:r>
-        <w:lastRenderedPageBreak/>
         <w:drawing>
-          <wp:inline distT="0" distB="0" distL="0" distR="0" wp14:anchorId="5161B5E1" wp14:editId="32B20457">
-            <wp:extent cx="5731510" cy="3590290"/>
-            <wp:effectExtent l="0" t="0" r="2540" b="0"/>
-            <wp:docPr id="737501457" name="Picture 4"/>
+          <wp:inline distT="0" distB="0" distL="0" distR="0" wp14:anchorId="0C0B57AF" wp14:editId="5AE5C2CC">
+            <wp:extent cx="4488180" cy="3108960"/>
+            <wp:effectExtent l="0" t="0" r="7620" b="0"/>
+            <wp:docPr id="590347684" name="Picture 4"/>
             <wp:cNvGraphicFramePr>
               <a:graphicFrameLocks xmlns:a="http://schemas.openxmlformats.org/drawingml/2006/main" noChangeAspect="1"/>
             </wp:cNvGraphicFramePr>
@@ -679,7 +1205,7 @@
                   <pic:spPr bwMode="auto">
                     <a:xfrm>
                       <a:off x="0" y="0"/>
-                      <a:ext cx="5731510" cy="3590290"/>
+                      <a:ext cx="4488180" cy="3108960"/>
                     </a:xfrm>
                     <a:prstGeom prst="rect">
                       <a:avLst/>
@@ -694,6 +1220,11 @@
             </a:graphic>
           </wp:inline>
         </w:drawing>
+      </w:r>
+    </w:p>
+    <w:p>
+      <w:r>
+        <w:t> </w:t>
       </w:r>
     </w:p>
     <w:p/>
@@ -1115,7 +1646,7 @@
     <w:link w:val="Heading1Char"/>
     <w:uiPriority w:val="9"/>
     <w:qFormat/>
-    <w:rsid w:val="008F3A90"/>
+    <w:rsid w:val="006D20DE"/>
     <w:pPr>
       <w:keepNext/>
       <w:keepLines/>
@@ -1138,7 +1669,7 @@
     <w:semiHidden/>
     <w:unhideWhenUsed/>
     <w:qFormat/>
-    <w:rsid w:val="008F3A90"/>
+    <w:rsid w:val="006D20DE"/>
     <w:pPr>
       <w:keepNext/>
       <w:keepLines/>
@@ -1161,7 +1692,7 @@
     <w:semiHidden/>
     <w:unhideWhenUsed/>
     <w:qFormat/>
-    <w:rsid w:val="008F3A90"/>
+    <w:rsid w:val="006D20DE"/>
     <w:pPr>
       <w:keepNext/>
       <w:keepLines/>
@@ -1184,7 +1715,7 @@
     <w:semiHidden/>
     <w:unhideWhenUsed/>
     <w:qFormat/>
-    <w:rsid w:val="008F3A90"/>
+    <w:rsid w:val="006D20DE"/>
     <w:pPr>
       <w:keepNext/>
       <w:keepLines/>
@@ -1207,7 +1738,7 @@
     <w:semiHidden/>
     <w:unhideWhenUsed/>
     <w:qFormat/>
-    <w:rsid w:val="008F3A90"/>
+    <w:rsid w:val="006D20DE"/>
     <w:pPr>
       <w:keepNext/>
       <w:keepLines/>
@@ -1228,7 +1759,7 @@
     <w:semiHidden/>
     <w:unhideWhenUsed/>
     <w:qFormat/>
-    <w:rsid w:val="008F3A90"/>
+    <w:rsid w:val="006D20DE"/>
     <w:pPr>
       <w:keepNext/>
       <w:keepLines/>
@@ -1251,7 +1782,7 @@
     <w:semiHidden/>
     <w:unhideWhenUsed/>
     <w:qFormat/>
-    <w:rsid w:val="008F3A90"/>
+    <w:rsid w:val="006D20DE"/>
     <w:pPr>
       <w:keepNext/>
       <w:keepLines/>
@@ -1272,7 +1803,7 @@
     <w:semiHidden/>
     <w:unhideWhenUsed/>
     <w:qFormat/>
-    <w:rsid w:val="008F3A90"/>
+    <w:rsid w:val="006D20DE"/>
     <w:pPr>
       <w:keepNext/>
       <w:keepLines/>
@@ -1295,7 +1826,7 @@
     <w:semiHidden/>
     <w:unhideWhenUsed/>
     <w:qFormat/>
-    <w:rsid w:val="008F3A90"/>
+    <w:rsid w:val="006D20DE"/>
     <w:pPr>
       <w:keepNext/>
       <w:keepLines/>
@@ -1338,7 +1869,7 @@
     <w:basedOn w:val="DefaultParagraphFont"/>
     <w:link w:val="Heading1"/>
     <w:uiPriority w:val="9"/>
-    <w:rsid w:val="008F3A90"/>
+    <w:rsid w:val="006D20DE"/>
     <w:rPr>
       <w:rFonts w:asciiTheme="majorHAnsi" w:eastAsiaTheme="majorEastAsia" w:hAnsiTheme="majorHAnsi" w:cstheme="majorBidi"/>
       <w:color w:val="0F4761" w:themeColor="accent1" w:themeShade="BF"/>
@@ -1352,7 +1883,7 @@
     <w:link w:val="Heading2"/>
     <w:uiPriority w:val="9"/>
     <w:semiHidden/>
-    <w:rsid w:val="008F3A90"/>
+    <w:rsid w:val="006D20DE"/>
     <w:rPr>
       <w:rFonts w:asciiTheme="majorHAnsi" w:eastAsiaTheme="majorEastAsia" w:hAnsiTheme="majorHAnsi" w:cstheme="majorBidi"/>
       <w:color w:val="0F4761" w:themeColor="accent1" w:themeShade="BF"/>
@@ -1366,7 +1897,7 @@
     <w:link w:val="Heading3"/>
     <w:uiPriority w:val="9"/>
     <w:semiHidden/>
-    <w:rsid w:val="008F3A90"/>
+    <w:rsid w:val="006D20DE"/>
     <w:rPr>
       <w:rFonts w:eastAsiaTheme="majorEastAsia" w:cstheme="majorBidi"/>
       <w:color w:val="0F4761" w:themeColor="accent1" w:themeShade="BF"/>
@@ -1380,7 +1911,7 @@
     <w:link w:val="Heading4"/>
     <w:uiPriority w:val="9"/>
     <w:semiHidden/>
-    <w:rsid w:val="008F3A90"/>
+    <w:rsid w:val="006D20DE"/>
     <w:rPr>
       <w:rFonts w:eastAsiaTheme="majorEastAsia" w:cstheme="majorBidi"/>
       <w:i/>
@@ -1394,7 +1925,7 @@
     <w:link w:val="Heading5"/>
     <w:uiPriority w:val="9"/>
     <w:semiHidden/>
-    <w:rsid w:val="008F3A90"/>
+    <w:rsid w:val="006D20DE"/>
     <w:rPr>
       <w:rFonts w:eastAsiaTheme="majorEastAsia" w:cstheme="majorBidi"/>
       <w:color w:val="0F4761" w:themeColor="accent1" w:themeShade="BF"/>
@@ -1406,7 +1937,7 @@
     <w:link w:val="Heading6"/>
     <w:uiPriority w:val="9"/>
     <w:semiHidden/>
-    <w:rsid w:val="008F3A90"/>
+    <w:rsid w:val="006D20DE"/>
     <w:rPr>
       <w:rFonts w:eastAsiaTheme="majorEastAsia" w:cstheme="majorBidi"/>
       <w:i/>
@@ -1420,7 +1951,7 @@
     <w:link w:val="Heading7"/>
     <w:uiPriority w:val="9"/>
     <w:semiHidden/>
-    <w:rsid w:val="008F3A90"/>
+    <w:rsid w:val="006D20DE"/>
     <w:rPr>
       <w:rFonts w:eastAsiaTheme="majorEastAsia" w:cstheme="majorBidi"/>
       <w:color w:val="595959" w:themeColor="text1" w:themeTint="A6"/>
@@ -1432,7 +1963,7 @@
     <w:link w:val="Heading8"/>
     <w:uiPriority w:val="9"/>
     <w:semiHidden/>
-    <w:rsid w:val="008F3A90"/>
+    <w:rsid w:val="006D20DE"/>
     <w:rPr>
       <w:rFonts w:eastAsiaTheme="majorEastAsia" w:cstheme="majorBidi"/>
       <w:i/>
@@ -1446,7 +1977,7 @@
     <w:link w:val="Heading9"/>
     <w:uiPriority w:val="9"/>
     <w:semiHidden/>
-    <w:rsid w:val="008F3A90"/>
+    <w:rsid w:val="006D20DE"/>
     <w:rPr>
       <w:rFonts w:eastAsiaTheme="majorEastAsia" w:cstheme="majorBidi"/>
       <w:color w:val="272727" w:themeColor="text1" w:themeTint="D8"/>
@@ -1459,7 +1990,7 @@
     <w:link w:val="TitleChar"/>
     <w:uiPriority w:val="10"/>
     <w:qFormat/>
-    <w:rsid w:val="008F3A90"/>
+    <w:rsid w:val="006D20DE"/>
     <w:pPr>
       <w:spacing w:after="80" w:line="240" w:lineRule="auto"/>
       <w:contextualSpacing/>
@@ -1477,7 +2008,7 @@
     <w:basedOn w:val="DefaultParagraphFont"/>
     <w:link w:val="Title"/>
     <w:uiPriority w:val="10"/>
-    <w:rsid w:val="008F3A90"/>
+    <w:rsid w:val="006D20DE"/>
     <w:rPr>
       <w:rFonts w:asciiTheme="majorHAnsi" w:eastAsiaTheme="majorEastAsia" w:hAnsiTheme="majorHAnsi" w:cstheme="majorBidi"/>
       <w:spacing w:val="-10"/>
@@ -1493,7 +2024,7 @@
     <w:link w:val="SubtitleChar"/>
     <w:uiPriority w:val="11"/>
     <w:qFormat/>
-    <w:rsid w:val="008F3A90"/>
+    <w:rsid w:val="006D20DE"/>
     <w:pPr>
       <w:numPr>
         <w:ilvl w:val="1"/>
@@ -1512,7 +2043,7 @@
     <w:basedOn w:val="DefaultParagraphFont"/>
     <w:link w:val="Subtitle"/>
     <w:uiPriority w:val="11"/>
-    <w:rsid w:val="008F3A90"/>
+    <w:rsid w:val="006D20DE"/>
     <w:rPr>
       <w:rFonts w:eastAsiaTheme="majorEastAsia" w:cstheme="majorBidi"/>
       <w:color w:val="595959" w:themeColor="text1" w:themeTint="A6"/>
@@ -1528,7 +2059,7 @@
     <w:link w:val="QuoteChar"/>
     <w:uiPriority w:val="29"/>
     <w:qFormat/>
-    <w:rsid w:val="008F3A90"/>
+    <w:rsid w:val="006D20DE"/>
     <w:pPr>
       <w:spacing w:before="160"/>
       <w:jc w:val="center"/>
@@ -1544,7 +2075,7 @@
     <w:basedOn w:val="DefaultParagraphFont"/>
     <w:link w:val="Quote"/>
     <w:uiPriority w:val="29"/>
-    <w:rsid w:val="008F3A90"/>
+    <w:rsid w:val="006D20DE"/>
     <w:rPr>
       <w:i/>
       <w:iCs/>
@@ -1556,7 +2087,7 @@
     <w:basedOn w:val="Normal"/>
     <w:uiPriority w:val="34"/>
     <w:qFormat/>
-    <w:rsid w:val="008F3A90"/>
+    <w:rsid w:val="006D20DE"/>
     <w:pPr>
       <w:ind w:left="720"/>
       <w:contextualSpacing/>
@@ -1567,7 +2098,7 @@
     <w:basedOn w:val="DefaultParagraphFont"/>
     <w:uiPriority w:val="21"/>
     <w:qFormat/>
-    <w:rsid w:val="008F3A90"/>
+    <w:rsid w:val="006D20DE"/>
     <w:rPr>
       <w:i/>
       <w:iCs/>
@@ -1581,7 +2112,7 @@
     <w:link w:val="IntenseQuoteChar"/>
     <w:uiPriority w:val="30"/>
     <w:qFormat/>
-    <w:rsid w:val="008F3A90"/>
+    <w:rsid w:val="006D20DE"/>
     <w:pPr>
       <w:pBdr>
         <w:top w:val="single" w:sz="4" w:space="10" w:color="0F4761" w:themeColor="accent1" w:themeShade="BF"/>
@@ -1602,7 +2133,7 @@
     <w:basedOn w:val="DefaultParagraphFont"/>
     <w:link w:val="IntenseQuote"/>
     <w:uiPriority w:val="30"/>
-    <w:rsid w:val="008F3A90"/>
+    <w:rsid w:val="006D20DE"/>
     <w:rPr>
       <w:i/>
       <w:iCs/>
@@ -1614,7 +2145,7 @@
     <w:basedOn w:val="DefaultParagraphFont"/>
     <w:uiPriority w:val="32"/>
     <w:qFormat/>
-    <w:rsid w:val="008F3A90"/>
+    <w:rsid w:val="006D20DE"/>
     <w:rPr>
       <w:b/>
       <w:bCs/>

--- a/Session 3.docx
+++ b/Session 3.docx
@@ -4,7 +4,7 @@
   <w:body>
     <w:p>
       <w:r>
-        <w:t xml:space="preserve">Session 3 -1 </w:t>
+        <w:t>Session 3</w:t>
       </w:r>
     </w:p>
     <w:p>
@@ -22,54 +22,224 @@
         <w:t xml:space="preserve">import </w:t>
       </w:r>
       <w:proofErr w:type="spellStart"/>
+      <w:proofErr w:type="gramStart"/>
       <w:r>
         <w:t>java.util</w:t>
       </w:r>
-      <w:proofErr w:type="spellEnd"/>
-      <w:r>
-        <w:t>.*;</w:t>
-      </w:r>
-    </w:p>
-    <w:p>
-      <w:r>
-        <w:t> </w:t>
-      </w:r>
-    </w:p>
-    <w:p>
-      <w:r>
-        <w:t>public class Solution {</w:t>
-      </w:r>
-    </w:p>
-    <w:p>
-      <w:r>
-        <w:t> </w:t>
-      </w:r>
-    </w:p>
-    <w:p>
-      <w:r>
-        <w:t xml:space="preserve">    static Iterator </w:t>
-      </w:r>
-      <w:proofErr w:type="spellStart"/>
-      <w:proofErr w:type="gramStart"/>
-      <w:r>
-        <w:t>func</w:t>
+      <w:proofErr w:type="gramEnd"/>
+      <w:r>
+        <w:t>.Scanner</w:t>
+      </w:r>
+      <w:proofErr w:type="spellEnd"/>
+      <w:r>
+        <w:t>;</w:t>
+      </w:r>
+    </w:p>
+    <w:p>
+      <w:r>
+        <w:t> </w:t>
+      </w:r>
+    </w:p>
+    <w:p>
+      <w:r>
+        <w:t>class Vehicle {</w:t>
+      </w:r>
+    </w:p>
+    <w:p>
+      <w:r>
+        <w:t xml:space="preserve">    String </w:t>
+      </w:r>
+      <w:proofErr w:type="spellStart"/>
+      <w:r>
+        <w:t>vehicleNumber</w:t>
+      </w:r>
+      <w:proofErr w:type="spellEnd"/>
+      <w:r>
+        <w:t>;</w:t>
+      </w:r>
+    </w:p>
+    <w:p>
+      <w:r>
+        <w:t xml:space="preserve">    double </w:t>
+      </w:r>
+      <w:proofErr w:type="spellStart"/>
+      <w:r>
+        <w:t>rentPerDay</w:t>
+      </w:r>
+      <w:proofErr w:type="spellEnd"/>
+      <w:r>
+        <w:t>;</w:t>
+      </w:r>
+    </w:p>
+    <w:p>
+      <w:r>
+        <w:t> </w:t>
+      </w:r>
+    </w:p>
+    <w:p>
+      <w:r>
+        <w:t xml:space="preserve">    </w:t>
+      </w:r>
+      <w:proofErr w:type="gramStart"/>
+      <w:r>
+        <w:t>Vehicle(</w:t>
+      </w:r>
+      <w:proofErr w:type="gramEnd"/>
+      <w:r>
+        <w:t xml:space="preserve">String </w:t>
+      </w:r>
+      <w:proofErr w:type="spellStart"/>
+      <w:r>
+        <w:t>vehicleNumber</w:t>
+      </w:r>
+      <w:proofErr w:type="spellEnd"/>
+      <w:r>
+        <w:t xml:space="preserve">, double </w:t>
+      </w:r>
+      <w:proofErr w:type="spellStart"/>
+      <w:r>
+        <w:t>rentPerDay</w:t>
+      </w:r>
+      <w:proofErr w:type="spellEnd"/>
+      <w:r>
+        <w:t>) {</w:t>
+      </w:r>
+    </w:p>
+    <w:p>
+      <w:r>
+        <w:t xml:space="preserve">        </w:t>
+      </w:r>
+      <w:proofErr w:type="spellStart"/>
+      <w:proofErr w:type="gramStart"/>
+      <w:r>
+        <w:t>this.vehicleNumber</w:t>
+      </w:r>
+      <w:proofErr w:type="spellEnd"/>
+      <w:proofErr w:type="gramEnd"/>
+      <w:r>
+        <w:t xml:space="preserve"> = </w:t>
+      </w:r>
+      <w:proofErr w:type="spellStart"/>
+      <w:r>
+        <w:t>vehicleNumber</w:t>
+      </w:r>
+      <w:proofErr w:type="spellEnd"/>
+      <w:r>
+        <w:t>;</w:t>
+      </w:r>
+    </w:p>
+    <w:p>
+      <w:r>
+        <w:t xml:space="preserve">        </w:t>
+      </w:r>
+      <w:proofErr w:type="spellStart"/>
+      <w:proofErr w:type="gramStart"/>
+      <w:r>
+        <w:t>this.rentPerDay</w:t>
+      </w:r>
+      <w:proofErr w:type="spellEnd"/>
+      <w:proofErr w:type="gramEnd"/>
+      <w:r>
+        <w:t xml:space="preserve"> = </w:t>
+      </w:r>
+      <w:proofErr w:type="spellStart"/>
+      <w:r>
+        <w:t>rentPerDay</w:t>
+      </w:r>
+      <w:proofErr w:type="spellEnd"/>
+      <w:r>
+        <w:t>;</w:t>
+      </w:r>
+    </w:p>
+    <w:p>
+      <w:r>
+        <w:t xml:space="preserve">    }</w:t>
+      </w:r>
+    </w:p>
+    <w:p>
+      <w:r>
+        <w:t> </w:t>
+      </w:r>
+    </w:p>
+    <w:p>
+      <w:r>
+        <w:t xml:space="preserve">    double </w:t>
+      </w:r>
+      <w:proofErr w:type="spellStart"/>
+      <w:proofErr w:type="gramStart"/>
+      <w:r>
+        <w:t>calculateRent</w:t>
       </w:r>
       <w:proofErr w:type="spellEnd"/>
       <w:r>
         <w:t>(</w:t>
       </w:r>
-      <w:proofErr w:type="spellStart"/>
-      <w:proofErr w:type="gramEnd"/>
-      <w:r>
-        <w:t>ArrayList</w:t>
-      </w:r>
-      <w:proofErr w:type="spellEnd"/>
-      <w:r>
-        <w:t xml:space="preserve"> </w:t>
-      </w:r>
-      <w:proofErr w:type="spellStart"/>
-      <w:r>
-        <w:t>mylist</w:t>
+      <w:proofErr w:type="gramEnd"/>
+      <w:r>
+        <w:t>int days) {</w:t>
+      </w:r>
+    </w:p>
+    <w:p>
+      <w:r>
+        <w:t xml:space="preserve">        return </w:t>
+      </w:r>
+      <w:proofErr w:type="spellStart"/>
+      <w:r>
+        <w:t>rentPerDay</w:t>
+      </w:r>
+      <w:proofErr w:type="spellEnd"/>
+      <w:r>
+        <w:t xml:space="preserve"> * days;</w:t>
+      </w:r>
+    </w:p>
+    <w:p>
+      <w:r>
+        <w:t xml:space="preserve">    }</w:t>
+      </w:r>
+    </w:p>
+    <w:p>
+      <w:r>
+        <w:t>}</w:t>
+      </w:r>
+    </w:p>
+    <w:p>
+      <w:r>
+        <w:t> </w:t>
+      </w:r>
+    </w:p>
+    <w:p>
+      <w:r>
+        <w:t>class Car extends Vehicle {</w:t>
+      </w:r>
+    </w:p>
+    <w:p>
+      <w:r>
+        <w:t> </w:t>
+      </w:r>
+    </w:p>
+    <w:p>
+      <w:r>
+        <w:t xml:space="preserve">    </w:t>
+      </w:r>
+      <w:proofErr w:type="gramStart"/>
+      <w:r>
+        <w:t>Car(</w:t>
+      </w:r>
+      <w:proofErr w:type="gramEnd"/>
+      <w:r>
+        <w:t xml:space="preserve">String </w:t>
+      </w:r>
+      <w:proofErr w:type="spellStart"/>
+      <w:r>
+        <w:t>vehicleNumber</w:t>
+      </w:r>
+      <w:proofErr w:type="spellEnd"/>
+      <w:r>
+        <w:t xml:space="preserve">, double </w:t>
+      </w:r>
+      <w:proofErr w:type="spellStart"/>
+      <w:r>
+        <w:t>rentPerDay</w:t>
       </w:r>
       <w:proofErr w:type="spellEnd"/>
       <w:r>
@@ -78,12 +248,423 @@
     </w:p>
     <w:p>
       <w:r>
-        <w:t xml:space="preserve">        Iterator it = </w:t>
-      </w:r>
-      <w:proofErr w:type="spellStart"/>
-      <w:proofErr w:type="gramStart"/>
-      <w:r>
-        <w:t>mylist.iterator</w:t>
+        <w:t xml:space="preserve">        </w:t>
+      </w:r>
+      <w:proofErr w:type="gramStart"/>
+      <w:r>
+        <w:t>super(</w:t>
+      </w:r>
+      <w:proofErr w:type="spellStart"/>
+      <w:proofErr w:type="gramEnd"/>
+      <w:r>
+        <w:t>vehicleNumber</w:t>
+      </w:r>
+      <w:proofErr w:type="spellEnd"/>
+      <w:r>
+        <w:t xml:space="preserve">, </w:t>
+      </w:r>
+      <w:proofErr w:type="spellStart"/>
+      <w:r>
+        <w:t>rentPerDay</w:t>
+      </w:r>
+      <w:proofErr w:type="spellEnd"/>
+      <w:r>
+        <w:t>);</w:t>
+      </w:r>
+    </w:p>
+    <w:p>
+      <w:r>
+        <w:t xml:space="preserve">    }</w:t>
+      </w:r>
+    </w:p>
+    <w:p>
+      <w:r>
+        <w:t> </w:t>
+      </w:r>
+    </w:p>
+    <w:p>
+      <w:r>
+        <w:t xml:space="preserve">    @Override</w:t>
+      </w:r>
+    </w:p>
+    <w:p>
+      <w:r>
+        <w:t xml:space="preserve">    double </w:t>
+      </w:r>
+      <w:proofErr w:type="spellStart"/>
+      <w:proofErr w:type="gramStart"/>
+      <w:r>
+        <w:t>calculateRent</w:t>
+      </w:r>
+      <w:proofErr w:type="spellEnd"/>
+      <w:r>
+        <w:t>(</w:t>
+      </w:r>
+      <w:proofErr w:type="gramEnd"/>
+      <w:r>
+        <w:t>int days) {</w:t>
+      </w:r>
+    </w:p>
+    <w:p>
+      <w:r>
+        <w:t xml:space="preserve">        return </w:t>
+      </w:r>
+      <w:proofErr w:type="spellStart"/>
+      <w:r>
+        <w:t>rentPerDay</w:t>
+      </w:r>
+      <w:proofErr w:type="spellEnd"/>
+      <w:r>
+        <w:t xml:space="preserve"> * days;</w:t>
+      </w:r>
+    </w:p>
+    <w:p>
+      <w:r>
+        <w:lastRenderedPageBreak/>
+        <w:t xml:space="preserve">    }</w:t>
+      </w:r>
+    </w:p>
+    <w:p>
+      <w:r>
+        <w:t>}</w:t>
+      </w:r>
+    </w:p>
+    <w:p>
+      <w:r>
+        <w:t> </w:t>
+      </w:r>
+    </w:p>
+    <w:p>
+      <w:r>
+        <w:t>class Bike extends Vehicle {</w:t>
+      </w:r>
+    </w:p>
+    <w:p>
+      <w:r>
+        <w:t> </w:t>
+      </w:r>
+    </w:p>
+    <w:p>
+      <w:r>
+        <w:t xml:space="preserve">    </w:t>
+      </w:r>
+      <w:proofErr w:type="gramStart"/>
+      <w:r>
+        <w:t>Bike(</w:t>
+      </w:r>
+      <w:proofErr w:type="gramEnd"/>
+      <w:r>
+        <w:t xml:space="preserve">String </w:t>
+      </w:r>
+      <w:proofErr w:type="spellStart"/>
+      <w:r>
+        <w:t>vehicleNumber</w:t>
+      </w:r>
+      <w:proofErr w:type="spellEnd"/>
+      <w:r>
+        <w:t xml:space="preserve">, double </w:t>
+      </w:r>
+      <w:proofErr w:type="spellStart"/>
+      <w:r>
+        <w:t>rentPerDay</w:t>
+      </w:r>
+      <w:proofErr w:type="spellEnd"/>
+      <w:r>
+        <w:t>) {</w:t>
+      </w:r>
+    </w:p>
+    <w:p>
+      <w:r>
+        <w:t xml:space="preserve">        </w:t>
+      </w:r>
+      <w:proofErr w:type="gramStart"/>
+      <w:r>
+        <w:t>super(</w:t>
+      </w:r>
+      <w:proofErr w:type="spellStart"/>
+      <w:proofErr w:type="gramEnd"/>
+      <w:r>
+        <w:t>vehicleNumber</w:t>
+      </w:r>
+      <w:proofErr w:type="spellEnd"/>
+      <w:r>
+        <w:t xml:space="preserve">, </w:t>
+      </w:r>
+      <w:proofErr w:type="spellStart"/>
+      <w:r>
+        <w:t>rentPerDay</w:t>
+      </w:r>
+      <w:proofErr w:type="spellEnd"/>
+      <w:r>
+        <w:t>);</w:t>
+      </w:r>
+    </w:p>
+    <w:p>
+      <w:r>
+        <w:t xml:space="preserve">    }</w:t>
+      </w:r>
+    </w:p>
+    <w:p>
+      <w:r>
+        <w:t> </w:t>
+      </w:r>
+    </w:p>
+    <w:p>
+      <w:r>
+        <w:t xml:space="preserve">    @Override</w:t>
+      </w:r>
+    </w:p>
+    <w:p>
+      <w:r>
+        <w:t xml:space="preserve">    double </w:t>
+      </w:r>
+      <w:proofErr w:type="spellStart"/>
+      <w:proofErr w:type="gramStart"/>
+      <w:r>
+        <w:t>calculateRent</w:t>
+      </w:r>
+      <w:proofErr w:type="spellEnd"/>
+      <w:r>
+        <w:t>(</w:t>
+      </w:r>
+      <w:proofErr w:type="gramEnd"/>
+      <w:r>
+        <w:t>int days) {</w:t>
+      </w:r>
+    </w:p>
+    <w:p>
+      <w:r>
+        <w:t xml:space="preserve">        return </w:t>
+      </w:r>
+      <w:proofErr w:type="spellStart"/>
+      <w:r>
+        <w:t>rentPerDay</w:t>
+      </w:r>
+      <w:proofErr w:type="spellEnd"/>
+      <w:r>
+        <w:t xml:space="preserve"> * days * 0.90;</w:t>
+      </w:r>
+    </w:p>
+    <w:p>
+      <w:r>
+        <w:t xml:space="preserve">    }</w:t>
+      </w:r>
+    </w:p>
+    <w:p>
+      <w:r>
+        <w:t>}</w:t>
+      </w:r>
+    </w:p>
+    <w:p>
+      <w:r>
+        <w:t> </w:t>
+      </w:r>
+    </w:p>
+    <w:p>
+      <w:r>
+        <w:t>class Truck extends Vehicle {</w:t>
+      </w:r>
+    </w:p>
+    <w:p>
+      <w:r>
+        <w:t> </w:t>
+      </w:r>
+    </w:p>
+    <w:p>
+      <w:r>
+        <w:t xml:space="preserve">    </w:t>
+      </w:r>
+      <w:proofErr w:type="gramStart"/>
+      <w:r>
+        <w:t>Truck(</w:t>
+      </w:r>
+      <w:proofErr w:type="gramEnd"/>
+      <w:r>
+        <w:t xml:space="preserve">String </w:t>
+      </w:r>
+      <w:proofErr w:type="spellStart"/>
+      <w:r>
+        <w:t>vehicleNumber</w:t>
+      </w:r>
+      <w:proofErr w:type="spellEnd"/>
+      <w:r>
+        <w:t xml:space="preserve">, double </w:t>
+      </w:r>
+      <w:proofErr w:type="spellStart"/>
+      <w:r>
+        <w:t>rentPerDay</w:t>
+      </w:r>
+      <w:proofErr w:type="spellEnd"/>
+      <w:r>
+        <w:t>) {</w:t>
+      </w:r>
+    </w:p>
+    <w:p>
+      <w:r>
+        <w:t xml:space="preserve">        </w:t>
+      </w:r>
+      <w:proofErr w:type="gramStart"/>
+      <w:r>
+        <w:t>super(</w:t>
+      </w:r>
+      <w:proofErr w:type="spellStart"/>
+      <w:proofErr w:type="gramEnd"/>
+      <w:r>
+        <w:t>vehicleNumber</w:t>
+      </w:r>
+      <w:proofErr w:type="spellEnd"/>
+      <w:r>
+        <w:t xml:space="preserve">, </w:t>
+      </w:r>
+      <w:proofErr w:type="spellStart"/>
+      <w:r>
+        <w:t>rentPerDay</w:t>
+      </w:r>
+      <w:proofErr w:type="spellEnd"/>
+      <w:r>
+        <w:t>);</w:t>
+      </w:r>
+    </w:p>
+    <w:p>
+      <w:r>
+        <w:t xml:space="preserve">    }</w:t>
+      </w:r>
+    </w:p>
+    <w:p>
+      <w:r>
+        <w:t> </w:t>
+      </w:r>
+    </w:p>
+    <w:p>
+      <w:r>
+        <w:t xml:space="preserve">    @Override</w:t>
+      </w:r>
+    </w:p>
+    <w:p>
+      <w:r>
+        <w:t xml:space="preserve">    double </w:t>
+      </w:r>
+      <w:proofErr w:type="spellStart"/>
+      <w:proofErr w:type="gramStart"/>
+      <w:r>
+        <w:t>calculateRent</w:t>
+      </w:r>
+      <w:proofErr w:type="spellEnd"/>
+      <w:r>
+        <w:t>(</w:t>
+      </w:r>
+      <w:proofErr w:type="gramEnd"/>
+      <w:r>
+        <w:t>int days) {</w:t>
+      </w:r>
+    </w:p>
+    <w:p>
+      <w:r>
+        <w:t xml:space="preserve">        return </w:t>
+      </w:r>
+      <w:proofErr w:type="spellStart"/>
+      <w:r>
+        <w:t>rentPerDay</w:t>
+      </w:r>
+      <w:proofErr w:type="spellEnd"/>
+      <w:r>
+        <w:t xml:space="preserve"> * days * 1.20;</w:t>
+      </w:r>
+    </w:p>
+    <w:p>
+      <w:r>
+        <w:t xml:space="preserve">    }</w:t>
+      </w:r>
+    </w:p>
+    <w:p>
+      <w:r>
+        <w:t>}</w:t>
+      </w:r>
+    </w:p>
+    <w:p>
+      <w:r>
+        <w:t> </w:t>
+      </w:r>
+    </w:p>
+    <w:p>
+      <w:r>
+        <w:t xml:space="preserve">public class </w:t>
+      </w:r>
+      <w:proofErr w:type="spellStart"/>
+      <w:r>
+        <w:t>vehiclerentalsystem</w:t>
+      </w:r>
+      <w:proofErr w:type="spellEnd"/>
+      <w:r>
+        <w:t xml:space="preserve"> {</w:t>
+      </w:r>
+    </w:p>
+    <w:p>
+      <w:r>
+        <w:lastRenderedPageBreak/>
+        <w:t> </w:t>
+      </w:r>
+    </w:p>
+    <w:p>
+      <w:r>
+        <w:t xml:space="preserve">    public static void </w:t>
+      </w:r>
+      <w:proofErr w:type="gramStart"/>
+      <w:r>
+        <w:t>main(String[</w:t>
+      </w:r>
+      <w:proofErr w:type="gramEnd"/>
+      <w:r>
+        <w:t xml:space="preserve">] </w:t>
+      </w:r>
+      <w:proofErr w:type="spellStart"/>
+      <w:r>
+        <w:t>args</w:t>
+      </w:r>
+      <w:proofErr w:type="spellEnd"/>
+      <w:r>
+        <w:t>) {</w:t>
+      </w:r>
+    </w:p>
+    <w:p>
+      <w:r>
+        <w:t> </w:t>
+      </w:r>
+    </w:p>
+    <w:p>
+      <w:r>
+        <w:t xml:space="preserve">        Scanner </w:t>
+      </w:r>
+      <w:proofErr w:type="spellStart"/>
+      <w:r>
+        <w:t>sc</w:t>
+      </w:r>
+      <w:proofErr w:type="spellEnd"/>
+      <w:r>
+        <w:t xml:space="preserve"> = new </w:t>
+      </w:r>
+      <w:proofErr w:type="gramStart"/>
+      <w:r>
+        <w:t>Scanner(</w:t>
+      </w:r>
+      <w:proofErr w:type="gramEnd"/>
+      <w:r>
+        <w:t>System.in);</w:t>
+      </w:r>
+    </w:p>
+    <w:p>
+      <w:r>
+        <w:t> </w:t>
+      </w:r>
+    </w:p>
+    <w:p>
+      <w:r>
+        <w:t xml:space="preserve">        int N = </w:t>
+      </w:r>
+      <w:proofErr w:type="spellStart"/>
+      <w:proofErr w:type="gramStart"/>
+      <w:r>
+        <w:t>sc.nextInt</w:t>
       </w:r>
       <w:proofErr w:type="spellEnd"/>
       <w:proofErr w:type="gramEnd"/>
@@ -93,27 +674,59 @@
     </w:p>
     <w:p>
       <w:r>
-        <w:t xml:space="preserve">        while (</w:t>
-      </w:r>
-      <w:proofErr w:type="spellStart"/>
-      <w:proofErr w:type="gramStart"/>
-      <w:r>
-        <w:t>it.hasNext</w:t>
-      </w:r>
-      <w:proofErr w:type="spellEnd"/>
-      <w:proofErr w:type="gramEnd"/>
-      <w:r>
-        <w:t>()) {</w:t>
-      </w:r>
-    </w:p>
-    <w:p>
-      <w:r>
-        <w:t xml:space="preserve">            Object element = </w:t>
-      </w:r>
-      <w:proofErr w:type="spellStart"/>
-      <w:proofErr w:type="gramStart"/>
-      <w:r>
-        <w:t>it.next</w:t>
+        <w:t> </w:t>
+      </w:r>
+    </w:p>
+    <w:p>
+      <w:r>
+        <w:t xml:space="preserve">        for (int </w:t>
+      </w:r>
+      <w:proofErr w:type="spellStart"/>
+      <w:r>
+        <w:t>i</w:t>
+      </w:r>
+      <w:proofErr w:type="spellEnd"/>
+      <w:r>
+        <w:t xml:space="preserve"> = 0; </w:t>
+      </w:r>
+      <w:proofErr w:type="spellStart"/>
+      <w:r>
+        <w:t>i</w:t>
+      </w:r>
+      <w:proofErr w:type="spellEnd"/>
+      <w:r>
+        <w:t xml:space="preserve"> &lt; N; </w:t>
+      </w:r>
+      <w:proofErr w:type="spellStart"/>
+      <w:r>
+        <w:t>i</w:t>
+      </w:r>
+      <w:proofErr w:type="spellEnd"/>
+      <w:r>
+        <w:t>++) {</w:t>
+      </w:r>
+    </w:p>
+    <w:p>
+      <w:r>
+        <w:t> </w:t>
+      </w:r>
+    </w:p>
+    <w:p>
+      <w:r>
+        <w:t xml:space="preserve">            int </w:t>
+      </w:r>
+      <w:proofErr w:type="spellStart"/>
+      <w:r>
+        <w:t>vehicleType</w:t>
+      </w:r>
+      <w:proofErr w:type="spellEnd"/>
+      <w:r>
+        <w:t xml:space="preserve"> = </w:t>
+      </w:r>
+      <w:proofErr w:type="spellStart"/>
+      <w:proofErr w:type="gramStart"/>
+      <w:r>
+        <w:t>sc.nextInt</w:t>
       </w:r>
       <w:proofErr w:type="spellEnd"/>
       <w:proofErr w:type="gramEnd"/>
@@ -123,20 +736,278 @@
     </w:p>
     <w:p>
       <w:r>
-        <w:t xml:space="preserve">            if (element </w:t>
-      </w:r>
-      <w:proofErr w:type="spellStart"/>
-      <w:r>
-        <w:t>instanceof</w:t>
-      </w:r>
-      <w:proofErr w:type="spellEnd"/>
-      <w:r>
-        <w:t xml:space="preserve"> String) // Hint: This line possesses a string</w:t>
-      </w:r>
-    </w:p>
-    <w:p>
-      <w:r>
-        <w:t xml:space="preserve">                break;</w:t>
+        <w:t xml:space="preserve">            String </w:t>
+      </w:r>
+      <w:proofErr w:type="spellStart"/>
+      <w:r>
+        <w:t>vehicleNumber</w:t>
+      </w:r>
+      <w:proofErr w:type="spellEnd"/>
+      <w:r>
+        <w:t xml:space="preserve"> = </w:t>
+      </w:r>
+      <w:proofErr w:type="spellStart"/>
+      <w:proofErr w:type="gramStart"/>
+      <w:r>
+        <w:t>sc.next</w:t>
+      </w:r>
+      <w:proofErr w:type="spellEnd"/>
+      <w:proofErr w:type="gramEnd"/>
+      <w:r>
+        <w:t>();</w:t>
+      </w:r>
+    </w:p>
+    <w:p>
+      <w:r>
+        <w:t xml:space="preserve">            double </w:t>
+      </w:r>
+      <w:proofErr w:type="spellStart"/>
+      <w:r>
+        <w:t>rentPerDay</w:t>
+      </w:r>
+      <w:proofErr w:type="spellEnd"/>
+      <w:r>
+        <w:t xml:space="preserve"> = </w:t>
+      </w:r>
+      <w:proofErr w:type="spellStart"/>
+      <w:proofErr w:type="gramStart"/>
+      <w:r>
+        <w:t>sc.nextDouble</w:t>
+      </w:r>
+      <w:proofErr w:type="spellEnd"/>
+      <w:proofErr w:type="gramEnd"/>
+      <w:r>
+        <w:t>();</w:t>
+      </w:r>
+    </w:p>
+    <w:p>
+      <w:r>
+        <w:t xml:space="preserve">            int days = </w:t>
+      </w:r>
+      <w:proofErr w:type="spellStart"/>
+      <w:proofErr w:type="gramStart"/>
+      <w:r>
+        <w:t>sc.nextInt</w:t>
+      </w:r>
+      <w:proofErr w:type="spellEnd"/>
+      <w:proofErr w:type="gramEnd"/>
+      <w:r>
+        <w:t>();</w:t>
+      </w:r>
+    </w:p>
+    <w:p>
+      <w:r>
+        <w:t> </w:t>
+      </w:r>
+    </w:p>
+    <w:p>
+      <w:r>
+        <w:t xml:space="preserve">            // Runtime polymorphism</w:t>
+      </w:r>
+    </w:p>
+    <w:p>
+      <w:r>
+        <w:t xml:space="preserve">            Vehicle </w:t>
+      </w:r>
+      <w:proofErr w:type="spellStart"/>
+      <w:r>
+        <w:t>vehicle</w:t>
+      </w:r>
+      <w:proofErr w:type="spellEnd"/>
+      <w:r>
+        <w:t>;</w:t>
+      </w:r>
+    </w:p>
+    <w:p>
+      <w:r>
+        <w:t> </w:t>
+      </w:r>
+    </w:p>
+    <w:p>
+      <w:r>
+        <w:t xml:space="preserve">            if (</w:t>
+      </w:r>
+      <w:proofErr w:type="spellStart"/>
+      <w:r>
+        <w:t>vehicleType</w:t>
+      </w:r>
+      <w:proofErr w:type="spellEnd"/>
+      <w:r>
+        <w:t xml:space="preserve"> == 1) {</w:t>
+      </w:r>
+    </w:p>
+    <w:p>
+      <w:r>
+        <w:t xml:space="preserve">                vehicle = new </w:t>
+      </w:r>
+      <w:proofErr w:type="gramStart"/>
+      <w:r>
+        <w:t>Car(</w:t>
+      </w:r>
+      <w:proofErr w:type="spellStart"/>
+      <w:proofErr w:type="gramEnd"/>
+      <w:r>
+        <w:t>vehicleNumber</w:t>
+      </w:r>
+      <w:proofErr w:type="spellEnd"/>
+      <w:r>
+        <w:t xml:space="preserve">, </w:t>
+      </w:r>
+      <w:proofErr w:type="spellStart"/>
+      <w:r>
+        <w:t>rentPerDay</w:t>
+      </w:r>
+      <w:proofErr w:type="spellEnd"/>
+      <w:r>
+        <w:t>);</w:t>
+      </w:r>
+    </w:p>
+    <w:p>
+      <w:r>
+        <w:t xml:space="preserve">            } </w:t>
+      </w:r>
+    </w:p>
+    <w:p>
+      <w:r>
+        <w:t xml:space="preserve">            else if (</w:t>
+      </w:r>
+      <w:proofErr w:type="spellStart"/>
+      <w:r>
+        <w:t>vehicleType</w:t>
+      </w:r>
+      <w:proofErr w:type="spellEnd"/>
+      <w:r>
+        <w:t xml:space="preserve"> == 2) {</w:t>
+      </w:r>
+    </w:p>
+    <w:p>
+      <w:r>
+        <w:t xml:space="preserve">                vehicle = new </w:t>
+      </w:r>
+      <w:proofErr w:type="gramStart"/>
+      <w:r>
+        <w:t>Bike(</w:t>
+      </w:r>
+      <w:proofErr w:type="spellStart"/>
+      <w:proofErr w:type="gramEnd"/>
+      <w:r>
+        <w:t>vehicleNumber</w:t>
+      </w:r>
+      <w:proofErr w:type="spellEnd"/>
+      <w:r>
+        <w:t xml:space="preserve">, </w:t>
+      </w:r>
+      <w:proofErr w:type="spellStart"/>
+      <w:r>
+        <w:t>rentPerDay</w:t>
+      </w:r>
+      <w:proofErr w:type="spellEnd"/>
+      <w:r>
+        <w:t>);</w:t>
+      </w:r>
+    </w:p>
+    <w:p>
+      <w:r>
+        <w:t xml:space="preserve">            } </w:t>
+      </w:r>
+    </w:p>
+    <w:p>
+      <w:r>
+        <w:t xml:space="preserve">            else {</w:t>
+      </w:r>
+    </w:p>
+    <w:p>
+      <w:r>
+        <w:t xml:space="preserve">                vehicle = new </w:t>
+      </w:r>
+      <w:proofErr w:type="gramStart"/>
+      <w:r>
+        <w:t>Truck(</w:t>
+      </w:r>
+      <w:proofErr w:type="spellStart"/>
+      <w:proofErr w:type="gramEnd"/>
+      <w:r>
+        <w:t>vehicleNumber</w:t>
+      </w:r>
+      <w:proofErr w:type="spellEnd"/>
+      <w:r>
+        <w:t xml:space="preserve">, </w:t>
+      </w:r>
+      <w:proofErr w:type="spellStart"/>
+      <w:r>
+        <w:t>rentPerDay</w:t>
+      </w:r>
+      <w:proofErr w:type="spellEnd"/>
+      <w:r>
+        <w:t>);</w:t>
+      </w:r>
+    </w:p>
+    <w:p>
+      <w:r>
+        <w:t xml:space="preserve">            }</w:t>
+      </w:r>
+    </w:p>
+    <w:p>
+      <w:r>
+        <w:t> </w:t>
+      </w:r>
+    </w:p>
+    <w:p>
+      <w:r>
+        <w:t xml:space="preserve">            double </w:t>
+      </w:r>
+      <w:proofErr w:type="spellStart"/>
+      <w:r>
+        <w:t>totalRent</w:t>
+      </w:r>
+      <w:proofErr w:type="spellEnd"/>
+      <w:r>
+        <w:t xml:space="preserve"> = </w:t>
+      </w:r>
+      <w:proofErr w:type="spellStart"/>
+      <w:proofErr w:type="gramStart"/>
+      <w:r>
+        <w:t>vehicle.calculateRent</w:t>
+      </w:r>
+      <w:proofErr w:type="spellEnd"/>
+      <w:proofErr w:type="gramEnd"/>
+      <w:r>
+        <w:t>(days);</w:t>
+      </w:r>
+    </w:p>
+    <w:p>
+      <w:r>
+        <w:lastRenderedPageBreak/>
+        <w:t> </w:t>
+      </w:r>
+    </w:p>
+    <w:p>
+      <w:r>
+        <w:t xml:space="preserve">            </w:t>
+      </w:r>
+      <w:proofErr w:type="spellStart"/>
+      <w:r>
+        <w:t>System.out.printf</w:t>
+      </w:r>
+      <w:proofErr w:type="spellEnd"/>
+      <w:r>
+        <w:t xml:space="preserve">("%s %.2f%n", </w:t>
+      </w:r>
+      <w:proofErr w:type="spellStart"/>
+      <w:r>
+        <w:t>vehicleNumber</w:t>
+      </w:r>
+      <w:proofErr w:type="spellEnd"/>
+      <w:r>
+        <w:t xml:space="preserve">, </w:t>
+      </w:r>
+      <w:proofErr w:type="spellStart"/>
+      <w:r>
+        <w:t>totalRent</w:t>
+      </w:r>
+      <w:proofErr w:type="spellEnd"/>
+      <w:r>
+        <w:t>);</w:t>
       </w:r>
     </w:p>
     <w:p>
@@ -146,7 +1017,22 @@
     </w:p>
     <w:p>
       <w:r>
-        <w:t xml:space="preserve">        return it;</w:t>
+        <w:t> </w:t>
+      </w:r>
+    </w:p>
+    <w:p>
+      <w:r>
+        <w:t xml:space="preserve">        </w:t>
+      </w:r>
+      <w:proofErr w:type="spellStart"/>
+      <w:proofErr w:type="gramStart"/>
+      <w:r>
+        <w:t>sc.close</w:t>
+      </w:r>
+      <w:proofErr w:type="spellEnd"/>
+      <w:proofErr w:type="gramEnd"/>
+      <w:r>
+        <w:t>();</w:t>
       </w:r>
     </w:p>
     <w:p>
@@ -156,370 +1042,6 @@
     </w:p>
     <w:p>
       <w:r>
-        <w:t> </w:t>
-      </w:r>
-    </w:p>
-    <w:p>
-      <w:r>
-        <w:t xml:space="preserve">    @</w:t>
-      </w:r>
-      <w:proofErr w:type="gramStart"/>
-      <w:r>
-        <w:t>SuppressWarnings({ "</w:t>
-      </w:r>
-      <w:proofErr w:type="gramEnd"/>
-      <w:r>
-        <w:t>unchecked</w:t>
-      </w:r>
-      <w:proofErr w:type="gramStart"/>
-      <w:r>
-        <w:t>" }</w:t>
-      </w:r>
-      <w:proofErr w:type="gramEnd"/>
-      <w:r>
-        <w:t>)</w:t>
-      </w:r>
-    </w:p>
-    <w:p>
-      <w:r>
-        <w:t xml:space="preserve">    public static void </w:t>
-      </w:r>
-      <w:proofErr w:type="gramStart"/>
-      <w:r>
-        <w:t>main(String[</w:t>
-      </w:r>
-      <w:proofErr w:type="gramEnd"/>
-      <w:r>
-        <w:t xml:space="preserve">] </w:t>
-      </w:r>
-      <w:proofErr w:type="spellStart"/>
-      <w:r>
-        <w:t>args</w:t>
-      </w:r>
-      <w:proofErr w:type="spellEnd"/>
-      <w:r>
-        <w:t>) {</w:t>
-      </w:r>
-    </w:p>
-    <w:p>
-      <w:r>
-        <w:t xml:space="preserve">        </w:t>
-      </w:r>
-      <w:proofErr w:type="spellStart"/>
-      <w:r>
-        <w:t>ArrayList</w:t>
-      </w:r>
-      <w:proofErr w:type="spellEnd"/>
-      <w:r>
-        <w:t xml:space="preserve"> </w:t>
-      </w:r>
-      <w:proofErr w:type="spellStart"/>
-      <w:r>
-        <w:t>mylist</w:t>
-      </w:r>
-      <w:proofErr w:type="spellEnd"/>
-      <w:r>
-        <w:t xml:space="preserve"> = new </w:t>
-      </w:r>
-      <w:proofErr w:type="spellStart"/>
-      <w:proofErr w:type="gramStart"/>
-      <w:r>
-        <w:t>ArrayList</w:t>
-      </w:r>
-      <w:proofErr w:type="spellEnd"/>
-      <w:r>
-        <w:t>(</w:t>
-      </w:r>
-      <w:proofErr w:type="gramEnd"/>
-      <w:r>
-        <w:t>);</w:t>
-      </w:r>
-    </w:p>
-    <w:p>
-      <w:r>
-        <w:t xml:space="preserve">        Scanner </w:t>
-      </w:r>
-      <w:proofErr w:type="spellStart"/>
-      <w:r>
-        <w:t>sc</w:t>
-      </w:r>
-      <w:proofErr w:type="spellEnd"/>
-      <w:r>
-        <w:t xml:space="preserve"> = new </w:t>
-      </w:r>
-      <w:proofErr w:type="gramStart"/>
-      <w:r>
-        <w:t>Scanner(</w:t>
-      </w:r>
-      <w:proofErr w:type="gramEnd"/>
-      <w:r>
-        <w:t>System.in);</w:t>
-      </w:r>
-    </w:p>
-    <w:p>
-      <w:r>
-        <w:t xml:space="preserve">        int n = </w:t>
-      </w:r>
-      <w:proofErr w:type="spellStart"/>
-      <w:proofErr w:type="gramStart"/>
-      <w:r>
-        <w:t>sc.nextInt</w:t>
-      </w:r>
-      <w:proofErr w:type="spellEnd"/>
-      <w:proofErr w:type="gramEnd"/>
-      <w:r>
-        <w:t>();</w:t>
-      </w:r>
-    </w:p>
-    <w:p>
-      <w:r>
-        <w:t xml:space="preserve">        int m = </w:t>
-      </w:r>
-      <w:proofErr w:type="spellStart"/>
-      <w:proofErr w:type="gramStart"/>
-      <w:r>
-        <w:t>sc.nextInt</w:t>
-      </w:r>
-      <w:proofErr w:type="spellEnd"/>
-      <w:proofErr w:type="gramEnd"/>
-      <w:r>
-        <w:t>();</w:t>
-      </w:r>
-    </w:p>
-    <w:p>
-      <w:r>
-        <w:t xml:space="preserve">        for (int </w:t>
-      </w:r>
-      <w:proofErr w:type="spellStart"/>
-      <w:r>
-        <w:t>i</w:t>
-      </w:r>
-      <w:proofErr w:type="spellEnd"/>
-      <w:r>
-        <w:t xml:space="preserve"> = 0; </w:t>
-      </w:r>
-      <w:proofErr w:type="spellStart"/>
-      <w:r>
-        <w:t>i</w:t>
-      </w:r>
-      <w:proofErr w:type="spellEnd"/>
-      <w:r>
-        <w:t xml:space="preserve"> &lt; n; </w:t>
-      </w:r>
-      <w:proofErr w:type="spellStart"/>
-      <w:r>
-        <w:t>i</w:t>
-      </w:r>
-      <w:proofErr w:type="spellEnd"/>
-      <w:r>
-        <w:t>++) {</w:t>
-      </w:r>
-    </w:p>
-    <w:p>
-      <w:r>
-        <w:t xml:space="preserve">            </w:t>
-      </w:r>
-      <w:proofErr w:type="spellStart"/>
-      <w:r>
-        <w:t>mylist.add</w:t>
-      </w:r>
-      <w:proofErr w:type="spellEnd"/>
-      <w:r>
-        <w:t>(</w:t>
-      </w:r>
-      <w:proofErr w:type="spellStart"/>
-      <w:proofErr w:type="gramStart"/>
-      <w:r>
-        <w:t>sc.nextInt</w:t>
-      </w:r>
-      <w:proofErr w:type="spellEnd"/>
-      <w:proofErr w:type="gramEnd"/>
-      <w:r>
-        <w:t>());</w:t>
-      </w:r>
-    </w:p>
-    <w:p>
-      <w:r>
-        <w:t xml:space="preserve">        }</w:t>
-      </w:r>
-    </w:p>
-    <w:p>
-      <w:r>
-        <w:t> </w:t>
-      </w:r>
-    </w:p>
-    <w:p>
-      <w:r>
-        <w:t xml:space="preserve">        </w:t>
-      </w:r>
-      <w:proofErr w:type="spellStart"/>
-      <w:proofErr w:type="gramStart"/>
-      <w:r>
-        <w:t>mylist.add</w:t>
-      </w:r>
-      <w:proofErr w:type="spellEnd"/>
-      <w:r>
-        <w:t>(</w:t>
-      </w:r>
-      <w:proofErr w:type="gramEnd"/>
-      <w:r>
-        <w:t>"###");</w:t>
-      </w:r>
-    </w:p>
-    <w:p>
-      <w:r>
-        <w:lastRenderedPageBreak/>
-        <w:t xml:space="preserve">        for (int </w:t>
-      </w:r>
-      <w:proofErr w:type="spellStart"/>
-      <w:r>
-        <w:t>i</w:t>
-      </w:r>
-      <w:proofErr w:type="spellEnd"/>
-      <w:r>
-        <w:t xml:space="preserve"> = 0; </w:t>
-      </w:r>
-      <w:proofErr w:type="spellStart"/>
-      <w:r>
-        <w:t>i</w:t>
-      </w:r>
-      <w:proofErr w:type="spellEnd"/>
-      <w:r>
-        <w:t xml:space="preserve"> &lt; m; </w:t>
-      </w:r>
-      <w:proofErr w:type="spellStart"/>
-      <w:r>
-        <w:t>i</w:t>
-      </w:r>
-      <w:proofErr w:type="spellEnd"/>
-      <w:r>
-        <w:t>++) {</w:t>
-      </w:r>
-    </w:p>
-    <w:p>
-      <w:r>
-        <w:t xml:space="preserve">            </w:t>
-      </w:r>
-      <w:proofErr w:type="spellStart"/>
-      <w:r>
-        <w:t>mylist.add</w:t>
-      </w:r>
-      <w:proofErr w:type="spellEnd"/>
-      <w:r>
-        <w:t>(</w:t>
-      </w:r>
-      <w:proofErr w:type="spellStart"/>
-      <w:proofErr w:type="gramStart"/>
-      <w:r>
-        <w:t>sc.next</w:t>
-      </w:r>
-      <w:proofErr w:type="spellEnd"/>
-      <w:proofErr w:type="gramEnd"/>
-      <w:r>
-        <w:t>());</w:t>
-      </w:r>
-    </w:p>
-    <w:p>
-      <w:r>
-        <w:t xml:space="preserve">        }</w:t>
-      </w:r>
-    </w:p>
-    <w:p>
-      <w:r>
-        <w:t> </w:t>
-      </w:r>
-    </w:p>
-    <w:p>
-      <w:r>
-        <w:t xml:space="preserve">        Iterator it = </w:t>
-      </w:r>
-      <w:proofErr w:type="spellStart"/>
-      <w:r>
-        <w:t>func</w:t>
-      </w:r>
-      <w:proofErr w:type="spellEnd"/>
-      <w:r>
-        <w:t>(</w:t>
-      </w:r>
-      <w:proofErr w:type="spellStart"/>
-      <w:r>
-        <w:t>mylist</w:t>
-      </w:r>
-      <w:proofErr w:type="spellEnd"/>
-      <w:r>
-        <w:t>);</w:t>
-      </w:r>
-    </w:p>
-    <w:p>
-      <w:r>
-        <w:t xml:space="preserve">        while (</w:t>
-      </w:r>
-      <w:proofErr w:type="spellStart"/>
-      <w:proofErr w:type="gramStart"/>
-      <w:r>
-        <w:t>it.hasNext</w:t>
-      </w:r>
-      <w:proofErr w:type="spellEnd"/>
-      <w:proofErr w:type="gramEnd"/>
-      <w:r>
-        <w:t>()) {</w:t>
-      </w:r>
-    </w:p>
-    <w:p>
-      <w:r>
-        <w:t xml:space="preserve">            Object element = </w:t>
-      </w:r>
-      <w:proofErr w:type="spellStart"/>
-      <w:proofErr w:type="gramStart"/>
-      <w:r>
-        <w:t>it.next</w:t>
-      </w:r>
-      <w:proofErr w:type="spellEnd"/>
-      <w:proofErr w:type="gramEnd"/>
-      <w:r>
-        <w:t>();</w:t>
-      </w:r>
-    </w:p>
-    <w:p>
-      <w:r>
-        <w:t xml:space="preserve">            </w:t>
-      </w:r>
-      <w:proofErr w:type="spellStart"/>
-      <w:r>
-        <w:t>System.out.println</w:t>
-      </w:r>
-      <w:proofErr w:type="spellEnd"/>
-      <w:r>
-        <w:t>((String) element);</w:t>
-      </w:r>
-    </w:p>
-    <w:p>
-      <w:r>
-        <w:t xml:space="preserve">        }</w:t>
-      </w:r>
-    </w:p>
-    <w:p>
-      <w:r>
-        <w:t xml:space="preserve">        </w:t>
-      </w:r>
-      <w:proofErr w:type="spellStart"/>
-      <w:proofErr w:type="gramStart"/>
-      <w:r>
-        <w:t>sc.close</w:t>
-      </w:r>
-      <w:proofErr w:type="spellEnd"/>
-      <w:proofErr w:type="gramEnd"/>
-      <w:r>
-        <w:t>();</w:t>
-      </w:r>
-    </w:p>
-    <w:p>
-      <w:r>
-        <w:t xml:space="preserve">    }</w:t>
-      </w:r>
-    </w:p>
-    <w:p>
-      <w:r>
         <w:t>}</w:t>
       </w:r>
     </w:p>
@@ -530,16 +1052,11 @@
     </w:p>
     <w:p>
       <w:r>
-        <w:t> </w:t>
-      </w:r>
-    </w:p>
-    <w:p>
-      <w:r>
         <w:drawing>
-          <wp:inline distT="0" distB="0" distL="0" distR="0" wp14:anchorId="5C786336" wp14:editId="49E99291">
-            <wp:extent cx="4648200" cy="3375660"/>
-            <wp:effectExtent l="0" t="0" r="0" b="0"/>
-            <wp:docPr id="522986943" name="Picture 2"/>
+          <wp:inline distT="0" distB="0" distL="0" distR="0" wp14:anchorId="098A082D" wp14:editId="4CAFC551">
+            <wp:extent cx="5731510" cy="1073150"/>
+            <wp:effectExtent l="0" t="0" r="2540" b="0"/>
+            <wp:docPr id="2107163600" name="Picture 2"/>
             <wp:cNvGraphicFramePr>
               <a:graphicFrameLocks xmlns:a="http://schemas.openxmlformats.org/drawingml/2006/main" noChangeAspect="1"/>
             </wp:cNvGraphicFramePr>
@@ -568,644 +1085,7 @@
                   <pic:spPr bwMode="auto">
                     <a:xfrm>
                       <a:off x="0" y="0"/>
-                      <a:ext cx="4648200" cy="3375660"/>
-                    </a:xfrm>
-                    <a:prstGeom prst="rect">
-                      <a:avLst/>
-                    </a:prstGeom>
-                    <a:noFill/>
-                    <a:ln>
-                      <a:noFill/>
-                    </a:ln>
-                  </pic:spPr>
-                </pic:pic>
-              </a:graphicData>
-            </a:graphic>
-          </wp:inline>
-        </w:drawing>
-      </w:r>
-    </w:p>
-    <w:p>
-      <w:r>
-        <w:t> </w:t>
-      </w:r>
-    </w:p>
-    <w:p/>
-    <w:p>
-      <w:r>
-        <w:t>Session 3 - 2</w:t>
-      </w:r>
-    </w:p>
-    <w:p>
-      <w:r>
-        <w:lastRenderedPageBreak/>
-        <w:t> </w:t>
-      </w:r>
-    </w:p>
-    <w:p>
-      <w:r>
-        <w:t> </w:t>
-      </w:r>
-    </w:p>
-    <w:p>
-      <w:r>
-        <w:t xml:space="preserve">import </w:t>
-      </w:r>
-      <w:proofErr w:type="spellStart"/>
-      <w:r>
-        <w:t>java.util</w:t>
-      </w:r>
-      <w:proofErr w:type="spellEnd"/>
-      <w:r>
-        <w:t>.*;</w:t>
-      </w:r>
-    </w:p>
-    <w:p>
-      <w:r>
-        <w:t> </w:t>
-      </w:r>
-    </w:p>
-    <w:p>
-      <w:r>
-        <w:t xml:space="preserve">interface </w:t>
-      </w:r>
-      <w:proofErr w:type="spellStart"/>
-      <w:r>
-        <w:t>AdvancedArithmetic</w:t>
-      </w:r>
-      <w:proofErr w:type="spellEnd"/>
-      <w:r>
-        <w:t xml:space="preserve"> {</w:t>
-      </w:r>
-    </w:p>
-    <w:p>
-      <w:r>
-        <w:t xml:space="preserve">    int </w:t>
-      </w:r>
-      <w:proofErr w:type="spellStart"/>
-      <w:r>
-        <w:t>divisor_</w:t>
-      </w:r>
-      <w:proofErr w:type="gramStart"/>
-      <w:r>
-        <w:t>sum</w:t>
-      </w:r>
-      <w:proofErr w:type="spellEnd"/>
-      <w:r>
-        <w:t>(</w:t>
-      </w:r>
-      <w:proofErr w:type="gramEnd"/>
-      <w:r>
-        <w:t>int n);</w:t>
-      </w:r>
-    </w:p>
-    <w:p>
-      <w:r>
-        <w:t>}</w:t>
-      </w:r>
-    </w:p>
-    <w:p>
-      <w:r>
-        <w:t> </w:t>
-      </w:r>
-    </w:p>
-    <w:p>
-      <w:r>
-        <w:t xml:space="preserve">class </w:t>
-      </w:r>
-      <w:proofErr w:type="spellStart"/>
-      <w:r>
-        <w:t>MyCalculator</w:t>
-      </w:r>
-      <w:proofErr w:type="spellEnd"/>
-      <w:r>
-        <w:t xml:space="preserve"> implements </w:t>
-      </w:r>
-      <w:proofErr w:type="spellStart"/>
-      <w:r>
-        <w:t>AdvancedArithmetic</w:t>
-      </w:r>
-      <w:proofErr w:type="spellEnd"/>
-      <w:r>
-        <w:t xml:space="preserve"> {</w:t>
-      </w:r>
-    </w:p>
-    <w:p>
-      <w:r>
-        <w:t xml:space="preserve">    public int </w:t>
-      </w:r>
-      <w:proofErr w:type="spellStart"/>
-      <w:r>
-        <w:t>divisor_</w:t>
-      </w:r>
-      <w:proofErr w:type="gramStart"/>
-      <w:r>
-        <w:t>sum</w:t>
-      </w:r>
-      <w:proofErr w:type="spellEnd"/>
-      <w:r>
-        <w:t>(</w:t>
-      </w:r>
-      <w:proofErr w:type="gramEnd"/>
-      <w:r>
-        <w:t>int n) {</w:t>
-      </w:r>
-    </w:p>
-    <w:p>
-      <w:r>
-        <w:t xml:space="preserve">        int sum = 0;</w:t>
-      </w:r>
-    </w:p>
-    <w:p>
-      <w:r>
-        <w:t xml:space="preserve">        for (int </w:t>
-      </w:r>
-      <w:proofErr w:type="spellStart"/>
-      <w:r>
-        <w:t>i</w:t>
-      </w:r>
-      <w:proofErr w:type="spellEnd"/>
-      <w:r>
-        <w:t xml:space="preserve"> = 1; </w:t>
-      </w:r>
-      <w:proofErr w:type="spellStart"/>
-      <w:r>
-        <w:t>i</w:t>
-      </w:r>
-      <w:proofErr w:type="spellEnd"/>
-      <w:r>
-        <w:t xml:space="preserve"> &lt;= n; </w:t>
-      </w:r>
-      <w:proofErr w:type="spellStart"/>
-      <w:r>
-        <w:t>i</w:t>
-      </w:r>
-      <w:proofErr w:type="spellEnd"/>
-      <w:r>
-        <w:t>++) {</w:t>
-      </w:r>
-    </w:p>
-    <w:p>
-      <w:r>
-        <w:t xml:space="preserve">            if (n % </w:t>
-      </w:r>
-      <w:proofErr w:type="spellStart"/>
-      <w:r>
-        <w:t>i</w:t>
-      </w:r>
-      <w:proofErr w:type="spellEnd"/>
-      <w:r>
-        <w:t xml:space="preserve"> == 0) {</w:t>
-      </w:r>
-    </w:p>
-    <w:p>
-      <w:r>
-        <w:t xml:space="preserve">                sum += </w:t>
-      </w:r>
-      <w:proofErr w:type="spellStart"/>
-      <w:r>
-        <w:t>i</w:t>
-      </w:r>
-      <w:proofErr w:type="spellEnd"/>
-      <w:r>
-        <w:t>;</w:t>
-      </w:r>
-    </w:p>
-    <w:p>
-      <w:r>
-        <w:t xml:space="preserve">            }</w:t>
-      </w:r>
-    </w:p>
-    <w:p>
-      <w:r>
-        <w:t xml:space="preserve">        }</w:t>
-      </w:r>
-    </w:p>
-    <w:p>
-      <w:r>
-        <w:t xml:space="preserve">        return sum;</w:t>
-      </w:r>
-    </w:p>
-    <w:p>
-      <w:r>
-        <w:t xml:space="preserve">    }</w:t>
-      </w:r>
-    </w:p>
-    <w:p>
-      <w:r>
-        <w:t>}</w:t>
-      </w:r>
-    </w:p>
-    <w:p>
-      <w:r>
-        <w:t> </w:t>
-      </w:r>
-    </w:p>
-    <w:p>
-      <w:r>
-        <w:t>public class Solution {</w:t>
-      </w:r>
-    </w:p>
-    <w:p>
-      <w:r>
-        <w:t xml:space="preserve">    public static void </w:t>
-      </w:r>
-      <w:proofErr w:type="gramStart"/>
-      <w:r>
-        <w:t>main(String[</w:t>
-      </w:r>
-      <w:proofErr w:type="gramEnd"/>
-      <w:r>
-        <w:t xml:space="preserve">] </w:t>
-      </w:r>
-      <w:proofErr w:type="spellStart"/>
-      <w:r>
-        <w:t>args</w:t>
-      </w:r>
-      <w:proofErr w:type="spellEnd"/>
-      <w:r>
-        <w:t>) {</w:t>
-      </w:r>
-    </w:p>
-    <w:p>
-      <w:r>
-        <w:t xml:space="preserve">        </w:t>
-      </w:r>
-      <w:proofErr w:type="spellStart"/>
-      <w:r>
-        <w:t>MyCalculator</w:t>
-      </w:r>
-      <w:proofErr w:type="spellEnd"/>
-      <w:r>
-        <w:t xml:space="preserve"> </w:t>
-      </w:r>
-      <w:proofErr w:type="spellStart"/>
-      <w:r>
-        <w:t>my_calculator</w:t>
-      </w:r>
-      <w:proofErr w:type="spellEnd"/>
-      <w:r>
-        <w:t xml:space="preserve"> = new </w:t>
-      </w:r>
-      <w:proofErr w:type="spellStart"/>
-      <w:proofErr w:type="gramStart"/>
-      <w:r>
-        <w:t>MyCalculator</w:t>
-      </w:r>
-      <w:proofErr w:type="spellEnd"/>
-      <w:r>
-        <w:t>(</w:t>
-      </w:r>
-      <w:proofErr w:type="gramEnd"/>
-      <w:r>
-        <w:t>);</w:t>
-      </w:r>
-    </w:p>
-    <w:p>
-      <w:r>
-        <w:t xml:space="preserve">        </w:t>
-      </w:r>
-      <w:proofErr w:type="spellStart"/>
-      <w:r>
-        <w:t>System.out.print</w:t>
-      </w:r>
-      <w:proofErr w:type="spellEnd"/>
-      <w:r>
-        <w:t>("I implemented: ");</w:t>
-      </w:r>
-    </w:p>
-    <w:p>
-      <w:r>
-        <w:t xml:space="preserve">        </w:t>
-      </w:r>
-      <w:proofErr w:type="spellStart"/>
-      <w:r>
-        <w:t>ImplementedInterfaceNames</w:t>
-      </w:r>
-      <w:proofErr w:type="spellEnd"/>
-      <w:r>
-        <w:t>(</w:t>
-      </w:r>
-      <w:proofErr w:type="spellStart"/>
-      <w:r>
-        <w:t>my_calculator</w:t>
-      </w:r>
-      <w:proofErr w:type="spellEnd"/>
-      <w:r>
-        <w:t>);</w:t>
-      </w:r>
-    </w:p>
-    <w:p>
-      <w:r>
-        <w:t xml:space="preserve">        Scanner </w:t>
-      </w:r>
-      <w:proofErr w:type="spellStart"/>
-      <w:r>
-        <w:t>sc</w:t>
-      </w:r>
-      <w:proofErr w:type="spellEnd"/>
-      <w:r>
-        <w:t xml:space="preserve"> = new </w:t>
-      </w:r>
-      <w:proofErr w:type="gramStart"/>
-      <w:r>
-        <w:t>Scanner(</w:t>
-      </w:r>
-      <w:proofErr w:type="gramEnd"/>
-      <w:r>
-        <w:t>System.in);</w:t>
-      </w:r>
-    </w:p>
-    <w:p>
-      <w:r>
-        <w:t xml:space="preserve">        int n = </w:t>
-      </w:r>
-      <w:proofErr w:type="spellStart"/>
-      <w:proofErr w:type="gramStart"/>
-      <w:r>
-        <w:t>sc.nextInt</w:t>
-      </w:r>
-      <w:proofErr w:type="spellEnd"/>
-      <w:proofErr w:type="gramEnd"/>
-      <w:r>
-        <w:t>();</w:t>
-      </w:r>
-    </w:p>
-    <w:p>
-      <w:r>
-        <w:t xml:space="preserve">        </w:t>
-      </w:r>
-      <w:proofErr w:type="spellStart"/>
-      <w:r>
-        <w:t>System.out.print</w:t>
-      </w:r>
-      <w:proofErr w:type="spellEnd"/>
-      <w:r>
-        <w:t>(</w:t>
-      </w:r>
-      <w:proofErr w:type="spellStart"/>
-      <w:r>
-        <w:t>my_</w:t>
-      </w:r>
-      <w:proofErr w:type="gramStart"/>
-      <w:r>
-        <w:t>calculator.divisor</w:t>
-      </w:r>
-      <w:proofErr w:type="gramEnd"/>
-      <w:r>
-        <w:t>_sum</w:t>
-      </w:r>
-      <w:proofErr w:type="spellEnd"/>
-      <w:r>
-        <w:t>(n) + "\n");</w:t>
-      </w:r>
-    </w:p>
-    <w:p>
-      <w:r>
-        <w:lastRenderedPageBreak/>
-        <w:t xml:space="preserve">        </w:t>
-      </w:r>
-      <w:proofErr w:type="spellStart"/>
-      <w:proofErr w:type="gramStart"/>
-      <w:r>
-        <w:t>sc.close</w:t>
-      </w:r>
-      <w:proofErr w:type="spellEnd"/>
-      <w:proofErr w:type="gramEnd"/>
-      <w:r>
-        <w:t>();</w:t>
-      </w:r>
-    </w:p>
-    <w:p>
-      <w:r>
-        <w:t xml:space="preserve">    }</w:t>
-      </w:r>
-    </w:p>
-    <w:p>
-      <w:r>
-        <w:t> </w:t>
-      </w:r>
-    </w:p>
-    <w:p>
-      <w:r>
-        <w:t xml:space="preserve">    static void </w:t>
-      </w:r>
-      <w:proofErr w:type="spellStart"/>
-      <w:proofErr w:type="gramStart"/>
-      <w:r>
-        <w:t>ImplementedInterfaceNames</w:t>
-      </w:r>
-      <w:proofErr w:type="spellEnd"/>
-      <w:r>
-        <w:t>(</w:t>
-      </w:r>
-      <w:proofErr w:type="gramEnd"/>
-      <w:r>
-        <w:t>Object o) {</w:t>
-      </w:r>
-    </w:p>
-    <w:p>
-      <w:r>
-        <w:t xml:space="preserve">        </w:t>
-      </w:r>
-      <w:proofErr w:type="gramStart"/>
-      <w:r>
-        <w:t>Class[</w:t>
-      </w:r>
-      <w:proofErr w:type="gramEnd"/>
-      <w:r>
-        <w:t xml:space="preserve">] </w:t>
-      </w:r>
-      <w:proofErr w:type="spellStart"/>
-      <w:r>
-        <w:t>theInterfaces</w:t>
-      </w:r>
-      <w:proofErr w:type="spellEnd"/>
-      <w:r>
-        <w:t xml:space="preserve"> = </w:t>
-      </w:r>
-      <w:proofErr w:type="spellStart"/>
-      <w:proofErr w:type="gramStart"/>
-      <w:r>
-        <w:t>o.getClass</w:t>
-      </w:r>
-      <w:proofErr w:type="spellEnd"/>
-      <w:proofErr w:type="gramEnd"/>
-      <w:r>
-        <w:t>(</w:t>
-      </w:r>
-      <w:proofErr w:type="gramStart"/>
-      <w:r>
-        <w:t>).</w:t>
-      </w:r>
-      <w:proofErr w:type="spellStart"/>
-      <w:r>
-        <w:t>getInterfaces</w:t>
-      </w:r>
-      <w:proofErr w:type="spellEnd"/>
-      <w:proofErr w:type="gramEnd"/>
-      <w:r>
-        <w:t>();</w:t>
-      </w:r>
-    </w:p>
-    <w:p>
-      <w:r>
-        <w:t xml:space="preserve">        for (int </w:t>
-      </w:r>
-      <w:proofErr w:type="spellStart"/>
-      <w:r>
-        <w:t>i</w:t>
-      </w:r>
-      <w:proofErr w:type="spellEnd"/>
-      <w:r>
-        <w:t xml:space="preserve"> = 0; </w:t>
-      </w:r>
-      <w:proofErr w:type="spellStart"/>
-      <w:r>
-        <w:t>i</w:t>
-      </w:r>
-      <w:proofErr w:type="spellEnd"/>
-      <w:r>
-        <w:t xml:space="preserve"> &lt; </w:t>
-      </w:r>
-      <w:proofErr w:type="spellStart"/>
-      <w:r>
-        <w:t>theInterfaces.length</w:t>
-      </w:r>
-      <w:proofErr w:type="spellEnd"/>
-      <w:r>
-        <w:t xml:space="preserve">; </w:t>
-      </w:r>
-      <w:proofErr w:type="spellStart"/>
-      <w:r>
-        <w:t>i</w:t>
-      </w:r>
-      <w:proofErr w:type="spellEnd"/>
-      <w:r>
-        <w:t>++) {</w:t>
-      </w:r>
-    </w:p>
-    <w:p>
-      <w:r>
-        <w:t xml:space="preserve">            String </w:t>
-      </w:r>
-      <w:proofErr w:type="spellStart"/>
-      <w:r>
-        <w:t>interfaceName</w:t>
-      </w:r>
-      <w:proofErr w:type="spellEnd"/>
-      <w:r>
-        <w:t xml:space="preserve"> = </w:t>
-      </w:r>
-      <w:proofErr w:type="spellStart"/>
-      <w:r>
-        <w:t>theInterfaces</w:t>
-      </w:r>
-      <w:proofErr w:type="spellEnd"/>
-      <w:r>
-        <w:t>[</w:t>
-      </w:r>
-      <w:proofErr w:type="spellStart"/>
-      <w:r>
-        <w:t>i</w:t>
-      </w:r>
-      <w:proofErr w:type="spellEnd"/>
-      <w:proofErr w:type="gramStart"/>
-      <w:r>
-        <w:t>].</w:t>
-      </w:r>
-      <w:proofErr w:type="spellStart"/>
-      <w:r>
-        <w:t>getName</w:t>
-      </w:r>
-      <w:proofErr w:type="spellEnd"/>
-      <w:proofErr w:type="gramEnd"/>
-      <w:r>
-        <w:t>();</w:t>
-      </w:r>
-    </w:p>
-    <w:p>
-      <w:r>
-        <w:t xml:space="preserve">            </w:t>
-      </w:r>
-      <w:proofErr w:type="spellStart"/>
-      <w:r>
-        <w:t>System.out.println</w:t>
-      </w:r>
-      <w:proofErr w:type="spellEnd"/>
-      <w:r>
-        <w:t>(</w:t>
-      </w:r>
-      <w:proofErr w:type="spellStart"/>
-      <w:r>
-        <w:t>interfaceName</w:t>
-      </w:r>
-      <w:proofErr w:type="spellEnd"/>
-      <w:r>
-        <w:t>);</w:t>
-      </w:r>
-    </w:p>
-    <w:p>
-      <w:r>
-        <w:t xml:space="preserve">        }</w:t>
-      </w:r>
-    </w:p>
-    <w:p>
-      <w:r>
-        <w:t xml:space="preserve">    }</w:t>
-      </w:r>
-    </w:p>
-    <w:p>
-      <w:r>
-        <w:t>}</w:t>
-      </w:r>
-    </w:p>
-    <w:p>
-      <w:r>
-        <w:t> </w:t>
-      </w:r>
-    </w:p>
-    <w:p>
-      <w:r>
-        <w:t> </w:t>
-      </w:r>
-    </w:p>
-    <w:p>
-      <w:r>
-        <w:drawing>
-          <wp:inline distT="0" distB="0" distL="0" distR="0" wp14:anchorId="0C0B57AF" wp14:editId="5AE5C2CC">
-            <wp:extent cx="4488180" cy="3108960"/>
-            <wp:effectExtent l="0" t="0" r="7620" b="0"/>
-            <wp:docPr id="590347684" name="Picture 4"/>
-            <wp:cNvGraphicFramePr>
-              <a:graphicFrameLocks xmlns:a="http://schemas.openxmlformats.org/drawingml/2006/main" noChangeAspect="1"/>
-            </wp:cNvGraphicFramePr>
-            <a:graphic xmlns:a="http://schemas.openxmlformats.org/drawingml/2006/main">
-              <a:graphicData uri="http://schemas.openxmlformats.org/drawingml/2006/picture">
-                <pic:pic xmlns:pic="http://schemas.openxmlformats.org/drawingml/2006/picture">
-                  <pic:nvPicPr>
-                    <pic:cNvPr id="0" name="Picture 13"/>
-                    <pic:cNvPicPr>
-                      <a:picLocks noChangeAspect="1" noChangeArrowheads="1"/>
-                    </pic:cNvPicPr>
-                  </pic:nvPicPr>
-                  <pic:blipFill>
-                    <a:blip r:embed="rId5">
-                      <a:extLst>
-                        <a:ext uri="{28A0092B-C50C-407E-A947-70E740481C1C}">
-                          <a14:useLocalDpi xmlns:a14="http://schemas.microsoft.com/office/drawing/2010/main" val="0"/>
-                        </a:ext>
-                      </a:extLst>
-                    </a:blip>
-                    <a:srcRect/>
-                    <a:stretch>
-                      <a:fillRect/>
-                    </a:stretch>
-                  </pic:blipFill>
-                  <pic:spPr bwMode="auto">
-                    <a:xfrm>
-                      <a:off x="0" y="0"/>
-                      <a:ext cx="4488180" cy="3108960"/>
+                      <a:ext cx="5731510" cy="1073150"/>
                     </a:xfrm>
                     <a:prstGeom prst="rect">
                       <a:avLst/>
@@ -1646,7 +1526,7 @@
     <w:link w:val="Heading1Char"/>
     <w:uiPriority w:val="9"/>
     <w:qFormat/>
-    <w:rsid w:val="006D20DE"/>
+    <w:rsid w:val="0080734F"/>
     <w:pPr>
       <w:keepNext/>
       <w:keepLines/>
@@ -1669,7 +1549,7 @@
     <w:semiHidden/>
     <w:unhideWhenUsed/>
     <w:qFormat/>
-    <w:rsid w:val="006D20DE"/>
+    <w:rsid w:val="0080734F"/>
     <w:pPr>
       <w:keepNext/>
       <w:keepLines/>
@@ -1692,7 +1572,7 @@
     <w:semiHidden/>
     <w:unhideWhenUsed/>
     <w:qFormat/>
-    <w:rsid w:val="006D20DE"/>
+    <w:rsid w:val="0080734F"/>
     <w:pPr>
       <w:keepNext/>
       <w:keepLines/>
@@ -1715,7 +1595,7 @@
     <w:semiHidden/>
     <w:unhideWhenUsed/>
     <w:qFormat/>
-    <w:rsid w:val="006D20DE"/>
+    <w:rsid w:val="0080734F"/>
     <w:pPr>
       <w:keepNext/>
       <w:keepLines/>
@@ -1738,7 +1618,7 @@
     <w:semiHidden/>
     <w:unhideWhenUsed/>
     <w:qFormat/>
-    <w:rsid w:val="006D20DE"/>
+    <w:rsid w:val="0080734F"/>
     <w:pPr>
       <w:keepNext/>
       <w:keepLines/>
@@ -1759,7 +1639,7 @@
     <w:semiHidden/>
     <w:unhideWhenUsed/>
     <w:qFormat/>
-    <w:rsid w:val="006D20DE"/>
+    <w:rsid w:val="0080734F"/>
     <w:pPr>
       <w:keepNext/>
       <w:keepLines/>
@@ -1782,7 +1662,7 @@
     <w:semiHidden/>
     <w:unhideWhenUsed/>
     <w:qFormat/>
-    <w:rsid w:val="006D20DE"/>
+    <w:rsid w:val="0080734F"/>
     <w:pPr>
       <w:keepNext/>
       <w:keepLines/>
@@ -1803,7 +1683,7 @@
     <w:semiHidden/>
     <w:unhideWhenUsed/>
     <w:qFormat/>
-    <w:rsid w:val="006D20DE"/>
+    <w:rsid w:val="0080734F"/>
     <w:pPr>
       <w:keepNext/>
       <w:keepLines/>
@@ -1826,7 +1706,7 @@
     <w:semiHidden/>
     <w:unhideWhenUsed/>
     <w:qFormat/>
-    <w:rsid w:val="006D20DE"/>
+    <w:rsid w:val="0080734F"/>
     <w:pPr>
       <w:keepNext/>
       <w:keepLines/>
@@ -1869,7 +1749,7 @@
     <w:basedOn w:val="DefaultParagraphFont"/>
     <w:link w:val="Heading1"/>
     <w:uiPriority w:val="9"/>
-    <w:rsid w:val="006D20DE"/>
+    <w:rsid w:val="0080734F"/>
     <w:rPr>
       <w:rFonts w:asciiTheme="majorHAnsi" w:eastAsiaTheme="majorEastAsia" w:hAnsiTheme="majorHAnsi" w:cstheme="majorBidi"/>
       <w:color w:val="0F4761" w:themeColor="accent1" w:themeShade="BF"/>
@@ -1883,7 +1763,7 @@
     <w:link w:val="Heading2"/>
     <w:uiPriority w:val="9"/>
     <w:semiHidden/>
-    <w:rsid w:val="006D20DE"/>
+    <w:rsid w:val="0080734F"/>
     <w:rPr>
       <w:rFonts w:asciiTheme="majorHAnsi" w:eastAsiaTheme="majorEastAsia" w:hAnsiTheme="majorHAnsi" w:cstheme="majorBidi"/>
       <w:color w:val="0F4761" w:themeColor="accent1" w:themeShade="BF"/>
@@ -1897,7 +1777,7 @@
     <w:link w:val="Heading3"/>
     <w:uiPriority w:val="9"/>
     <w:semiHidden/>
-    <w:rsid w:val="006D20DE"/>
+    <w:rsid w:val="0080734F"/>
     <w:rPr>
       <w:rFonts w:eastAsiaTheme="majorEastAsia" w:cstheme="majorBidi"/>
       <w:color w:val="0F4761" w:themeColor="accent1" w:themeShade="BF"/>
@@ -1911,7 +1791,7 @@
     <w:link w:val="Heading4"/>
     <w:uiPriority w:val="9"/>
     <w:semiHidden/>
-    <w:rsid w:val="006D20DE"/>
+    <w:rsid w:val="0080734F"/>
     <w:rPr>
       <w:rFonts w:eastAsiaTheme="majorEastAsia" w:cstheme="majorBidi"/>
       <w:i/>
@@ -1925,7 +1805,7 @@
     <w:link w:val="Heading5"/>
     <w:uiPriority w:val="9"/>
     <w:semiHidden/>
-    <w:rsid w:val="006D20DE"/>
+    <w:rsid w:val="0080734F"/>
     <w:rPr>
       <w:rFonts w:eastAsiaTheme="majorEastAsia" w:cstheme="majorBidi"/>
       <w:color w:val="0F4761" w:themeColor="accent1" w:themeShade="BF"/>
@@ -1937,7 +1817,7 @@
     <w:link w:val="Heading6"/>
     <w:uiPriority w:val="9"/>
     <w:semiHidden/>
-    <w:rsid w:val="006D20DE"/>
+    <w:rsid w:val="0080734F"/>
     <w:rPr>
       <w:rFonts w:eastAsiaTheme="majorEastAsia" w:cstheme="majorBidi"/>
       <w:i/>
@@ -1951,7 +1831,7 @@
     <w:link w:val="Heading7"/>
     <w:uiPriority w:val="9"/>
     <w:semiHidden/>
-    <w:rsid w:val="006D20DE"/>
+    <w:rsid w:val="0080734F"/>
     <w:rPr>
       <w:rFonts w:eastAsiaTheme="majorEastAsia" w:cstheme="majorBidi"/>
       <w:color w:val="595959" w:themeColor="text1" w:themeTint="A6"/>
@@ -1963,7 +1843,7 @@
     <w:link w:val="Heading8"/>
     <w:uiPriority w:val="9"/>
     <w:semiHidden/>
-    <w:rsid w:val="006D20DE"/>
+    <w:rsid w:val="0080734F"/>
     <w:rPr>
       <w:rFonts w:eastAsiaTheme="majorEastAsia" w:cstheme="majorBidi"/>
       <w:i/>
@@ -1977,7 +1857,7 @@
     <w:link w:val="Heading9"/>
     <w:uiPriority w:val="9"/>
     <w:semiHidden/>
-    <w:rsid w:val="006D20DE"/>
+    <w:rsid w:val="0080734F"/>
     <w:rPr>
       <w:rFonts w:eastAsiaTheme="majorEastAsia" w:cstheme="majorBidi"/>
       <w:color w:val="272727" w:themeColor="text1" w:themeTint="D8"/>
@@ -1990,7 +1870,7 @@
     <w:link w:val="TitleChar"/>
     <w:uiPriority w:val="10"/>
     <w:qFormat/>
-    <w:rsid w:val="006D20DE"/>
+    <w:rsid w:val="0080734F"/>
     <w:pPr>
       <w:spacing w:after="80" w:line="240" w:lineRule="auto"/>
       <w:contextualSpacing/>
@@ -2008,7 +1888,7 @@
     <w:basedOn w:val="DefaultParagraphFont"/>
     <w:link w:val="Title"/>
     <w:uiPriority w:val="10"/>
-    <w:rsid w:val="006D20DE"/>
+    <w:rsid w:val="0080734F"/>
     <w:rPr>
       <w:rFonts w:asciiTheme="majorHAnsi" w:eastAsiaTheme="majorEastAsia" w:hAnsiTheme="majorHAnsi" w:cstheme="majorBidi"/>
       <w:spacing w:val="-10"/>
@@ -2024,7 +1904,7 @@
     <w:link w:val="SubtitleChar"/>
     <w:uiPriority w:val="11"/>
     <w:qFormat/>
-    <w:rsid w:val="006D20DE"/>
+    <w:rsid w:val="0080734F"/>
     <w:pPr>
       <w:numPr>
         <w:ilvl w:val="1"/>
@@ -2043,7 +1923,7 @@
     <w:basedOn w:val="DefaultParagraphFont"/>
     <w:link w:val="Subtitle"/>
     <w:uiPriority w:val="11"/>
-    <w:rsid w:val="006D20DE"/>
+    <w:rsid w:val="0080734F"/>
     <w:rPr>
       <w:rFonts w:eastAsiaTheme="majorEastAsia" w:cstheme="majorBidi"/>
       <w:color w:val="595959" w:themeColor="text1" w:themeTint="A6"/>
@@ -2059,7 +1939,7 @@
     <w:link w:val="QuoteChar"/>
     <w:uiPriority w:val="29"/>
     <w:qFormat/>
-    <w:rsid w:val="006D20DE"/>
+    <w:rsid w:val="0080734F"/>
     <w:pPr>
       <w:spacing w:before="160"/>
       <w:jc w:val="center"/>
@@ -2075,7 +1955,7 @@
     <w:basedOn w:val="DefaultParagraphFont"/>
     <w:link w:val="Quote"/>
     <w:uiPriority w:val="29"/>
-    <w:rsid w:val="006D20DE"/>
+    <w:rsid w:val="0080734F"/>
     <w:rPr>
       <w:i/>
       <w:iCs/>
@@ -2087,7 +1967,7 @@
     <w:basedOn w:val="Normal"/>
     <w:uiPriority w:val="34"/>
     <w:qFormat/>
-    <w:rsid w:val="006D20DE"/>
+    <w:rsid w:val="0080734F"/>
     <w:pPr>
       <w:ind w:left="720"/>
       <w:contextualSpacing/>
@@ -2098,7 +1978,7 @@
     <w:basedOn w:val="DefaultParagraphFont"/>
     <w:uiPriority w:val="21"/>
     <w:qFormat/>
-    <w:rsid w:val="006D20DE"/>
+    <w:rsid w:val="0080734F"/>
     <w:rPr>
       <w:i/>
       <w:iCs/>
@@ -2112,7 +1992,7 @@
     <w:link w:val="IntenseQuoteChar"/>
     <w:uiPriority w:val="30"/>
     <w:qFormat/>
-    <w:rsid w:val="006D20DE"/>
+    <w:rsid w:val="0080734F"/>
     <w:pPr>
       <w:pBdr>
         <w:top w:val="single" w:sz="4" w:space="10" w:color="0F4761" w:themeColor="accent1" w:themeShade="BF"/>
@@ -2133,7 +2013,7 @@
     <w:basedOn w:val="DefaultParagraphFont"/>
     <w:link w:val="IntenseQuote"/>
     <w:uiPriority w:val="30"/>
-    <w:rsid w:val="006D20DE"/>
+    <w:rsid w:val="0080734F"/>
     <w:rPr>
       <w:i/>
       <w:iCs/>
@@ -2145,7 +2025,7 @@
     <w:basedOn w:val="DefaultParagraphFont"/>
     <w:uiPriority w:val="32"/>
     <w:qFormat/>
-    <w:rsid w:val="006D20DE"/>
+    <w:rsid w:val="0080734F"/>
     <w:rPr>
       <w:b/>
       <w:bCs/>
